--- a/docs/활동지_마음의밤길라이더.docx
+++ b/docs/활동지_마음의밤길라이더.docx
@@ -9,7 +9,7 @@
       <w:r>
         <w:rPr>
           <w:b/>
-          <w:sz w:val="38"/>
+          <w:sz w:val="36"/>
         </w:rPr>
         <w:t>🌙 마음의 밤길 라이더 — 활동지</w:t>
       </w:r>
@@ -30,15 +30,24 @@
       <w:r>
         <w:rPr>
           <w:b/>
-          <w:color w:val="1F9E6E"/>
-          <w:sz w:val="26"/>
+          <w:sz w:val="20"/>
         </w:rPr>
-        <w:t>① 오늘 부딪힌(또는 피한) 생각 덩어리 하나</w:t>
+        <w:t>오늘 달린 길:  ☐ 🌃 밤의 숲(감정 조절)   ☐ 🌊 새벽 바다(불안)   ☐ 🏮 노을 등불 골목(타인 이해)   ☐ 🌆 도시의 밤(공동체)</w:t>
       </w:r>
     </w:p>
     <w:p>
       <w:r>
-        <w:t>게임에서 만난 검붉은 생각 덩어리 중 기억나는 문장을 적어보세요.</w:t>
+        <w:rPr>
+          <w:b/>
+          <w:color w:val="1F9E6E"/>
+          <w:sz w:val="26"/>
+        </w:rPr>
+        <w:t>① 오늘 만난 생각 덩어리</w:t>
+      </w:r>
+    </w:p>
+    <w:p>
+      <w:r>
+        <w:t>부딪혔거나 아슬아슬하게 피한 검붉은 생각 하나를 적어보세요.</w:t>
       </w:r>
     </w:p>
     <w:p>
@@ -56,11 +65,6 @@
         <w:t>② 갈림길 — 내가 고른 문장</w:t>
       </w:r>
     </w:p>
-    <w:p>
-      <w:r>
-        <w:t>결과 화면의 '갈림길에서 내가 고른 문장'에서 하나를 옮겨 적고, 실제 내 생활 속 비슷한 상황을 떠올려보세요.</w:t>
-      </w:r>
-    </w:p>
     <w:tbl>
       <w:tblPr>
         <w:tblStyle w:val="TableGrid"/>
@@ -75,27 +79,27 @@
       <w:tr>
         <w:tc>
           <w:tcPr>
-            <w:tcW w:type="dxa" w:w="2551"/>
+            <w:tcW w:type="dxa" w:w="2721"/>
           </w:tcPr>
           <w:p>
             <w:r/>
             <w:r>
               <w:rPr>
-                <w:sz w:val="20"/>
+                <w:sz w:val="19"/>
               </w:rPr>
-              <w:t>내가 고른 문장</w:t>
+              <w:t>결과 화면에서 옮겨 적기</w:t>
             </w:r>
           </w:p>
         </w:tc>
         <w:tc>
           <w:tcPr>
-            <w:tcW w:type="dxa" w:w="6520"/>
+            <w:tcW w:type="dxa" w:w="6350"/>
           </w:tcPr>
           <w:p>
             <w:r/>
             <w:r>
               <w:rPr>
-                <w:sz w:val="20"/>
+                <w:sz w:val="19"/>
               </w:rPr>
             </w:r>
           </w:p>
@@ -104,27 +108,56 @@
       <w:tr>
         <w:tc>
           <w:tcPr>
-            <w:tcW w:type="dxa" w:w="2551"/>
+            <w:tcW w:type="dxa" w:w="2721"/>
           </w:tcPr>
           <w:p>
             <w:r/>
             <w:r>
               <w:rPr>
-                <w:sz w:val="20"/>
+                <w:sz w:val="19"/>
               </w:rPr>
-              <w:t>비슷한 나의 상황</w:t>
+              <w:t>비슷한 나의 실제 상황</w:t>
             </w:r>
           </w:p>
         </w:tc>
         <w:tc>
           <w:tcPr>
-            <w:tcW w:type="dxa" w:w="6520"/>
+            <w:tcW w:type="dxa" w:w="6350"/>
           </w:tcPr>
           <w:p>
             <w:r/>
             <w:r>
               <w:rPr>
-                <w:sz w:val="20"/>
+                <w:sz w:val="19"/>
+              </w:rPr>
+            </w:r>
+          </w:p>
+        </w:tc>
+      </w:tr>
+      <w:tr>
+        <w:tc>
+          <w:tcPr>
+            <w:tcW w:type="dxa" w:w="2721"/>
+          </w:tcPr>
+          <w:p>
+            <w:r/>
+            <w:r>
+              <w:rPr>
+                <w:sz w:val="19"/>
+              </w:rPr>
+              <w:t>그 상황에서 쓸 나만의 문장</w:t>
+            </w:r>
+          </w:p>
+        </w:tc>
+        <w:tc>
+          <w:tcPr>
+            <w:tcW w:type="dxa" w:w="6350"/>
+          </w:tcPr>
+          <w:p>
+            <w:r/>
+            <w:r>
+              <w:rPr>
+                <w:sz w:val="19"/>
               </w:rPr>
             </w:r>
           </w:p>
@@ -139,11 +172,6 @@
           <w:sz w:val="26"/>
         </w:rPr>
         <w:t>③ 내 마음 온도 그래프</w:t>
-      </w:r>
-    </w:p>
-    <w:p>
-      <w:r>
-        <w:t>결과 화면의 온도 그래프를 보고, 온도가 가장 높았던 순간과 그때의 내 선택을 적어보세요.</w:t>
       </w:r>
     </w:p>
     <w:tbl>
@@ -162,13 +190,13 @@
       <w:tr>
         <w:tc>
           <w:tcPr>
-            <w:tcW w:type="dxa" w:w="1701"/>
+            <w:tcW w:type="dxa" w:w="1361"/>
           </w:tcPr>
           <w:p>
             <w:r/>
             <w:r>
               <w:rPr>
-                <w:sz w:val="20"/>
+                <w:sz w:val="19"/>
               </w:rPr>
               <w:t>최고 온도</w:t>
             </w:r>
@@ -176,13 +204,13 @@
         </w:tc>
         <w:tc>
           <w:tcPr>
-            <w:tcW w:type="dxa" w:w="1701"/>
+            <w:tcW w:type="dxa" w:w="1134"/>
           </w:tcPr>
           <w:p>
             <w:r/>
             <w:r>
               <w:rPr>
-                <w:sz w:val="20"/>
+                <w:sz w:val="19"/>
               </w:rPr>
               <w:t xml:space="preserve">        °</w:t>
             </w:r>
@@ -190,15 +218,15 @@
         </w:tc>
         <w:tc>
           <w:tcPr>
-            <w:tcW w:type="dxa" w:w="2268"/>
+            <w:tcW w:type="dxa" w:w="3175"/>
           </w:tcPr>
           <w:p>
             <w:r/>
             <w:r>
               <w:rPr>
-                <w:sz w:val="20"/>
+                <w:sz w:val="19"/>
               </w:rPr>
-              <w:t>그 순간 나는</w:t>
+              <w:t>그 순간 나는 (무엇과 부딪혔나 / 무엇을 했나)</w:t>
             </w:r>
           </w:p>
         </w:tc>
@@ -210,7 +238,7 @@
             <w:r/>
             <w:r>
               <w:rPr>
-                <w:sz w:val="20"/>
+                <w:sz w:val="19"/>
               </w:rPr>
             </w:r>
           </w:p>
@@ -219,13 +247,13 @@
       <w:tr>
         <w:tc>
           <w:tcPr>
-            <w:tcW w:type="dxa" w:w="1701"/>
+            <w:tcW w:type="dxa" w:w="1361"/>
           </w:tcPr>
           <w:p>
             <w:r/>
             <w:r>
               <w:rPr>
-                <w:sz w:val="20"/>
+                <w:sz w:val="19"/>
               </w:rPr>
               <w:t>평균 온도</w:t>
             </w:r>
@@ -233,13 +261,13 @@
         </w:tc>
         <w:tc>
           <w:tcPr>
-            <w:tcW w:type="dxa" w:w="1701"/>
+            <w:tcW w:type="dxa" w:w="1134"/>
           </w:tcPr>
           <w:p>
             <w:r/>
             <w:r>
               <w:rPr>
-                <w:sz w:val="20"/>
+                <w:sz w:val="19"/>
               </w:rPr>
               <w:t xml:space="preserve">        °</w:t>
             </w:r>
@@ -247,15 +275,15 @@
         </w:tc>
         <w:tc>
           <w:tcPr>
-            <w:tcW w:type="dxa" w:w="2268"/>
+            <w:tcW w:type="dxa" w:w="3175"/>
           </w:tcPr>
           <w:p>
             <w:r/>
             <w:r>
               <w:rPr>
-                <w:sz w:val="20"/>
+                <w:sz w:val="19"/>
               </w:rPr>
-              <w:t>온도를 내린 방법</w:t>
+              <w:t>온도를 내린 나의 방법</w:t>
             </w:r>
           </w:p>
         </w:tc>
@@ -267,7 +295,7 @@
             <w:r/>
             <w:r>
               <w:rPr>
-                <w:sz w:val="20"/>
+                <w:sz w:val="19"/>
               </w:rPr>
             </w:r>
           </w:p>
@@ -281,7 +309,76 @@
           <w:color w:val="1F9E6E"/>
           <w:sz w:val="26"/>
         </w:rPr>
-        <w:t>④ 생각 이름표 정리 (인지왜곡)</w:t>
+        <w:t>④ 폭풍 구간에서 나는…</w:t>
+      </w:r>
+    </w:p>
+    <w:p>
+      <w:r>
+        <w:t>☐ 숨을 골랐다(꾹)   ☐ 그냥 달렸다   ☐ 과열 정지에 걸렸다</w:t>
+      </w:r>
+    </w:p>
+    <w:p>
+      <w:r>
+        <w:t xml:space="preserve">그때 화면과 내 마음은 어떻게 달라졌나요? :                                                        </w:t>
+      </w:r>
+    </w:p>
+    <w:p>
+      <w:r>
+        <w:rPr>
+          <w:b/>
+          <w:color w:val="1F9E6E"/>
+          <w:sz w:val="26"/>
+        </w:rPr>
+        <w:t>⑤ 오늘 나에게 남은 문장 하나</w:t>
+      </w:r>
+    </w:p>
+    <w:p>
+      <w:r>
+        <w:t>게임에 입력한 문장을 여기에도 남겨두세요. 일주일 뒤 다시 읽어봅시다.</w:t>
+      </w:r>
+    </w:p>
+    <w:p>
+      <w:r>
+        <w:t>💬 “                                                                              ”</w:t>
+      </w:r>
+    </w:p>
+    <w:p>
+      <w:r>
+        <w:br w:type="page"/>
+      </w:r>
+    </w:p>
+    <w:p>
+      <w:pPr>
+        <w:jc w:val="center"/>
+      </w:pPr>
+      <w:r>
+        <w:rPr>
+          <w:b/>
+          <w:sz w:val="36"/>
+        </w:rPr>
+        <w:t>🗺 길별 미션</w:t>
+      </w:r>
+    </w:p>
+    <w:p>
+      <w:pPr>
+        <w:jc w:val="center"/>
+      </w:pPr>
+      <w:r>
+        <w:rPr>
+          <w:color w:val="666E7A"/>
+          <w:sz w:val="21"/>
+        </w:rPr>
+        <w:t>오늘 달린 길의 미션 하나만 작성하세요</w:t>
+      </w:r>
+    </w:p>
+    <w:p>
+      <w:r>
+        <w:rPr>
+          <w:b/>
+          <w:color w:val="1F9E6E"/>
+          <w:sz w:val="26"/>
+        </w:rPr>
+        <w:t>🌃 밤의 숲 미션 — 생각에 이름표 붙이기 (감정 조절)</w:t>
       </w:r>
     </w:p>
     <w:tbl>
@@ -306,7 +403,7 @@
             <w:r>
               <w:rPr>
                 <w:b/>
-                <w:sz w:val="20"/>
+                <w:sz w:val="18"/>
               </w:rPr>
               <w:t>이름표</w:t>
             </w:r>
@@ -321,7 +418,7 @@
             <w:r>
               <w:rPr>
                 <w:b/>
-                <w:sz w:val="20"/>
+                <w:sz w:val="18"/>
               </w:rPr>
               <w:t>뜻</w:t>
             </w:r>
@@ -336,9 +433,9 @@
             <w:r>
               <w:rPr>
                 <w:b/>
-                <w:sz w:val="20"/>
+                <w:sz w:val="18"/>
               </w:rPr>
-              <w:t>나의 예시 문장</w:t>
+              <w:t>나의 예시 문장 (내가 자주 하는 생각으로)</w:t>
             </w:r>
           </w:p>
         </w:tc>
@@ -352,7 +449,7 @@
             <w:r/>
             <w:r>
               <w:rPr>
-                <w:sz w:val="20"/>
+                <w:sz w:val="18"/>
               </w:rPr>
               <w:t>파국화</w:t>
             </w:r>
@@ -366,9 +463,9 @@
             <w:r/>
             <w:r>
               <w:rPr>
-                <w:sz w:val="20"/>
+                <w:sz w:val="18"/>
               </w:rPr>
-              <w:t>작은 일에서 최악의 결말로 점프</w:t>
+              <w:t>작은 일 → 최악의 결말로 점프</w:t>
             </w:r>
           </w:p>
         </w:tc>
@@ -380,7 +477,7 @@
             <w:r/>
             <w:r>
               <w:rPr>
-                <w:sz w:val="20"/>
+                <w:sz w:val="18"/>
               </w:rPr>
             </w:r>
           </w:p>
@@ -395,7 +492,7 @@
             <w:r/>
             <w:r>
               <w:rPr>
-                <w:sz w:val="20"/>
+                <w:sz w:val="18"/>
               </w:rPr>
               <w:t>독심술</w:t>
             </w:r>
@@ -409,7 +506,7 @@
             <w:r/>
             <w:r>
               <w:rPr>
-                <w:sz w:val="20"/>
+                <w:sz w:val="18"/>
               </w:rPr>
               <w:t>확인 없이 남의 마음을 단정</w:t>
             </w:r>
@@ -423,7 +520,7 @@
             <w:r/>
             <w:r>
               <w:rPr>
-                <w:sz w:val="20"/>
+                <w:sz w:val="18"/>
               </w:rPr>
             </w:r>
           </w:p>
@@ -438,7 +535,7 @@
             <w:r/>
             <w:r>
               <w:rPr>
-                <w:sz w:val="20"/>
+                <w:sz w:val="18"/>
               </w:rPr>
               <w:t>흑백논리</w:t>
             </w:r>
@@ -452,7 +549,7 @@
             <w:r/>
             <w:r>
               <w:rPr>
-                <w:sz w:val="20"/>
+                <w:sz w:val="18"/>
               </w:rPr>
               <w:t>전부 아니면 전무</w:t>
             </w:r>
@@ -466,7 +563,7 @@
             <w:r/>
             <w:r>
               <w:rPr>
-                <w:sz w:val="20"/>
+                <w:sz w:val="18"/>
               </w:rPr>
             </w:r>
           </w:p>
@@ -481,7 +578,7 @@
             <w:r/>
             <w:r>
               <w:rPr>
-                <w:sz w:val="20"/>
+                <w:sz w:val="18"/>
               </w:rPr>
               <w:t>과잉일반화</w:t>
             </w:r>
@@ -495,7 +592,7 @@
             <w:r/>
             <w:r>
               <w:rPr>
-                <w:sz w:val="20"/>
+                <w:sz w:val="18"/>
               </w:rPr>
               <w:t>한두 번을 '항상'으로</w:t>
             </w:r>
@@ -509,7 +606,7 @@
             <w:r/>
             <w:r>
               <w:rPr>
-                <w:sz w:val="20"/>
+                <w:sz w:val="18"/>
               </w:rPr>
             </w:r>
           </w:p>
@@ -524,9 +621,9 @@
             <w:r/>
             <w:r>
               <w:rPr>
-                <w:sz w:val="20"/>
+                <w:sz w:val="18"/>
               </w:rPr>
-              <w:t>개인화</w:t>
+              <w:t>낙인찍기</w:t>
             </w:r>
           </w:p>
         </w:tc>
@@ -538,9 +635,9 @@
             <w:r/>
             <w:r>
               <w:rPr>
-                <w:sz w:val="20"/>
+                <w:sz w:val="18"/>
               </w:rPr>
-              <w:t>내 몫이 아닌 것까지 내 탓</w:t>
+              <w:t>행동 하나로 사람 전체에 이름표</w:t>
             </w:r>
           </w:p>
         </w:tc>
@@ -552,7 +649,7 @@
             <w:r/>
             <w:r>
               <w:rPr>
-                <w:sz w:val="20"/>
+                <w:sz w:val="18"/>
               </w:rPr>
             </w:r>
           </w:p>
@@ -566,17 +663,390 @@
           <w:color w:val="1F9E6E"/>
           <w:sz w:val="26"/>
         </w:rPr>
-        <w:t>⑤ 오늘 나에게 남은 문장 하나</w:t>
+        <w:t>🌊 새벽 바다 미션 — 몸의 신호 3단계 (불안 다루기)</w:t>
+      </w:r>
+    </w:p>
+    <w:tbl>
+      <w:tblPr>
+        <w:tblStyle w:val="TableGrid"/>
+        <w:tblW w:type="auto" w:w="0"/>
+        <w:jc w:val="center"/>
+        <w:tblLook w:firstColumn="1" w:firstRow="1" w:lastColumn="0" w:lastRow="0" w:noHBand="0" w:noVBand="1" w:val="04A0"/>
+      </w:tblPr>
+      <w:tblGrid>
+        <w:gridCol w:w="2880"/>
+        <w:gridCol w:w="2880"/>
+        <w:gridCol w:w="2880"/>
+      </w:tblGrid>
+      <w:tr>
+        <w:tc>
+          <w:tcPr>
+            <w:tcW w:type="dxa" w:w="1587"/>
+          </w:tcPr>
+          <w:p>
+            <w:r/>
+            <w:r>
+              <w:rPr>
+                <w:sz w:val="18"/>
+              </w:rPr>
+              <w:t>1. 몸의 신호</w:t>
+            </w:r>
+          </w:p>
+        </w:tc>
+        <w:tc>
+          <w:tcPr>
+            <w:tcW w:type="dxa" w:w="4082"/>
+          </w:tcPr>
+          <w:p>
+            <w:r/>
+            <w:r>
+              <w:rPr>
+                <w:sz w:val="18"/>
+              </w:rPr>
+              <w:t>불안할 때 내 몸에 나타나는 것 (예: 심장 두근, 손에 땀)</w:t>
+            </w:r>
+          </w:p>
+        </w:tc>
+        <w:tc>
+          <w:tcPr>
+            <w:tcW w:type="dxa" w:w="3402"/>
+          </w:tcPr>
+          <w:p>
+            <w:r/>
+            <w:r>
+              <w:rPr>
+                <w:sz w:val="18"/>
+              </w:rPr>
+            </w:r>
+          </w:p>
+        </w:tc>
+      </w:tr>
+      <w:tr>
+        <w:tc>
+          <w:tcPr>
+            <w:tcW w:type="dxa" w:w="1587"/>
+          </w:tcPr>
+          <w:p>
+            <w:r/>
+            <w:r>
+              <w:rPr>
+                <w:sz w:val="18"/>
+              </w:rPr>
+              <w:t>2. 이름 붙이기</w:t>
+            </w:r>
+          </w:p>
+        </w:tc>
+        <w:tc>
+          <w:tcPr>
+            <w:tcW w:type="dxa" w:w="4082"/>
+          </w:tcPr>
+          <w:p>
+            <w:r/>
+            <w:r>
+              <w:rPr>
+                <w:sz w:val="18"/>
+              </w:rPr>
+              <w:t>그 두근거림의 진짜 이름 (긴장? 설렘? 초조함?)</w:t>
+            </w:r>
+          </w:p>
+        </w:tc>
+        <w:tc>
+          <w:tcPr>
+            <w:tcW w:type="dxa" w:w="3402"/>
+          </w:tcPr>
+          <w:p>
+            <w:r/>
+            <w:r>
+              <w:rPr>
+                <w:sz w:val="18"/>
+              </w:rPr>
+            </w:r>
+          </w:p>
+        </w:tc>
+      </w:tr>
+      <w:tr>
+        <w:tc>
+          <w:tcPr>
+            <w:tcW w:type="dxa" w:w="1587"/>
+          </w:tcPr>
+          <w:p>
+            <w:r/>
+            <w:r>
+              <w:rPr>
+                <w:sz w:val="18"/>
+              </w:rPr>
+              <w:t>3. 나의 호흡</w:t>
+            </w:r>
+          </w:p>
+        </w:tc>
+        <w:tc>
+          <w:tcPr>
+            <w:tcW w:type="dxa" w:w="4082"/>
+          </w:tcPr>
+          <w:p>
+            <w:r/>
+            <w:r>
+              <w:rPr>
+                <w:sz w:val="18"/>
+              </w:rPr>
+              <w:t>그 순간 내가 쓸 조절 방법 한 가지</w:t>
+            </w:r>
+          </w:p>
+        </w:tc>
+        <w:tc>
+          <w:tcPr>
+            <w:tcW w:type="dxa" w:w="3402"/>
+          </w:tcPr>
+          <w:p>
+            <w:r/>
+            <w:r>
+              <w:rPr>
+                <w:sz w:val="18"/>
+              </w:rPr>
+            </w:r>
+          </w:p>
+        </w:tc>
+      </w:tr>
+    </w:tbl>
+    <w:p>
+      <w:r>
+        <w:rPr>
+          <w:b/>
+          <w:color w:val="1F9E6E"/>
+          <w:sz w:val="26"/>
+        </w:rPr>
+        <w:t>🏮 노을 등불 골목 미션 — 친구 마음 읽기 (타인 이해)</w:t>
       </w:r>
     </w:p>
     <w:p>
       <w:r>
-        <w:t>게임에 입력한 문장을 여기에도 남겨두세요. 일주일 뒤에 다시 읽어봅시다.</w:t>
+        <w:t>요즘 마음이 궁금한 친구 한 명을 떠올려보세요. (이름은 쓰지 않아도 됩니다)</w:t>
       </w:r>
     </w:p>
+    <w:tbl>
+      <w:tblPr>
+        <w:tblStyle w:val="TableGrid"/>
+        <w:tblW w:type="auto" w:w="0"/>
+        <w:jc w:val="center"/>
+        <w:tblLook w:firstColumn="1" w:firstRow="1" w:lastColumn="0" w:lastRow="0" w:noHBand="0" w:noVBand="1" w:val="04A0"/>
+      </w:tblPr>
+      <w:tblGrid>
+        <w:gridCol w:w="4320"/>
+        <w:gridCol w:w="4320"/>
+      </w:tblGrid>
+      <w:tr>
+        <w:tc>
+          <w:tcPr>
+            <w:tcW w:type="dxa" w:w="3402"/>
+          </w:tcPr>
+          <w:p>
+            <w:r/>
+            <w:r>
+              <w:rPr>
+                <w:sz w:val="18"/>
+              </w:rPr>
+              <w:t>내가 본 모습(행동·표정)</w:t>
+            </w:r>
+          </w:p>
+        </w:tc>
+        <w:tc>
+          <w:tcPr>
+            <w:tcW w:type="dxa" w:w="5669"/>
+          </w:tcPr>
+          <w:p>
+            <w:r/>
+            <w:r>
+              <w:rPr>
+                <w:sz w:val="18"/>
+              </w:rPr>
+            </w:r>
+          </w:p>
+        </w:tc>
+      </w:tr>
+      <w:tr>
+        <w:tc>
+          <w:tcPr>
+            <w:tcW w:type="dxa" w:w="3402"/>
+          </w:tcPr>
+          <w:p>
+            <w:r/>
+            <w:r>
+              <w:rPr>
+                <w:sz w:val="18"/>
+              </w:rPr>
+              <w:t>그 친구의 마음, 나의 추측</w:t>
+            </w:r>
+          </w:p>
+        </w:tc>
+        <w:tc>
+          <w:tcPr>
+            <w:tcW w:type="dxa" w:w="5669"/>
+          </w:tcPr>
+          <w:p>
+            <w:r/>
+            <w:r>
+              <w:rPr>
+                <w:sz w:val="18"/>
+              </w:rPr>
+            </w:r>
+          </w:p>
+        </w:tc>
+      </w:tr>
+      <w:tr>
+        <w:tc>
+          <w:tcPr>
+            <w:tcW w:type="dxa" w:w="3402"/>
+          </w:tcPr>
+          <w:p>
+            <w:r/>
+            <w:r>
+              <w:rPr>
+                <w:sz w:val="18"/>
+              </w:rPr>
+              <w:t>단정하지 않고 '확인'하는 나의 한마디</w:t>
+              <w:br/>
+              <w:t>(예: "요즘 어때? 무슨 일 있어?")</w:t>
+            </w:r>
+          </w:p>
+        </w:tc>
+        <w:tc>
+          <w:tcPr>
+            <w:tcW w:type="dxa" w:w="5669"/>
+          </w:tcPr>
+          <w:p>
+            <w:r/>
+            <w:r>
+              <w:rPr>
+                <w:sz w:val="18"/>
+              </w:rPr>
+            </w:r>
+          </w:p>
+        </w:tc>
+      </w:tr>
+    </w:tbl>
     <w:p>
       <w:r>
-        <w:t>💬 “                                                                              ”</w:t>
+        <w:rPr>
+          <w:b/>
+          <w:color w:val="1F9E6E"/>
+          <w:sz w:val="26"/>
+        </w:rPr>
+        <w:t>🌆 도시의 밤 미션 — 내가 켤 수 있는 불빛 하나 (공동체)</w:t>
+      </w:r>
+    </w:p>
+    <w:tbl>
+      <w:tblPr>
+        <w:tblStyle w:val="TableGrid"/>
+        <w:tblW w:type="auto" w:w="0"/>
+        <w:jc w:val="center"/>
+        <w:tblLook w:firstColumn="1" w:firstRow="1" w:lastColumn="0" w:lastRow="0" w:noHBand="0" w:noVBand="1" w:val="04A0"/>
+      </w:tblPr>
+      <w:tblGrid>
+        <w:gridCol w:w="4320"/>
+        <w:gridCol w:w="4320"/>
+      </w:tblGrid>
+      <w:tr>
+        <w:tc>
+          <w:tcPr>
+            <w:tcW w:type="dxa" w:w="3402"/>
+          </w:tcPr>
+          <w:p>
+            <w:r/>
+            <w:r>
+              <w:rPr>
+                <w:sz w:val="18"/>
+              </w:rPr>
+              <w:t>우리 반에서 이번 주에 실천할</w:t>
+              <w:br/>
+              <w:t>'작은 용기' 한 가지</w:t>
+            </w:r>
+          </w:p>
+        </w:tc>
+        <w:tc>
+          <w:tcPr>
+            <w:tcW w:type="dxa" w:w="5669"/>
+          </w:tcPr>
+          <w:p>
+            <w:r/>
+            <w:r>
+              <w:rPr>
+                <w:sz w:val="18"/>
+              </w:rPr>
+            </w:r>
+          </w:p>
+        </w:tc>
+      </w:tr>
+      <w:tr>
+        <w:tc>
+          <w:tcPr>
+            <w:tcW w:type="dxa" w:w="3402"/>
+          </w:tcPr>
+          <w:p>
+            <w:r/>
+            <w:r>
+              <w:rPr>
+                <w:sz w:val="18"/>
+              </w:rPr>
+              <w:t>그 순간 예상되는 나의 머뭇거림</w:t>
+            </w:r>
+          </w:p>
+        </w:tc>
+        <w:tc>
+          <w:tcPr>
+            <w:tcW w:type="dxa" w:w="5669"/>
+          </w:tcPr>
+          <w:p>
+            <w:r/>
+            <w:r>
+              <w:rPr>
+                <w:sz w:val="18"/>
+              </w:rPr>
+            </w:r>
+          </w:p>
+        </w:tc>
+      </w:tr>
+      <w:tr>
+        <w:tc>
+          <w:tcPr>
+            <w:tcW w:type="dxa" w:w="3402"/>
+          </w:tcPr>
+          <w:p>
+            <w:r/>
+            <w:r>
+              <w:rPr>
+                <w:sz w:val="18"/>
+              </w:rPr>
+              <w:t>머뭇거림에게 건넬 문장</w:t>
+              <w:br/>
+              <w:t>(예: "그 누군가가 나일 수 있어")</w:t>
+            </w:r>
+          </w:p>
+        </w:tc>
+        <w:tc>
+          <w:tcPr>
+            <w:tcW w:type="dxa" w:w="5669"/>
+          </w:tcPr>
+          <w:p>
+            <w:r/>
+            <w:r>
+              <w:rPr>
+                <w:sz w:val="18"/>
+              </w:rPr>
+            </w:r>
+          </w:p>
+        </w:tc>
+      </w:tr>
+    </w:tbl>
+    <w:p>
+      <w:pPr>
+        <w:jc w:val="center"/>
+      </w:pPr>
+      <w:r>
+        <w:rPr>
+          <w:color w:val="C22E6E"/>
+          <w:sz w:val="19"/>
+        </w:rPr>
+        <w:t>✏️ 내가 겪은 상황으로 게임 문항을 만들고 싶다면 → 결과 화면의 '우리 반 갈림길 문항 제안하기'!</w:t>
       </w:r>
     </w:p>
     <w:p>
@@ -588,7 +1058,7 @@
           <w:color w:val="666E7A"/>
           <w:sz w:val="18"/>
         </w:rPr>
-        <w:t>LevLab Yeol · 마음건강 SEL — 감정 조절</w:t>
+        <w:t>LevLab Yeol · 마음건강 SEL</w:t>
       </w:r>
     </w:p>
     <w:sectPr>

--- a/docs/활동지_마음의밤길라이더.docx
+++ b/docs/활동지_마음의밤길라이더.docx
@@ -4,88 +4,937 @@
   <w:body>
     <w:p>
       <w:pPr>
-        <w:jc w:val="center"/>
+        <w:keepNext w:val="0"/>
+        <w:spacing w:before="0" w:after="0"/>
       </w:pPr>
       <w:r>
         <w:rPr>
+          <w:rFonts w:ascii="BM JUA" w:hAnsi="BM JUA" w:eastAsia="BM JUA" w:cs="BM JUA"/>
           <w:b/>
-          <w:sz w:val="36"/>
+          <w:i w:val="0"/>
+          <w:color w:val="2E2A55"/>
+          <w:sz w:val="50"/>
         </w:rPr>
-        <w:t>🌙 마음의 밤길 라이더 — 활동지</w:t>
+        <w:t>🌙 마음의 밤길 라이더</w:t>
       </w:r>
     </w:p>
     <w:p>
       <w:pPr>
-        <w:jc w:val="center"/>
+        <w:keepNext w:val="0"/>
+        <w:spacing w:before="0" w:after="200"/>
       </w:pPr>
       <w:r>
         <w:rPr>
-          <w:color w:val="666E7A"/>
-          <w:sz w:val="21"/>
+          <w:rFonts w:ascii="BM JUA" w:hAnsi="BM JUA" w:eastAsia="BM JUA" w:cs="BM JUA"/>
+          <w:b/>
+          <w:i w:val="0"/>
+          <w:color w:val="FFFFFF"/>
+          <w:sz w:val="22"/>
+          <w:shd w:val="clear" w:color="auto" w:fill="2E2A55"/>
         </w:rPr>
-        <w:t xml:space="preserve">        학년      반      번   이름:                    </w:t>
+        <w:t xml:space="preserve"> 활동지 </w:t>
       </w:r>
-    </w:p>
-    <w:p>
       <w:r>
         <w:rPr>
-          <w:b/>
+          <w:rFonts w:ascii="MARU BuriOTF Beta" w:hAnsi="MARU BuriOTF Beta" w:eastAsia="MARU BuriOTF Beta" w:cs="MARU BuriOTF Beta"/>
+          <w:b w:val="0"/>
+          <w:i/>
+          <w:color w:val="7A7A85"/>
           <w:sz w:val="20"/>
         </w:rPr>
-        <w:t>오늘 달린 길:  ☐ 🌃 밤의 숲(감정 조절)   ☐ 🌊 새벽 바다(불안)   ☐ 🏮 노을 등불 골목(타인 이해)   ☐ 🌆 도시의 밤(공동체)</w:t>
-      </w:r>
-    </w:p>
-    <w:p>
-      <w:r>
-        <w:rPr>
-          <w:b/>
-          <w:color w:val="1F9E6E"/>
-          <w:sz w:val="26"/>
-        </w:rPr>
-        <w:t>① 오늘 만난 생각 덩어리</w:t>
-      </w:r>
-    </w:p>
-    <w:p>
-      <w:r>
-        <w:t>부딪혔거나 아슬아슬하게 피한 검붉은 생각 하나를 적어보세요.</w:t>
-      </w:r>
-    </w:p>
-    <w:p>
-      <w:r>
-        <w:t>“                                                                                  ”</w:t>
-      </w:r>
-    </w:p>
-    <w:p>
-      <w:r>
-        <w:rPr>
-          <w:b/>
-          <w:color w:val="1F9E6E"/>
-          <w:sz w:val="26"/>
-        </w:rPr>
-        <w:t>② 갈림길 — 내가 고른 문장</w:t>
+        <w:t xml:space="preserve">   오늘 달린 길의 마음을 기록해볼까요?</w:t>
       </w:r>
     </w:p>
     <w:tbl>
       <w:tblPr>
-        <w:tblStyle w:val="TableGrid"/>
-        <w:tblW w:type="auto" w:w="0"/>
-        <w:jc w:val="center"/>
+        <w:tblW w:type="dxa" w:w="9746"/>
+        <w:tblLayout w:type="fixed"/>
         <w:tblLook w:firstColumn="1" w:firstRow="1" w:lastColumn="0" w:lastRow="0" w:noHBand="0" w:noVBand="1" w:val="04A0"/>
+        <w:tblBorders>
+          <w:top w:val="nil"/>
+          <w:left w:val="nil"/>
+          <w:bottom w:val="nil"/>
+          <w:right w:val="nil"/>
+          <w:insideH w:val="nil"/>
+          <w:insideV w:val="nil"/>
+        </w:tblBorders>
       </w:tblPr>
       <w:tblGrid>
-        <w:gridCol w:w="4320"/>
-        <w:gridCol w:w="4320"/>
+        <w:gridCol w:w="1400"/>
+        <w:gridCol w:w="1400"/>
+        <w:gridCol w:w="1400"/>
+        <w:gridCol w:w="5546"/>
       </w:tblGrid>
       <w:tr>
         <w:tc>
           <w:tcPr>
-            <w:tcW w:type="dxa" w:w="2721"/>
+            <w:tcW w:type="dxa" w:w="1400"/>
+            <w:tcMar>
+              <w:top w:w="40" w:type="dxa"/>
+              <w:bottom w:w="10" w:type="dxa"/>
+              <w:start w:w="100" w:type="dxa"/>
+              <w:end w:w="120" w:type="dxa"/>
+            </w:tcMar>
+            <w:vAlign w:val="center"/>
           </w:tcPr>
           <w:p>
+            <w:pPr>
+              <w:spacing w:after="0"/>
+            </w:pPr>
             <w:r/>
             <w:r>
               <w:rPr>
-                <w:sz w:val="19"/>
+                <w:rFonts w:ascii="Pretendard Medium" w:hAnsi="Pretendard Medium" w:eastAsia="Pretendard Medium" w:cs="Pretendard Medium"/>
+                <w:b w:val="0"/>
+                <w:i w:val="0"/>
+                <w:color w:val="7A7A85"/>
+                <w:sz w:val="17"/>
+              </w:rPr>
+              <w:t>학년</w:t>
+            </w:r>
+          </w:p>
+        </w:tc>
+        <w:tc>
+          <w:tcPr>
+            <w:tcW w:type="dxa" w:w="1400"/>
+            <w:tcMar>
+              <w:top w:w="40" w:type="dxa"/>
+              <w:bottom w:w="10" w:type="dxa"/>
+              <w:start w:w="100" w:type="dxa"/>
+              <w:end w:w="120" w:type="dxa"/>
+            </w:tcMar>
+            <w:vAlign w:val="center"/>
+          </w:tcPr>
+          <w:p>
+            <w:pPr>
+              <w:spacing w:after="0"/>
+            </w:pPr>
+            <w:r/>
+            <w:r>
+              <w:rPr>
+                <w:rFonts w:ascii="Pretendard Medium" w:hAnsi="Pretendard Medium" w:eastAsia="Pretendard Medium" w:cs="Pretendard Medium"/>
+                <w:b w:val="0"/>
+                <w:i w:val="0"/>
+                <w:color w:val="7A7A85"/>
+                <w:sz w:val="17"/>
+              </w:rPr>
+              <w:t>반</w:t>
+            </w:r>
+          </w:p>
+        </w:tc>
+        <w:tc>
+          <w:tcPr>
+            <w:tcW w:type="dxa" w:w="1400"/>
+            <w:tcMar>
+              <w:top w:w="40" w:type="dxa"/>
+              <w:bottom w:w="10" w:type="dxa"/>
+              <w:start w:w="100" w:type="dxa"/>
+              <w:end w:w="120" w:type="dxa"/>
+            </w:tcMar>
+            <w:vAlign w:val="center"/>
+          </w:tcPr>
+          <w:p>
+            <w:pPr>
+              <w:spacing w:after="0"/>
+            </w:pPr>
+            <w:r/>
+            <w:r>
+              <w:rPr>
+                <w:rFonts w:ascii="Pretendard Medium" w:hAnsi="Pretendard Medium" w:eastAsia="Pretendard Medium" w:cs="Pretendard Medium"/>
+                <w:b w:val="0"/>
+                <w:i w:val="0"/>
+                <w:color w:val="7A7A85"/>
+                <w:sz w:val="17"/>
+              </w:rPr>
+              <w:t>번</w:t>
+            </w:r>
+          </w:p>
+        </w:tc>
+        <w:tc>
+          <w:tcPr>
+            <w:tcW w:type="dxa" w:w="5546"/>
+            <w:tcMar>
+              <w:top w:w="40" w:type="dxa"/>
+              <w:bottom w:w="10" w:type="dxa"/>
+              <w:start w:w="100" w:type="dxa"/>
+              <w:end w:w="120" w:type="dxa"/>
+            </w:tcMar>
+            <w:vAlign w:val="center"/>
+          </w:tcPr>
+          <w:p>
+            <w:pPr>
+              <w:spacing w:after="0"/>
+            </w:pPr>
+            <w:r/>
+            <w:r>
+              <w:rPr>
+                <w:rFonts w:ascii="Pretendard Medium" w:hAnsi="Pretendard Medium" w:eastAsia="Pretendard Medium" w:cs="Pretendard Medium"/>
+                <w:b w:val="0"/>
+                <w:i w:val="0"/>
+                <w:color w:val="7A7A85"/>
+                <w:sz w:val="17"/>
+              </w:rPr>
+              <w:t>이름</w:t>
+            </w:r>
+          </w:p>
+        </w:tc>
+      </w:tr>
+      <w:tr>
+        <w:tc>
+          <w:tcPr>
+            <w:tcW w:type="dxa" w:w="1400"/>
+            <w:tcMar>
+              <w:top w:w="10" w:type="dxa"/>
+              <w:bottom w:w="40" w:type="dxa"/>
+              <w:start w:w="100" w:type="dxa"/>
+              <w:end w:w="100" w:type="dxa"/>
+            </w:tcMar>
+            <w:tcBorders>
+              <w:top w:val="nil"/>
+              <w:left w:val="nil"/>
+              <w:bottom w:val="single" w:sz="6" w:color="C9C2E0"/>
+              <w:right w:val="nil"/>
+            </w:tcBorders>
+            <w:vAlign w:val="center"/>
+          </w:tcPr>
+          <w:p>
+            <w:pPr>
+              <w:spacing w:after="0"/>
+            </w:pPr>
+            <w:r/>
+            <w:r>
+              <w:rPr>
+                <w:rFonts w:ascii="Pretendard" w:hAnsi="Pretendard" w:eastAsia="Pretendard" w:cs="Pretendard"/>
+                <w:b w:val="0"/>
+                <w:i w:val="0"/>
+                <w:color w:val="2B2B33"/>
+                <w:sz w:val="24"/>
+              </w:rPr>
+              <w:t xml:space="preserve"> </w:t>
+            </w:r>
+          </w:p>
+        </w:tc>
+        <w:tc>
+          <w:tcPr>
+            <w:tcW w:type="dxa" w:w="1400"/>
+            <w:tcMar>
+              <w:top w:w="10" w:type="dxa"/>
+              <w:bottom w:w="40" w:type="dxa"/>
+              <w:start w:w="100" w:type="dxa"/>
+              <w:end w:w="100" w:type="dxa"/>
+            </w:tcMar>
+            <w:tcBorders>
+              <w:top w:val="nil"/>
+              <w:left w:val="nil"/>
+              <w:bottom w:val="single" w:sz="6" w:color="C9C2E0"/>
+              <w:right w:val="nil"/>
+            </w:tcBorders>
+            <w:vAlign w:val="center"/>
+          </w:tcPr>
+          <w:p>
+            <w:pPr>
+              <w:spacing w:after="0"/>
+            </w:pPr>
+            <w:r/>
+            <w:r>
+              <w:rPr>
+                <w:rFonts w:ascii="Pretendard" w:hAnsi="Pretendard" w:eastAsia="Pretendard" w:cs="Pretendard"/>
+                <w:b w:val="0"/>
+                <w:i w:val="0"/>
+                <w:color w:val="2B2B33"/>
+                <w:sz w:val="24"/>
+              </w:rPr>
+              <w:t xml:space="preserve"> </w:t>
+            </w:r>
+          </w:p>
+        </w:tc>
+        <w:tc>
+          <w:tcPr>
+            <w:tcW w:type="dxa" w:w="1400"/>
+            <w:tcMar>
+              <w:top w:w="10" w:type="dxa"/>
+              <w:bottom w:w="40" w:type="dxa"/>
+              <w:start w:w="100" w:type="dxa"/>
+              <w:end w:w="100" w:type="dxa"/>
+            </w:tcMar>
+            <w:tcBorders>
+              <w:top w:val="nil"/>
+              <w:left w:val="nil"/>
+              <w:bottom w:val="single" w:sz="6" w:color="C9C2E0"/>
+              <w:right w:val="nil"/>
+            </w:tcBorders>
+            <w:vAlign w:val="center"/>
+          </w:tcPr>
+          <w:p>
+            <w:pPr>
+              <w:spacing w:after="0"/>
+            </w:pPr>
+            <w:r/>
+            <w:r>
+              <w:rPr>
+                <w:rFonts w:ascii="Pretendard" w:hAnsi="Pretendard" w:eastAsia="Pretendard" w:cs="Pretendard"/>
+                <w:b w:val="0"/>
+                <w:i w:val="0"/>
+                <w:color w:val="2B2B33"/>
+                <w:sz w:val="24"/>
+              </w:rPr>
+              <w:t xml:space="preserve"> </w:t>
+            </w:r>
+          </w:p>
+        </w:tc>
+        <w:tc>
+          <w:tcPr>
+            <w:tcW w:type="dxa" w:w="5546"/>
+            <w:tcMar>
+              <w:top w:w="10" w:type="dxa"/>
+              <w:bottom w:w="40" w:type="dxa"/>
+              <w:start w:w="100" w:type="dxa"/>
+              <w:end w:w="100" w:type="dxa"/>
+            </w:tcMar>
+            <w:tcBorders>
+              <w:top w:val="nil"/>
+              <w:left w:val="nil"/>
+              <w:bottom w:val="single" w:sz="6" w:color="C9C2E0"/>
+              <w:right w:val="nil"/>
+            </w:tcBorders>
+            <w:vAlign w:val="center"/>
+          </w:tcPr>
+          <w:p>
+            <w:pPr>
+              <w:spacing w:after="0"/>
+            </w:pPr>
+            <w:r/>
+            <w:r>
+              <w:rPr>
+                <w:rFonts w:ascii="Pretendard" w:hAnsi="Pretendard" w:eastAsia="Pretendard" w:cs="Pretendard"/>
+                <w:b w:val="0"/>
+                <w:i w:val="0"/>
+                <w:color w:val="2B2B33"/>
+                <w:sz w:val="24"/>
+              </w:rPr>
+              <w:t xml:space="preserve"> </w:t>
+            </w:r>
+          </w:p>
+        </w:tc>
+      </w:tr>
+    </w:tbl>
+    <w:p>
+      <w:pPr>
+        <w:spacing w:before="80" w:after="280"/>
+        <w:pBdr>
+          <w:bottom w:val="single" w:sz="4" w:space="4" w:color="E4E0F0"/>
+        </w:pBdr>
+      </w:pPr>
+    </w:p>
+    <w:p>
+      <w:pPr>
+        <w:keepNext w:val="0"/>
+        <w:spacing w:before="0" w:after="160"/>
+      </w:pPr>
+      <w:r>
+        <w:rPr>
+          <w:rFonts w:ascii="BM JUA" w:hAnsi="BM JUA" w:eastAsia="BM JUA" w:cs="BM JUA"/>
+          <w:b/>
+          <w:i w:val="0"/>
+          <w:color w:val="2E2A55"/>
+          <w:sz w:val="26"/>
+        </w:rPr>
+        <w:t>오늘 달린 길</w:t>
+      </w:r>
+      <w:r>
+        <w:rPr>
+          <w:rFonts w:ascii="Pretendard" w:hAnsi="Pretendard" w:eastAsia="Pretendard" w:cs="Pretendard"/>
+          <w:b w:val="0"/>
+          <w:i w:val="0"/>
+          <w:color w:val="7A7A85"/>
+          <w:sz w:val="18"/>
+        </w:rPr>
+        <w:t xml:space="preserve">   — 오늘 달린 길에 표시하세요</w:t>
+      </w:r>
+    </w:p>
+    <w:tbl>
+      <w:tblPr>
+        <w:tblW w:type="dxa" w:w="9744"/>
+        <w:tblLayout w:type="fixed"/>
+        <w:tblLook w:firstColumn="1" w:firstRow="1" w:lastColumn="0" w:lastRow="0" w:noHBand="0" w:noVBand="1" w:val="04A0"/>
+        <w:tblBorders>
+          <w:top w:val="nil"/>
+          <w:left w:val="nil"/>
+          <w:bottom w:val="nil"/>
+          <w:right w:val="nil"/>
+          <w:insideH w:val="nil"/>
+          <w:insideV w:val="nil"/>
+        </w:tblBorders>
+      </w:tblPr>
+      <w:tblGrid>
+        <w:gridCol w:w="2436"/>
+        <w:gridCol w:w="2436"/>
+        <w:gridCol w:w="2436"/>
+        <w:gridCol w:w="2436"/>
+      </w:tblGrid>
+      <w:tr>
+        <w:tc>
+          <w:tcPr>
+            <w:tcW w:type="dxa" w:w="2436"/>
+            <w:tcMar>
+              <w:top w:w="30" w:type="dxa"/>
+              <w:bottom w:w="30" w:type="dxa"/>
+              <w:start w:w="30" w:type="dxa"/>
+              <w:end w:w="30" w:type="dxa"/>
+            </w:tcMar>
+            <w:tcBorders>
+              <w:top w:val="single" w:sz="6" w:color="FFFFFF"/>
+              <w:left w:val="single" w:sz="6" w:color="FFFFFF"/>
+              <w:bottom w:val="single" w:sz="6" w:color="FFFFFF"/>
+              <w:right w:val="single" w:sz="6" w:color="FFFFFF"/>
+            </w:tcBorders>
+          </w:tcPr>
+          <w:p>
+            <w:pPr>
+              <w:jc w:val="center"/>
+            </w:pPr>
+            <w:r>
+              <w:drawing>
+                <wp:inline xmlns:a="http://schemas.openxmlformats.org/drawingml/2006/main" xmlns:pic="http://schemas.openxmlformats.org/drawingml/2006/picture">
+                  <wp:extent cx="1501140" cy="2070200"/>
+                  <wp:docPr id="1" name="Picture 1"/>
+                  <wp:cNvGraphicFramePr>
+                    <a:graphicFrameLocks noChangeAspect="1"/>
+                  </wp:cNvGraphicFramePr>
+                  <a:graphic>
+                    <a:graphicData uri="http://schemas.openxmlformats.org/drawingml/2006/picture">
+                      <pic:pic>
+                        <pic:nvPicPr>
+                          <pic:cNvPr id="0" name="night.png"/>
+                          <pic:cNvPicPr/>
+                        </pic:nvPicPr>
+                        <pic:blipFill>
+                          <a:blip r:embed="rId9"/>
+                          <a:stretch>
+                            <a:fillRect/>
+                          </a:stretch>
+                        </pic:blipFill>
+                        <pic:spPr>
+                          <a:xfrm>
+                            <a:off x="0" y="0"/>
+                            <a:ext cx="1501140" cy="2070200"/>
+                          </a:xfrm>
+                          <a:prstGeom prst="rect"/>
+                        </pic:spPr>
+                      </pic:pic>
+                    </a:graphicData>
+                  </a:graphic>
+                </wp:inline>
+              </w:drawing>
+            </w:r>
+          </w:p>
+        </w:tc>
+        <w:tc>
+          <w:tcPr>
+            <w:tcW w:type="dxa" w:w="2436"/>
+            <w:tcMar>
+              <w:top w:w="30" w:type="dxa"/>
+              <w:bottom w:w="30" w:type="dxa"/>
+              <w:start w:w="30" w:type="dxa"/>
+              <w:end w:w="30" w:type="dxa"/>
+            </w:tcMar>
+            <w:tcBorders>
+              <w:top w:val="single" w:sz="6" w:color="FFFFFF"/>
+              <w:left w:val="single" w:sz="6" w:color="FFFFFF"/>
+              <w:bottom w:val="single" w:sz="6" w:color="FFFFFF"/>
+              <w:right w:val="single" w:sz="6" w:color="FFFFFF"/>
+            </w:tcBorders>
+          </w:tcPr>
+          <w:p>
+            <w:pPr>
+              <w:jc w:val="center"/>
+            </w:pPr>
+            <w:r>
+              <w:drawing>
+                <wp:inline xmlns:a="http://schemas.openxmlformats.org/drawingml/2006/main" xmlns:pic="http://schemas.openxmlformats.org/drawingml/2006/picture">
+                  <wp:extent cx="1501140" cy="2089822"/>
+                  <wp:docPr id="2" name="Picture 2"/>
+                  <wp:cNvGraphicFramePr>
+                    <a:graphicFrameLocks noChangeAspect="1"/>
+                  </wp:cNvGraphicFramePr>
+                  <a:graphic>
+                    <a:graphicData uri="http://schemas.openxmlformats.org/drawingml/2006/picture">
+                      <pic:pic>
+                        <pic:nvPicPr>
+                          <pic:cNvPr id="0" name="sea.png"/>
+                          <pic:cNvPicPr/>
+                        </pic:nvPicPr>
+                        <pic:blipFill>
+                          <a:blip r:embed="rId10"/>
+                          <a:stretch>
+                            <a:fillRect/>
+                          </a:stretch>
+                        </pic:blipFill>
+                        <pic:spPr>
+                          <a:xfrm>
+                            <a:off x="0" y="0"/>
+                            <a:ext cx="1501140" cy="2089822"/>
+                          </a:xfrm>
+                          <a:prstGeom prst="rect"/>
+                        </pic:spPr>
+                      </pic:pic>
+                    </a:graphicData>
+                  </a:graphic>
+                </wp:inline>
+              </w:drawing>
+            </w:r>
+          </w:p>
+        </w:tc>
+        <w:tc>
+          <w:tcPr>
+            <w:tcW w:type="dxa" w:w="2436"/>
+            <w:tcMar>
+              <w:top w:w="30" w:type="dxa"/>
+              <w:bottom w:w="30" w:type="dxa"/>
+              <w:start w:w="30" w:type="dxa"/>
+              <w:end w:w="30" w:type="dxa"/>
+            </w:tcMar>
+            <w:tcBorders>
+              <w:top w:val="single" w:sz="6" w:color="FFFFFF"/>
+              <w:left w:val="single" w:sz="6" w:color="FFFFFF"/>
+              <w:bottom w:val="single" w:sz="6" w:color="FFFFFF"/>
+              <w:right w:val="single" w:sz="6" w:color="FFFFFF"/>
+            </w:tcBorders>
+          </w:tcPr>
+          <w:p>
+            <w:pPr>
+              <w:jc w:val="center"/>
+            </w:pPr>
+            <w:r>
+              <w:drawing>
+                <wp:inline xmlns:a="http://schemas.openxmlformats.org/drawingml/2006/main" xmlns:pic="http://schemas.openxmlformats.org/drawingml/2006/picture">
+                  <wp:extent cx="1501140" cy="2070200"/>
+                  <wp:docPr id="3" name="Picture 3"/>
+                  <wp:cNvGraphicFramePr>
+                    <a:graphicFrameLocks noChangeAspect="1"/>
+                  </wp:cNvGraphicFramePr>
+                  <a:graphic>
+                    <a:graphicData uri="http://schemas.openxmlformats.org/drawingml/2006/picture">
+                      <pic:pic>
+                        <pic:nvPicPr>
+                          <pic:cNvPr id="0" name="alley.png"/>
+                          <pic:cNvPicPr/>
+                        </pic:nvPicPr>
+                        <pic:blipFill>
+                          <a:blip r:embed="rId11"/>
+                          <a:stretch>
+                            <a:fillRect/>
+                          </a:stretch>
+                        </pic:blipFill>
+                        <pic:spPr>
+                          <a:xfrm>
+                            <a:off x="0" y="0"/>
+                            <a:ext cx="1501140" cy="2070200"/>
+                          </a:xfrm>
+                          <a:prstGeom prst="rect"/>
+                        </pic:spPr>
+                      </pic:pic>
+                    </a:graphicData>
+                  </a:graphic>
+                </wp:inline>
+              </w:drawing>
+            </w:r>
+          </w:p>
+        </w:tc>
+        <w:tc>
+          <w:tcPr>
+            <w:tcW w:type="dxa" w:w="2436"/>
+            <w:tcMar>
+              <w:top w:w="30" w:type="dxa"/>
+              <w:bottom w:w="30" w:type="dxa"/>
+              <w:start w:w="30" w:type="dxa"/>
+              <w:end w:w="30" w:type="dxa"/>
+            </w:tcMar>
+            <w:tcBorders>
+              <w:top w:val="single" w:sz="6" w:color="FFFFFF"/>
+              <w:left w:val="single" w:sz="6" w:color="FFFFFF"/>
+              <w:bottom w:val="single" w:sz="6" w:color="FFFFFF"/>
+              <w:right w:val="single" w:sz="6" w:color="FFFFFF"/>
+            </w:tcBorders>
+          </w:tcPr>
+          <w:p>
+            <w:pPr>
+              <w:jc w:val="center"/>
+            </w:pPr>
+            <w:r>
+              <w:drawing>
+                <wp:inline xmlns:a="http://schemas.openxmlformats.org/drawingml/2006/main" xmlns:pic="http://schemas.openxmlformats.org/drawingml/2006/picture">
+                  <wp:extent cx="1501140" cy="2070200"/>
+                  <wp:docPr id="4" name="Picture 4"/>
+                  <wp:cNvGraphicFramePr>
+                    <a:graphicFrameLocks noChangeAspect="1"/>
+                  </wp:cNvGraphicFramePr>
+                  <a:graphic>
+                    <a:graphicData uri="http://schemas.openxmlformats.org/drawingml/2006/picture">
+                      <pic:pic>
+                        <pic:nvPicPr>
+                          <pic:cNvPr id="0" name="city.png"/>
+                          <pic:cNvPicPr/>
+                        </pic:nvPicPr>
+                        <pic:blipFill>
+                          <a:blip r:embed="rId12"/>
+                          <a:stretch>
+                            <a:fillRect/>
+                          </a:stretch>
+                        </pic:blipFill>
+                        <pic:spPr>
+                          <a:xfrm>
+                            <a:off x="0" y="0"/>
+                            <a:ext cx="1501140" cy="2070200"/>
+                          </a:xfrm>
+                          <a:prstGeom prst="rect"/>
+                        </pic:spPr>
+                      </pic:pic>
+                    </a:graphicData>
+                  </a:graphic>
+                </wp:inline>
+              </w:drawing>
+            </w:r>
+          </w:p>
+        </w:tc>
+      </w:tr>
+      <w:tr>
+        <w:tc>
+          <w:tcPr>
+            <w:tcW w:type="dxa" w:w="2436"/>
+            <w:shd w:val="clear" w:color="auto" w:fill="E3F5EF"/>
+            <w:tcMar>
+              <w:top w:w="50" w:type="dxa"/>
+              <w:bottom w:w="50" w:type="dxa"/>
+              <w:start w:w="20" w:type="dxa"/>
+              <w:end w:w="20" w:type="dxa"/>
+            </w:tcMar>
+            <w:vAlign w:val="center"/>
+            <w:tcBorders>
+              <w:top w:val="single" w:sz="6" w:color="FFFFFF"/>
+              <w:left w:val="single" w:sz="6" w:color="FFFFFF"/>
+              <w:bottom w:val="single" w:sz="6" w:color="FFFFFF"/>
+              <w:right w:val="single" w:sz="6" w:color="FFFFFF"/>
+            </w:tcBorders>
+          </w:tcPr>
+          <w:p>
+            <w:pPr>
+              <w:spacing w:after="0"/>
+              <w:jc w:val="center"/>
+            </w:pPr>
+            <w:r/>
+            <w:r>
+              <w:rPr>
+                <w:rFonts w:ascii="Pretendard SemiBold" w:hAnsi="Pretendard SemiBold" w:eastAsia="Pretendard SemiBold" w:cs="Pretendard SemiBold"/>
+                <w:b/>
+                <w:i w:val="0"/>
+                <w:color w:val="0E4A3D"/>
+                <w:sz w:val="18"/>
+              </w:rPr>
+              <w:t>☐  🌃 밤의 숲</w:t>
+            </w:r>
+          </w:p>
+        </w:tc>
+        <w:tc>
+          <w:tcPr>
+            <w:tcW w:type="dxa" w:w="2436"/>
+            <w:shd w:val="clear" w:color="auto" w:fill="E7F1F8"/>
+            <w:tcMar>
+              <w:top w:w="50" w:type="dxa"/>
+              <w:bottom w:w="50" w:type="dxa"/>
+              <w:start w:w="20" w:type="dxa"/>
+              <w:end w:w="20" w:type="dxa"/>
+            </w:tcMar>
+            <w:vAlign w:val="center"/>
+            <w:tcBorders>
+              <w:top w:val="single" w:sz="6" w:color="FFFFFF"/>
+              <w:left w:val="single" w:sz="6" w:color="FFFFFF"/>
+              <w:bottom w:val="single" w:sz="6" w:color="FFFFFF"/>
+              <w:right w:val="single" w:sz="6" w:color="FFFFFF"/>
+            </w:tcBorders>
+          </w:tcPr>
+          <w:p>
+            <w:pPr>
+              <w:spacing w:after="0"/>
+              <w:jc w:val="center"/>
+            </w:pPr>
+            <w:r/>
+            <w:r>
+              <w:rPr>
+                <w:rFonts w:ascii="Pretendard SemiBold" w:hAnsi="Pretendard SemiBold" w:eastAsia="Pretendard SemiBold" w:cs="Pretendard SemiBold"/>
+                <w:b/>
+                <w:i w:val="0"/>
+                <w:color w:val="1E4A6B"/>
+                <w:sz w:val="18"/>
+              </w:rPr>
+              <w:t>☐  🌊 새벽 바다</w:t>
+            </w:r>
+          </w:p>
+        </w:tc>
+        <w:tc>
+          <w:tcPr>
+            <w:tcW w:type="dxa" w:w="2436"/>
+            <w:shd w:val="clear" w:color="auto" w:fill="FBEEE3"/>
+            <w:tcMar>
+              <w:top w:w="50" w:type="dxa"/>
+              <w:bottom w:w="50" w:type="dxa"/>
+              <w:start w:w="20" w:type="dxa"/>
+              <w:end w:w="20" w:type="dxa"/>
+            </w:tcMar>
+            <w:vAlign w:val="center"/>
+            <w:tcBorders>
+              <w:top w:val="single" w:sz="6" w:color="FFFFFF"/>
+              <w:left w:val="single" w:sz="6" w:color="FFFFFF"/>
+              <w:bottom w:val="single" w:sz="6" w:color="FFFFFF"/>
+              <w:right w:val="single" w:sz="6" w:color="FFFFFF"/>
+            </w:tcBorders>
+          </w:tcPr>
+          <w:p>
+            <w:pPr>
+              <w:spacing w:after="0"/>
+              <w:jc w:val="center"/>
+            </w:pPr>
+            <w:r/>
+            <w:r>
+              <w:rPr>
+                <w:rFonts w:ascii="Pretendard SemiBold" w:hAnsi="Pretendard SemiBold" w:eastAsia="Pretendard SemiBold" w:cs="Pretendard SemiBold"/>
+                <w:b/>
+                <w:i w:val="0"/>
+                <w:color w:val="8A3E1B"/>
+                <w:sz w:val="18"/>
+              </w:rPr>
+              <w:t>☐  🏮 노을 등불 골목</w:t>
+            </w:r>
+          </w:p>
+        </w:tc>
+        <w:tc>
+          <w:tcPr>
+            <w:tcW w:type="dxa" w:w="2436"/>
+            <w:shd w:val="clear" w:color="auto" w:fill="EEEAF9"/>
+            <w:tcMar>
+              <w:top w:w="50" w:type="dxa"/>
+              <w:bottom w:w="50" w:type="dxa"/>
+              <w:start w:w="20" w:type="dxa"/>
+              <w:end w:w="20" w:type="dxa"/>
+            </w:tcMar>
+            <w:vAlign w:val="center"/>
+            <w:tcBorders>
+              <w:top w:val="single" w:sz="6" w:color="FFFFFF"/>
+              <w:left w:val="single" w:sz="6" w:color="FFFFFF"/>
+              <w:bottom w:val="single" w:sz="6" w:color="FFFFFF"/>
+              <w:right w:val="single" w:sz="6" w:color="FFFFFF"/>
+            </w:tcBorders>
+          </w:tcPr>
+          <w:p>
+            <w:pPr>
+              <w:spacing w:after="0"/>
+              <w:jc w:val="center"/>
+            </w:pPr>
+            <w:r/>
+            <w:r>
+              <w:rPr>
+                <w:rFonts w:ascii="Pretendard SemiBold" w:hAnsi="Pretendard SemiBold" w:eastAsia="Pretendard SemiBold" w:cs="Pretendard SemiBold"/>
+                <w:b/>
+                <w:i w:val="0"/>
+                <w:color w:val="3D3170"/>
+                <w:sz w:val="18"/>
+              </w:rPr>
+              <w:t>☐  🌆 도시의 밤 별빛 길</w:t>
+            </w:r>
+          </w:p>
+        </w:tc>
+      </w:tr>
+    </w:tbl>
+    <w:p>
+      <w:pPr>
+        <w:keepNext w:val="0"/>
+        <w:spacing w:before="280" w:after="80"/>
+      </w:pPr>
+      <w:r>
+        <w:rPr>
+          <w:rFonts w:ascii="BM JUA" w:hAnsi="BM JUA" w:eastAsia="BM JUA" w:cs="BM JUA"/>
+          <w:b/>
+          <w:i w:val="0"/>
+          <w:color w:val="2E2A55"/>
+          <w:sz w:val="26"/>
+        </w:rPr>
+        <w:t xml:space="preserve">①  </w:t>
+      </w:r>
+      <w:r>
+        <w:rPr>
+          <w:rFonts w:ascii="BM JUA" w:hAnsi="BM JUA" w:eastAsia="BM JUA" w:cs="BM JUA"/>
+          <w:b/>
+          <w:i w:val="0"/>
+          <w:color w:val="2E2A55"/>
+          <w:sz w:val="26"/>
+        </w:rPr>
+        <w:t>오늘 만난 생각 덩어리</w:t>
+      </w:r>
+    </w:p>
+    <w:p>
+      <w:pPr>
+        <w:keepNext w:val="0"/>
+        <w:spacing w:before="0" w:after="120"/>
+      </w:pPr>
+      <w:r>
+        <w:rPr>
+          <w:rFonts w:ascii="Pretendard" w:hAnsi="Pretendard" w:eastAsia="Pretendard" w:cs="Pretendard"/>
+          <w:b w:val="0"/>
+          <w:i/>
+          <w:color w:val="7A7A85"/>
+          <w:sz w:val="18"/>
+        </w:rPr>
+        <w:t>부딪혔거나 아슬아슬하게 피한 검붉은 생각 하나를 적어보세요.</w:t>
+      </w:r>
+    </w:p>
+    <w:tbl>
+      <w:tblPr>
+        <w:tblW w:type="dxa" w:w="9746"/>
+        <w:tblLayout w:type="fixed"/>
+        <w:tblLook w:firstColumn="1" w:firstRow="1" w:lastColumn="0" w:lastRow="0" w:noHBand="0" w:noVBand="1" w:val="04A0"/>
+        <w:tblBorders>
+          <w:top w:val="nil"/>
+          <w:left w:val="nil"/>
+          <w:bottom w:val="nil"/>
+          <w:right w:val="nil"/>
+          <w:insideH w:val="nil"/>
+          <w:insideV w:val="nil"/>
+        </w:tblBorders>
+      </w:tblPr>
+      <w:tblGrid>
+        <w:gridCol w:w="9746"/>
+      </w:tblGrid>
+      <w:tr>
+        <w:tc>
+          <w:tcPr>
+            <w:tcW w:type="dxa" w:w="9746"/>
+            <w:shd w:val="clear" w:color="auto" w:fill="F3EEFB"/>
+            <w:tcBorders>
+              <w:top w:val="single" w:sz="5" w:color="D9CFF0"/>
+              <w:left w:val="single" w:sz="5" w:color="D9CFF0"/>
+              <w:bottom w:val="single" w:sz="5" w:color="D9CFF0"/>
+              <w:right w:val="single" w:sz="5" w:color="D9CFF0"/>
+            </w:tcBorders>
+            <w:tcMar>
+              <w:top w:w="220" w:type="dxa"/>
+              <w:bottom w:w="220" w:type="dxa"/>
+              <w:start w:w="260" w:type="dxa"/>
+              <w:end w:w="260" w:type="dxa"/>
+            </w:tcMar>
+          </w:tcPr>
+          <w:p>
+            <w:pPr>
+              <w:jc w:val="center"/>
+            </w:pPr>
+            <w:r/>
+            <w:r>
+              <w:rPr>
+                <w:rFonts w:ascii="MARU BuriOTF Beta" w:hAnsi="MARU BuriOTF Beta" w:eastAsia="MARU BuriOTF Beta" w:cs="MARU BuriOTF Beta"/>
+                <w:b w:val="0"/>
+                <w:i w:val="0"/>
+                <w:color w:val="B7AED8"/>
+                <w:sz w:val="24"/>
+              </w:rPr>
+              <w:t>“                                                                  ”</w:t>
+            </w:r>
+          </w:p>
+          <w:p>
+            <w:pPr>
+              <w:spacing w:before="320"/>
+              <w:ind w:left="1200" w:right="1200"/>
+              <w:pBdr>
+                <w:bottom w:val="single" w:sz="4" w:space="4" w:color="D9CFF0"/>
+              </w:pBdr>
+            </w:pPr>
+            <w:r>
+              <w:rPr>
+                <w:rFonts w:ascii="Pretendard" w:hAnsi="Pretendard" w:eastAsia="Pretendard" w:cs="Pretendard"/>
+                <w:b w:val="0"/>
+                <w:i w:val="0"/>
+                <w:color w:val="2B2B33"/>
+                <w:sz w:val="16"/>
+              </w:rPr>
+              <w:t xml:space="preserve"> </w:t>
+            </w:r>
+          </w:p>
+        </w:tc>
+      </w:tr>
+    </w:tbl>
+    <w:p>
+      <w:pPr>
+        <w:keepNext w:val="0"/>
+        <w:spacing w:before="280" w:after="80"/>
+      </w:pPr>
+      <w:r>
+        <w:rPr>
+          <w:rFonts w:ascii="BM JUA" w:hAnsi="BM JUA" w:eastAsia="BM JUA" w:cs="BM JUA"/>
+          <w:b/>
+          <w:i w:val="0"/>
+          <w:color w:val="2E2A55"/>
+          <w:sz w:val="26"/>
+        </w:rPr>
+        <w:t xml:space="preserve">②  </w:t>
+      </w:r>
+      <w:r>
+        <w:rPr>
+          <w:rFonts w:ascii="BM JUA" w:hAnsi="BM JUA" w:eastAsia="BM JUA" w:cs="BM JUA"/>
+          <w:b/>
+          <w:i w:val="0"/>
+          <w:color w:val="2E2A55"/>
+          <w:sz w:val="26"/>
+        </w:rPr>
+        <w:t>갈림길 — 내가 고른 문장</w:t>
+      </w:r>
+    </w:p>
+    <w:tbl>
+      <w:tblPr>
+        <w:tblW w:type="dxa" w:w="9746"/>
+        <w:tblLayout w:type="fixed"/>
+        <w:tblLook w:firstColumn="1" w:firstRow="1" w:lastColumn="0" w:lastRow="0" w:noHBand="0" w:noVBand="1" w:val="04A0"/>
+        <w:tblBorders>
+          <w:top w:val="nil"/>
+          <w:left w:val="nil"/>
+          <w:bottom w:val="nil"/>
+          <w:right w:val="nil"/>
+          <w:insideH w:val="nil"/>
+          <w:insideV w:val="nil"/>
+        </w:tblBorders>
+      </w:tblPr>
+      <w:tblGrid>
+        <w:gridCol w:w="2400"/>
+        <w:gridCol w:w="7346"/>
+      </w:tblGrid>
+      <w:tr>
+        <w:tc>
+          <w:tcPr>
+            <w:tcW w:type="dxa" w:w="2400"/>
+            <w:shd w:val="clear" w:color="auto" w:fill="F3EEFB"/>
+            <w:tcMar>
+              <w:top w:w="90" w:type="dxa"/>
+              <w:bottom w:w="90" w:type="dxa"/>
+              <w:start w:w="150" w:type="dxa"/>
+              <w:end w:w="120" w:type="dxa"/>
+            </w:tcMar>
+            <w:vAlign w:val="center"/>
+            <w:tcBorders>
+              <w:top w:val="single" w:sz="4" w:color="E4DAF5"/>
+              <w:left w:val="single" w:sz="4" w:color="E4DAF5"/>
+              <w:bottom w:val="single" w:sz="4" w:color="E4DAF5"/>
+              <w:right w:val="single" w:sz="4" w:color="E4DAF5"/>
+            </w:tcBorders>
+          </w:tcPr>
+          <w:p>
+            <w:pPr>
+              <w:spacing w:after="0"/>
+            </w:pPr>
+            <w:r/>
+            <w:r>
+              <w:rPr>
+                <w:rFonts w:ascii="Pretendard SemiBold" w:hAnsi="Pretendard SemiBold" w:eastAsia="Pretendard SemiBold" w:cs="Pretendard SemiBold"/>
+                <w:b/>
+                <w:i w:val="0"/>
+                <w:color w:val="5B4B9E"/>
+                <w:sz w:val="18"/>
               </w:rPr>
               <w:t>결과 화면에서 옮겨 적기</w:t>
             </w:r>
@@ -93,14 +942,36 @@
         </w:tc>
         <w:tc>
           <w:tcPr>
-            <w:tcW w:type="dxa" w:w="6350"/>
+            <w:tcW w:type="dxa" w:w="7346"/>
+            <w:shd w:val="clear" w:color="auto" w:fill="FFFFFF"/>
+            <w:tcMar>
+              <w:top w:w="90" w:type="dxa"/>
+              <w:bottom w:w="90" w:type="dxa"/>
+              <w:start w:w="160" w:type="dxa"/>
+              <w:end w:w="120" w:type="dxa"/>
+            </w:tcMar>
+            <w:vAlign w:val="center"/>
+            <w:tcBorders>
+              <w:top w:val="single" w:sz="4" w:color="E4DAF5"/>
+              <w:left w:val="single" w:sz="4" w:color="E4DAF5"/>
+              <w:bottom w:val="single" w:sz="4" w:color="E4DAF5"/>
+              <w:right w:val="single" w:sz="4" w:color="E4DAF5"/>
+            </w:tcBorders>
           </w:tcPr>
           <w:p>
+            <w:pPr>
+              <w:spacing w:after="0"/>
+            </w:pPr>
             <w:r/>
             <w:r>
               <w:rPr>
-                <w:sz w:val="19"/>
+                <w:rFonts w:ascii="Pretendard" w:hAnsi="Pretendard" w:eastAsia="Pretendard" w:cs="Pretendard"/>
+                <w:b w:val="0"/>
+                <w:i w:val="0"/>
+                <w:color w:val="2B2B33"/>
+                <w:sz w:val="20"/>
               </w:rPr>
+              <w:t xml:space="preserve"> </w:t>
             </w:r>
           </w:p>
         </w:tc>
@@ -108,13 +979,34 @@
       <w:tr>
         <w:tc>
           <w:tcPr>
-            <w:tcW w:type="dxa" w:w="2721"/>
+            <w:tcW w:type="dxa" w:w="2400"/>
+            <w:shd w:val="clear" w:color="auto" w:fill="F3EEFB"/>
+            <w:tcMar>
+              <w:top w:w="90" w:type="dxa"/>
+              <w:bottom w:w="90" w:type="dxa"/>
+              <w:start w:w="150" w:type="dxa"/>
+              <w:end w:w="120" w:type="dxa"/>
+            </w:tcMar>
+            <w:vAlign w:val="center"/>
+            <w:tcBorders>
+              <w:top w:val="single" w:sz="4" w:color="E4DAF5"/>
+              <w:left w:val="single" w:sz="4" w:color="E4DAF5"/>
+              <w:bottom w:val="single" w:sz="4" w:color="E4DAF5"/>
+              <w:right w:val="single" w:sz="4" w:color="E4DAF5"/>
+            </w:tcBorders>
           </w:tcPr>
           <w:p>
+            <w:pPr>
+              <w:spacing w:after="0"/>
+            </w:pPr>
             <w:r/>
             <w:r>
               <w:rPr>
-                <w:sz w:val="19"/>
+                <w:rFonts w:ascii="Pretendard SemiBold" w:hAnsi="Pretendard SemiBold" w:eastAsia="Pretendard SemiBold" w:cs="Pretendard SemiBold"/>
+                <w:b/>
+                <w:i w:val="0"/>
+                <w:color w:val="5B4B9E"/>
+                <w:sz w:val="18"/>
               </w:rPr>
               <w:t>비슷한 나의 실제 상황</w:t>
             </w:r>
@@ -122,14 +1014,36 @@
         </w:tc>
         <w:tc>
           <w:tcPr>
-            <w:tcW w:type="dxa" w:w="6350"/>
+            <w:tcW w:type="dxa" w:w="7346"/>
+            <w:shd w:val="clear" w:color="auto" w:fill="FFFFFF"/>
+            <w:tcMar>
+              <w:top w:w="90" w:type="dxa"/>
+              <w:bottom w:w="90" w:type="dxa"/>
+              <w:start w:w="160" w:type="dxa"/>
+              <w:end w:w="120" w:type="dxa"/>
+            </w:tcMar>
+            <w:vAlign w:val="center"/>
+            <w:tcBorders>
+              <w:top w:val="single" w:sz="4" w:color="E4DAF5"/>
+              <w:left w:val="single" w:sz="4" w:color="E4DAF5"/>
+              <w:bottom w:val="single" w:sz="4" w:color="E4DAF5"/>
+              <w:right w:val="single" w:sz="4" w:color="E4DAF5"/>
+            </w:tcBorders>
           </w:tcPr>
           <w:p>
+            <w:pPr>
+              <w:spacing w:after="0"/>
+            </w:pPr>
             <w:r/>
             <w:r>
               <w:rPr>
-                <w:sz w:val="19"/>
+                <w:rFonts w:ascii="Pretendard" w:hAnsi="Pretendard" w:eastAsia="Pretendard" w:cs="Pretendard"/>
+                <w:b w:val="0"/>
+                <w:i w:val="0"/>
+                <w:color w:val="2B2B33"/>
+                <w:sz w:val="20"/>
               </w:rPr>
+              <w:t xml:space="preserve"> </w:t>
             </w:r>
           </w:p>
         </w:tc>
@@ -137,13 +1051,34 @@
       <w:tr>
         <w:tc>
           <w:tcPr>
-            <w:tcW w:type="dxa" w:w="2721"/>
+            <w:tcW w:type="dxa" w:w="2400"/>
+            <w:shd w:val="clear" w:color="auto" w:fill="F3EEFB"/>
+            <w:tcMar>
+              <w:top w:w="90" w:type="dxa"/>
+              <w:bottom w:w="90" w:type="dxa"/>
+              <w:start w:w="150" w:type="dxa"/>
+              <w:end w:w="120" w:type="dxa"/>
+            </w:tcMar>
+            <w:vAlign w:val="center"/>
+            <w:tcBorders>
+              <w:top w:val="single" w:sz="4" w:color="E4DAF5"/>
+              <w:left w:val="single" w:sz="4" w:color="E4DAF5"/>
+              <w:bottom w:val="single" w:sz="4" w:color="E4DAF5"/>
+              <w:right w:val="single" w:sz="4" w:color="E4DAF5"/>
+            </w:tcBorders>
           </w:tcPr>
           <w:p>
+            <w:pPr>
+              <w:spacing w:after="0"/>
+            </w:pPr>
             <w:r/>
             <w:r>
               <w:rPr>
-                <w:sz w:val="19"/>
+                <w:rFonts w:ascii="Pretendard SemiBold" w:hAnsi="Pretendard SemiBold" w:eastAsia="Pretendard SemiBold" w:cs="Pretendard SemiBold"/>
+                <w:b/>
+                <w:i w:val="0"/>
+                <w:color w:val="5B4B9E"/>
+                <w:sz w:val="18"/>
               </w:rPr>
               <w:t>그 상황에서 쓸 나만의 문장</w:t>
             </w:r>
@@ -151,80 +1086,209 @@
         </w:tc>
         <w:tc>
           <w:tcPr>
-            <w:tcW w:type="dxa" w:w="6350"/>
+            <w:tcW w:type="dxa" w:w="7346"/>
+            <w:shd w:val="clear" w:color="auto" w:fill="FFFFFF"/>
+            <w:tcMar>
+              <w:top w:w="90" w:type="dxa"/>
+              <w:bottom w:w="90" w:type="dxa"/>
+              <w:start w:w="160" w:type="dxa"/>
+              <w:end w:w="120" w:type="dxa"/>
+            </w:tcMar>
+            <w:vAlign w:val="center"/>
+            <w:tcBorders>
+              <w:top w:val="single" w:sz="4" w:color="E4DAF5"/>
+              <w:left w:val="single" w:sz="4" w:color="E4DAF5"/>
+              <w:bottom w:val="single" w:sz="4" w:color="E4DAF5"/>
+              <w:right w:val="single" w:sz="4" w:color="E4DAF5"/>
+            </w:tcBorders>
           </w:tcPr>
           <w:p>
+            <w:pPr>
+              <w:spacing w:after="0"/>
+            </w:pPr>
             <w:r/>
             <w:r>
               <w:rPr>
-                <w:sz w:val="19"/>
+                <w:rFonts w:ascii="Pretendard" w:hAnsi="Pretendard" w:eastAsia="Pretendard" w:cs="Pretendard"/>
+                <w:b w:val="0"/>
+                <w:i w:val="0"/>
+                <w:color w:val="2B2B33"/>
+                <w:sz w:val="20"/>
               </w:rPr>
+              <w:t xml:space="preserve"> </w:t>
             </w:r>
           </w:p>
         </w:tc>
       </w:tr>
     </w:tbl>
     <w:p>
+      <w:pPr>
+        <w:keepNext w:val="0"/>
+        <w:spacing w:before="280" w:after="80"/>
+      </w:pPr>
       <w:r>
         <w:rPr>
+          <w:rFonts w:ascii="BM JUA" w:hAnsi="BM JUA" w:eastAsia="BM JUA" w:cs="BM JUA"/>
           <w:b/>
-          <w:color w:val="1F9E6E"/>
+          <w:i w:val="0"/>
+          <w:color w:val="2E2A55"/>
           <w:sz w:val="26"/>
         </w:rPr>
-        <w:t>③ 내 마음 온도 그래프</w:t>
+        <w:t xml:space="preserve">③  </w:t>
+      </w:r>
+      <w:r>
+        <w:rPr>
+          <w:rFonts w:ascii="BM JUA" w:hAnsi="BM JUA" w:eastAsia="BM JUA" w:cs="BM JUA"/>
+          <w:b/>
+          <w:i w:val="0"/>
+          <w:color w:val="2E2A55"/>
+          <w:sz w:val="26"/>
+        </w:rPr>
+        <w:t>내 마음 온도 그래프</w:t>
+      </w:r>
+    </w:p>
+    <w:p>
+      <w:pPr>
+        <w:spacing w:after="160" w:before="40"/>
+        <w:jc w:val="center"/>
+      </w:pPr>
+      <w:r>
+        <w:drawing>
+          <wp:inline xmlns:a="http://schemas.openxmlformats.org/drawingml/2006/main" xmlns:pic="http://schemas.openxmlformats.org/drawingml/2006/picture">
+            <wp:extent cx="5817387" cy="618097"/>
+            <wp:docPr id="5" name="Picture 5"/>
+            <wp:cNvGraphicFramePr>
+              <a:graphicFrameLocks noChangeAspect="1"/>
+            </wp:cNvGraphicFramePr>
+            <a:graphic>
+              <a:graphicData uri="http://schemas.openxmlformats.org/drawingml/2006/picture">
+                <pic:pic>
+                  <pic:nvPicPr>
+                    <pic:cNvPr id="0" name="thermo.png"/>
+                    <pic:cNvPicPr/>
+                  </pic:nvPicPr>
+                  <pic:blipFill>
+                    <a:blip r:embed="rId13"/>
+                    <a:stretch>
+                      <a:fillRect/>
+                    </a:stretch>
+                  </pic:blipFill>
+                  <pic:spPr>
+                    <a:xfrm>
+                      <a:off x="0" y="0"/>
+                      <a:ext cx="5817387" cy="618097"/>
+                    </a:xfrm>
+                    <a:prstGeom prst="rect"/>
+                  </pic:spPr>
+                </pic:pic>
+              </a:graphicData>
+            </a:graphic>
+          </wp:inline>
+        </w:drawing>
       </w:r>
     </w:p>
     <w:tbl>
       <w:tblPr>
-        <w:tblStyle w:val="TableGrid"/>
-        <w:tblW w:type="auto" w:w="0"/>
-        <w:jc w:val="center"/>
+        <w:tblW w:type="dxa" w:w="9746"/>
+        <w:tblLayout w:type="fixed"/>
         <w:tblLook w:firstColumn="1" w:firstRow="1" w:lastColumn="0" w:lastRow="0" w:noHBand="0" w:noVBand="1" w:val="04A0"/>
+        <w:tblBorders>
+          <w:top w:val="nil"/>
+          <w:left w:val="nil"/>
+          <w:bottom w:val="nil"/>
+          <w:right w:val="nil"/>
+          <w:insideH w:val="nil"/>
+          <w:insideV w:val="nil"/>
+        </w:tblBorders>
       </w:tblPr>
       <w:tblGrid>
-        <w:gridCol w:w="2160"/>
-        <w:gridCol w:w="2160"/>
-        <w:gridCol w:w="2160"/>
-        <w:gridCol w:w="2160"/>
+        <w:gridCol w:w="1500"/>
+        <w:gridCol w:w="3400"/>
+        <w:gridCol w:w="4846"/>
       </w:tblGrid>
       <w:tr>
         <w:tc>
           <w:tcPr>
-            <w:tcW w:type="dxa" w:w="1361"/>
+            <w:tcW w:type="dxa" w:w="1500"/>
+            <w:shd w:val="clear" w:color="auto" w:fill="FBE7E3"/>
+            <w:tcMar>
+              <w:top w:w="90" w:type="dxa"/>
+              <w:bottom w:w="90" w:type="dxa"/>
+              <w:start w:w="120" w:type="dxa"/>
+              <w:end w:w="120" w:type="dxa"/>
+            </w:tcMar>
+            <w:vAlign w:val="center"/>
+            <w:tcBorders>
+              <w:top w:val="single" w:sz="4" w:color="E4E0F0"/>
+              <w:left w:val="single" w:sz="4" w:color="E4E0F0"/>
+              <w:bottom w:val="single" w:sz="4" w:color="E4E0F0"/>
+              <w:right w:val="single" w:sz="4" w:color="E4E0F0"/>
+            </w:tcBorders>
           </w:tcPr>
           <w:p>
+            <w:pPr>
+              <w:spacing w:after="0"/>
+              <w:jc w:val="center"/>
+            </w:pPr>
             <w:r/>
             <w:r>
               <w:rPr>
-                <w:sz w:val="19"/>
+                <w:rFonts w:ascii="Pretendard SemiBold" w:hAnsi="Pretendard SemiBold" w:eastAsia="Pretendard SemiBold" w:cs="Pretendard SemiBold"/>
+                <w:b/>
+                <w:i w:val="0"/>
+                <w:color w:val="C0472E"/>
+                <w:sz w:val="18"/>
               </w:rPr>
               <w:t>최고 온도</w:t>
+            </w:r>
+          </w:p>
+          <w:p>
+            <w:pPr>
+              <w:spacing w:after="0"/>
+              <w:jc w:val="center"/>
+            </w:pPr>
+            <w:r>
+              <w:rPr>
+                <w:rFonts w:ascii="Pretendard SemiBold" w:hAnsi="Pretendard SemiBold" w:eastAsia="Pretendard SemiBold" w:cs="Pretendard SemiBold"/>
+                <w:b/>
+                <w:i w:val="0"/>
+                <w:color w:val="C0472E"/>
+                <w:sz w:val="18"/>
+              </w:rPr>
+              <w:t>(       °)</w:t>
             </w:r>
           </w:p>
         </w:tc>
         <w:tc>
           <w:tcPr>
-            <w:tcW w:type="dxa" w:w="1134"/>
+            <w:tcW w:type="dxa" w:w="3400"/>
+            <w:shd w:val="clear" w:color="auto" w:fill="F8F7FB"/>
+            <w:tcMar>
+              <w:top w:w="90" w:type="dxa"/>
+              <w:bottom w:w="90" w:type="dxa"/>
+              <w:start w:w="150" w:type="dxa"/>
+              <w:end w:w="120" w:type="dxa"/>
+            </w:tcMar>
+            <w:vAlign w:val="center"/>
+            <w:tcBorders>
+              <w:top w:val="single" w:sz="4" w:color="E4E0F0"/>
+              <w:left w:val="single" w:sz="4" w:color="E4E0F0"/>
+              <w:bottom w:val="single" w:sz="4" w:color="E4E0F0"/>
+              <w:right w:val="single" w:sz="4" w:color="E4E0F0"/>
+            </w:tcBorders>
           </w:tcPr>
           <w:p>
+            <w:pPr>
+              <w:spacing w:after="0"/>
+            </w:pPr>
             <w:r/>
             <w:r>
               <w:rPr>
-                <w:sz w:val="19"/>
-              </w:rPr>
-              <w:t xml:space="preserve">        °</w:t>
-            </w:r>
-          </w:p>
-        </w:tc>
-        <w:tc>
-          <w:tcPr>
-            <w:tcW w:type="dxa" w:w="3175"/>
-          </w:tcPr>
-          <w:p>
-            <w:r/>
-            <w:r>
-              <w:rPr>
-                <w:sz w:val="19"/>
+                <w:rFonts w:ascii="Pretendard Medium" w:hAnsi="Pretendard Medium" w:eastAsia="Pretendard Medium" w:cs="Pretendard Medium"/>
+                <w:b w:val="0"/>
+                <w:i w:val="0"/>
+                <w:color w:val="5B4B9E"/>
+                <w:sz w:val="17"/>
               </w:rPr>
               <w:t>그 순간 나는 (무엇과 부딪혔나 / 무엇을 했나)</w:t>
             </w:r>
@@ -232,14 +1296,36 @@
         </w:tc>
         <w:tc>
           <w:tcPr>
-            <w:tcW w:type="dxa" w:w="3402"/>
+            <w:tcW w:type="dxa" w:w="4846"/>
+            <w:shd w:val="clear" w:color="auto" w:fill="FFFFFF"/>
+            <w:tcMar>
+              <w:top w:w="90" w:type="dxa"/>
+              <w:bottom w:w="90" w:type="dxa"/>
+              <w:start w:w="150" w:type="dxa"/>
+              <w:end w:w="120" w:type="dxa"/>
+            </w:tcMar>
+            <w:vAlign w:val="center"/>
+            <w:tcBorders>
+              <w:top w:val="single" w:sz="4" w:color="E4E0F0"/>
+              <w:left w:val="single" w:sz="4" w:color="E4E0F0"/>
+              <w:bottom w:val="single" w:sz="4" w:color="E4E0F0"/>
+              <w:right w:val="single" w:sz="4" w:color="E4E0F0"/>
+            </w:tcBorders>
           </w:tcPr>
           <w:p>
+            <w:pPr>
+              <w:spacing w:after="0"/>
+            </w:pPr>
             <w:r/>
             <w:r>
               <w:rPr>
-                <w:sz w:val="19"/>
+                <w:rFonts w:ascii="Pretendard" w:hAnsi="Pretendard" w:eastAsia="Pretendard" w:cs="Pretendard"/>
+                <w:b w:val="0"/>
+                <w:i w:val="0"/>
+                <w:color w:val="2B2B33"/>
+                <w:sz w:val="20"/>
               </w:rPr>
+              <w:t xml:space="preserve"> </w:t>
             </w:r>
           </w:p>
         </w:tc>
@@ -247,41 +1333,86 @@
       <w:tr>
         <w:tc>
           <w:tcPr>
-            <w:tcW w:type="dxa" w:w="1361"/>
+            <w:tcW w:type="dxa" w:w="1500"/>
+            <w:shd w:val="clear" w:color="auto" w:fill="E3EEFB"/>
+            <w:tcMar>
+              <w:top w:w="90" w:type="dxa"/>
+              <w:bottom w:w="90" w:type="dxa"/>
+              <w:start w:w="120" w:type="dxa"/>
+              <w:end w:w="120" w:type="dxa"/>
+            </w:tcMar>
+            <w:vAlign w:val="center"/>
+            <w:tcBorders>
+              <w:top w:val="single" w:sz="4" w:color="E4E0F0"/>
+              <w:left w:val="single" w:sz="4" w:color="E4E0F0"/>
+              <w:bottom w:val="single" w:sz="4" w:color="E4E0F0"/>
+              <w:right w:val="single" w:sz="4" w:color="E4E0F0"/>
+            </w:tcBorders>
           </w:tcPr>
           <w:p>
+            <w:pPr>
+              <w:spacing w:after="0"/>
+              <w:jc w:val="center"/>
+            </w:pPr>
             <w:r/>
             <w:r>
               <w:rPr>
-                <w:sz w:val="19"/>
+                <w:rFonts w:ascii="Pretendard SemiBold" w:hAnsi="Pretendard SemiBold" w:eastAsia="Pretendard SemiBold" w:cs="Pretendard SemiBold"/>
+                <w:b/>
+                <w:i w:val="0"/>
+                <w:color w:val="2E6F9E"/>
+                <w:sz w:val="18"/>
               </w:rPr>
               <w:t>평균 온도</w:t>
+            </w:r>
+          </w:p>
+          <w:p>
+            <w:pPr>
+              <w:spacing w:after="0"/>
+              <w:jc w:val="center"/>
+            </w:pPr>
+            <w:r>
+              <w:rPr>
+                <w:rFonts w:ascii="Pretendard SemiBold" w:hAnsi="Pretendard SemiBold" w:eastAsia="Pretendard SemiBold" w:cs="Pretendard SemiBold"/>
+                <w:b/>
+                <w:i w:val="0"/>
+                <w:color w:val="2E6F9E"/>
+                <w:sz w:val="18"/>
+              </w:rPr>
+              <w:t>(       °)</w:t>
             </w:r>
           </w:p>
         </w:tc>
         <w:tc>
           <w:tcPr>
-            <w:tcW w:type="dxa" w:w="1134"/>
+            <w:tcW w:type="dxa" w:w="3400"/>
+            <w:shd w:val="clear" w:color="auto" w:fill="F8F7FB"/>
+            <w:tcMar>
+              <w:top w:w="90" w:type="dxa"/>
+              <w:bottom w:w="90" w:type="dxa"/>
+              <w:start w:w="150" w:type="dxa"/>
+              <w:end w:w="120" w:type="dxa"/>
+            </w:tcMar>
+            <w:vAlign w:val="center"/>
+            <w:tcBorders>
+              <w:top w:val="single" w:sz="4" w:color="E4E0F0"/>
+              <w:left w:val="single" w:sz="4" w:color="E4E0F0"/>
+              <w:bottom w:val="single" w:sz="4" w:color="E4E0F0"/>
+              <w:right w:val="single" w:sz="4" w:color="E4E0F0"/>
+            </w:tcBorders>
           </w:tcPr>
           <w:p>
+            <w:pPr>
+              <w:spacing w:after="0"/>
+            </w:pPr>
             <w:r/>
             <w:r>
               <w:rPr>
-                <w:sz w:val="19"/>
-              </w:rPr>
-              <w:t xml:space="preserve">        °</w:t>
-            </w:r>
-          </w:p>
-        </w:tc>
-        <w:tc>
-          <w:tcPr>
-            <w:tcW w:type="dxa" w:w="3175"/>
-          </w:tcPr>
-          <w:p>
-            <w:r/>
-            <w:r>
-              <w:rPr>
-                <w:sz w:val="19"/>
+                <w:rFonts w:ascii="Pretendard Medium" w:hAnsi="Pretendard Medium" w:eastAsia="Pretendard Medium" w:cs="Pretendard Medium"/>
+                <w:b w:val="0"/>
+                <w:i w:val="0"/>
+                <w:color w:val="5B4B9E"/>
+                <w:sz w:val="17"/>
               </w:rPr>
               <w:t>온도를 내린 나의 방법</w:t>
             </w:r>
@@ -289,121 +1420,496 @@
         </w:tc>
         <w:tc>
           <w:tcPr>
-            <w:tcW w:type="dxa" w:w="3402"/>
+            <w:tcW w:type="dxa" w:w="4846"/>
+            <w:shd w:val="clear" w:color="auto" w:fill="FFFFFF"/>
+            <w:tcMar>
+              <w:top w:w="90" w:type="dxa"/>
+              <w:bottom w:w="90" w:type="dxa"/>
+              <w:start w:w="150" w:type="dxa"/>
+              <w:end w:w="120" w:type="dxa"/>
+            </w:tcMar>
+            <w:vAlign w:val="center"/>
+            <w:tcBorders>
+              <w:top w:val="single" w:sz="4" w:color="E4E0F0"/>
+              <w:left w:val="single" w:sz="4" w:color="E4E0F0"/>
+              <w:bottom w:val="single" w:sz="4" w:color="E4E0F0"/>
+              <w:right w:val="single" w:sz="4" w:color="E4E0F0"/>
+            </w:tcBorders>
           </w:tcPr>
           <w:p>
+            <w:pPr>
+              <w:spacing w:after="0"/>
+            </w:pPr>
             <w:r/>
             <w:r>
               <w:rPr>
-                <w:sz w:val="19"/>
+                <w:rFonts w:ascii="Pretendard" w:hAnsi="Pretendard" w:eastAsia="Pretendard" w:cs="Pretendard"/>
+                <w:b w:val="0"/>
+                <w:i w:val="0"/>
+                <w:color w:val="2B2B33"/>
+                <w:sz w:val="20"/>
               </w:rPr>
+              <w:t xml:space="preserve"> </w:t>
             </w:r>
           </w:p>
         </w:tc>
       </w:tr>
     </w:tbl>
     <w:p>
+      <w:pPr>
+        <w:keepNext w:val="0"/>
+        <w:spacing w:before="280" w:after="80"/>
+      </w:pPr>
       <w:r>
         <w:rPr>
+          <w:rFonts w:ascii="BM JUA" w:hAnsi="BM JUA" w:eastAsia="BM JUA" w:cs="BM JUA"/>
           <w:b/>
-          <w:color w:val="1F9E6E"/>
+          <w:i w:val="0"/>
+          <w:color w:val="2E2A55"/>
           <w:sz w:val="26"/>
         </w:rPr>
-        <w:t>④ 폭풍 구간에서 나는…</w:t>
+        <w:t xml:space="preserve">④  </w:t>
+      </w:r>
+      <w:r>
+        <w:rPr>
+          <w:rFonts w:ascii="BM JUA" w:hAnsi="BM JUA" w:eastAsia="BM JUA" w:cs="BM JUA"/>
+          <w:b/>
+          <w:i w:val="0"/>
+          <w:color w:val="2E2A55"/>
+          <w:sz w:val="26"/>
+        </w:rPr>
+        <w:t>폭풍 구간에서 나는…</w:t>
       </w:r>
     </w:p>
+    <w:tbl>
+      <w:tblPr>
+        <w:tblW w:type="dxa" w:w="9746"/>
+        <w:tblLayout w:type="fixed"/>
+        <w:tblLook w:firstColumn="1" w:firstRow="1" w:lastColumn="0" w:lastRow="0" w:noHBand="0" w:noVBand="1" w:val="04A0"/>
+        <w:tblBorders>
+          <w:top w:val="nil"/>
+          <w:left w:val="nil"/>
+          <w:bottom w:val="nil"/>
+          <w:right w:val="nil"/>
+          <w:insideH w:val="nil"/>
+          <w:insideV w:val="nil"/>
+        </w:tblBorders>
+      </w:tblPr>
+      <w:tblGrid>
+        <w:gridCol w:w="9746"/>
+      </w:tblGrid>
+      <w:tr>
+        <w:tc>
+          <w:tcPr>
+            <w:tcW w:type="dxa" w:w="9746"/>
+            <w:shd w:val="clear" w:color="auto" w:fill="F8F7FB"/>
+            <w:tcBorders>
+              <w:top w:val="single" w:sz="4" w:color="E4E0F0"/>
+              <w:left w:val="single" w:sz="4" w:color="E4E0F0"/>
+              <w:bottom w:val="single" w:sz="4" w:color="E4E0F0"/>
+              <w:right w:val="single" w:sz="4" w:color="E4E0F0"/>
+            </w:tcBorders>
+            <w:tcMar>
+              <w:top w:w="110" w:type="dxa"/>
+              <w:bottom w:w="110" w:type="dxa"/>
+              <w:start w:w="180" w:type="dxa"/>
+              <w:end w:w="180" w:type="dxa"/>
+            </w:tcMar>
+          </w:tcPr>
+          <w:p>
+            <w:r/>
+            <w:r>
+              <w:rPr>
+                <w:rFonts w:ascii="Pretendard Medium" w:hAnsi="Pretendard Medium" w:eastAsia="Pretendard Medium" w:cs="Pretendard Medium"/>
+                <w:b w:val="0"/>
+                <w:i w:val="0"/>
+                <w:color w:val="2E2A55"/>
+                <w:sz w:val="20"/>
+              </w:rPr>
+              <w:t>☐ 숨을 골랐다(꾹)      ☐ 그냥 달렸다      ☐ 과열 정지에 걸렸다</w:t>
+            </w:r>
+          </w:p>
+          <w:p>
+            <w:pPr>
+              <w:spacing w:before="160" w:after="40"/>
+            </w:pPr>
+            <w:r>
+              <w:rPr>
+                <w:rFonts w:ascii="Pretendard" w:hAnsi="Pretendard" w:eastAsia="Pretendard" w:cs="Pretendard"/>
+                <w:b w:val="0"/>
+                <w:i/>
+                <w:color w:val="7A7A85"/>
+                <w:sz w:val="18"/>
+              </w:rPr>
+              <w:t>그때 화면과 내 마음은 어떻게 달라졌나요?</w:t>
+            </w:r>
+          </w:p>
+          <w:p>
+            <w:pPr>
+              <w:spacing w:before="280"/>
+              <w:pBdr>
+                <w:bottom w:val="single" w:sz="4" w:space="4" w:color="C9C2E0"/>
+              </w:pBdr>
+            </w:pPr>
+            <w:r>
+              <w:rPr>
+                <w:rFonts w:ascii="Pretendard" w:hAnsi="Pretendard" w:eastAsia="Pretendard" w:cs="Pretendard"/>
+                <w:b w:val="0"/>
+                <w:i w:val="0"/>
+                <w:color w:val="2B2B33"/>
+                <w:sz w:val="18"/>
+              </w:rPr>
+              <w:t xml:space="preserve"> </w:t>
+            </w:r>
+          </w:p>
+        </w:tc>
+      </w:tr>
+    </w:tbl>
     <w:p>
-      <w:r>
-        <w:t>☐ 숨을 골랐다(꾹)   ☐ 그냥 달렸다   ☐ 과열 정지에 걸렸다</w:t>
-      </w:r>
-    </w:p>
-    <w:p>
-      <w:r>
-        <w:t xml:space="preserve">그때 화면과 내 마음은 어떻게 달라졌나요? :                                                        </w:t>
-      </w:r>
-    </w:p>
-    <w:p>
+      <w:pPr>
+        <w:keepNext w:val="0"/>
+        <w:spacing w:before="280" w:after="80"/>
+      </w:pPr>
       <w:r>
         <w:rPr>
+          <w:rFonts w:ascii="BM JUA" w:hAnsi="BM JUA" w:eastAsia="BM JUA" w:cs="BM JUA"/>
           <w:b/>
-          <w:color w:val="1F9E6E"/>
+          <w:i w:val="0"/>
+          <w:color w:val="2E2A55"/>
           <w:sz w:val="26"/>
         </w:rPr>
-        <w:t>⑤ 오늘 나에게 남은 문장 하나</w:t>
+        <w:t xml:space="preserve">⑤  </w:t>
       </w:r>
-    </w:p>
-    <w:p>
       <w:r>
-        <w:t>게임에 입력한 문장을 여기에도 남겨두세요. 일주일 뒤 다시 읽어봅시다.</w:t>
+        <w:rPr>
+          <w:rFonts w:ascii="BM JUA" w:hAnsi="BM JUA" w:eastAsia="BM JUA" w:cs="BM JUA"/>
+          <w:b/>
+          <w:i w:val="0"/>
+          <w:color w:val="2E2A55"/>
+          <w:sz w:val="26"/>
+        </w:rPr>
+        <w:t>오늘 나에게 남은 문장 하나</w:t>
       </w:r>
-    </w:p>
-    <w:p>
       <w:r>
-        <w:t>💬 “                                                                              ”</w:t>
-      </w:r>
-    </w:p>
-    <w:p>
-      <w:r>
-        <w:br w:type="page"/>
+        <w:drawing>
+          <wp:inline xmlns:a="http://schemas.openxmlformats.org/drawingml/2006/main" xmlns:pic="http://schemas.openxmlformats.org/drawingml/2006/picture">
+            <wp:extent cx="256032" cy="256032"/>
+            <wp:docPr id="6" name="Picture 6"/>
+            <wp:cNvGraphicFramePr>
+              <a:graphicFrameLocks noChangeAspect="1"/>
+            </wp:cNvGraphicFramePr>
+            <a:graphic>
+              <a:graphicData uri="http://schemas.openxmlformats.org/drawingml/2006/picture">
+                <pic:pic>
+                  <pic:nvPicPr>
+                    <pic:cNvPr id="0" name="moon.png"/>
+                    <pic:cNvPicPr/>
+                  </pic:nvPicPr>
+                  <pic:blipFill>
+                    <a:blip r:embed="rId14"/>
+                    <a:stretch>
+                      <a:fillRect/>
+                    </a:stretch>
+                  </pic:blipFill>
+                  <pic:spPr>
+                    <a:xfrm>
+                      <a:off x="0" y="0"/>
+                      <a:ext cx="256032" cy="256032"/>
+                    </a:xfrm>
+                    <a:prstGeom prst="rect"/>
+                  </pic:spPr>
+                </pic:pic>
+              </a:graphicData>
+            </a:graphic>
+          </wp:inline>
+        </w:drawing>
       </w:r>
     </w:p>
     <w:p>
       <w:pPr>
-        <w:jc w:val="center"/>
+        <w:keepNext w:val="0"/>
+        <w:spacing w:before="0" w:after="120"/>
       </w:pPr>
       <w:r>
         <w:rPr>
+          <w:rFonts w:ascii="Pretendard" w:hAnsi="Pretendard" w:eastAsia="Pretendard" w:cs="Pretendard"/>
+          <w:b w:val="0"/>
+          <w:i/>
+          <w:color w:val="7A7A85"/>
+          <w:sz w:val="18"/>
+        </w:rPr>
+        <w:t>게임에 입력한 문장을 여기에도 남겨두세요. 일주일 뒤 다시 읽어봅시다.</w:t>
+      </w:r>
+    </w:p>
+    <w:tbl>
+      <w:tblPr>
+        <w:tblW w:type="dxa" w:w="9746"/>
+        <w:tblLayout w:type="fixed"/>
+        <w:tblLook w:firstColumn="1" w:firstRow="1" w:lastColumn="0" w:lastRow="0" w:noHBand="0" w:noVBand="1" w:val="04A0"/>
+        <w:tblBorders>
+          <w:top w:val="nil"/>
+          <w:left w:val="nil"/>
+          <w:bottom w:val="nil"/>
+          <w:right w:val="nil"/>
+          <w:insideH w:val="nil"/>
+          <w:insideV w:val="nil"/>
+        </w:tblBorders>
+      </w:tblPr>
+      <w:tblGrid>
+        <w:gridCol w:w="9746"/>
+      </w:tblGrid>
+      <w:tr>
+        <w:tc>
+          <w:tcPr>
+            <w:tcW w:type="dxa" w:w="9746"/>
+            <w:shd w:val="clear" w:color="auto" w:fill="FBF3E3"/>
+            <w:tcBorders>
+              <w:top w:val="single" w:sz="5" w:color="F0DFAE"/>
+              <w:left w:val="single" w:sz="5" w:color="F0DFAE"/>
+              <w:bottom w:val="single" w:sz="5" w:color="F0DFAE"/>
+              <w:right w:val="single" w:sz="5" w:color="F0DFAE"/>
+            </w:tcBorders>
+            <w:tcMar>
+              <w:top w:w="220" w:type="dxa"/>
+              <w:bottom w:w="220" w:type="dxa"/>
+              <w:start w:w="260" w:type="dxa"/>
+              <w:end w:w="260" w:type="dxa"/>
+            </w:tcMar>
+          </w:tcPr>
+          <w:p>
+            <w:pPr>
+              <w:jc w:val="center"/>
+            </w:pPr>
+            <w:r/>
+            <w:r>
+              <w:rPr>
+                <w:rFonts w:ascii="MARU BuriOTF Beta" w:hAnsi="MARU BuriOTF Beta" w:eastAsia="MARU BuriOTF Beta" w:cs="MARU BuriOTF Beta"/>
+                <w:b w:val="0"/>
+                <w:i w:val="0"/>
+                <w:color w:val="B7AED8"/>
+                <w:sz w:val="24"/>
+              </w:rPr>
+              <w:t>💬 “                                                            ”</w:t>
+            </w:r>
+          </w:p>
+          <w:p>
+            <w:pPr>
+              <w:spacing w:before="320"/>
+              <w:ind w:left="1200" w:right="1200"/>
+              <w:pBdr>
+                <w:bottom w:val="single" w:sz="4" w:space="4" w:color="F0DFAE"/>
+              </w:pBdr>
+            </w:pPr>
+            <w:r>
+              <w:rPr>
+                <w:rFonts w:ascii="Pretendard" w:hAnsi="Pretendard" w:eastAsia="Pretendard" w:cs="Pretendard"/>
+                <w:b w:val="0"/>
+                <w:i w:val="0"/>
+                <w:color w:val="2B2B33"/>
+                <w:sz w:val="16"/>
+              </w:rPr>
+              <w:t xml:space="preserve"> </w:t>
+            </w:r>
+          </w:p>
+        </w:tc>
+      </w:tr>
+    </w:tbl>
+    <w:p>
+      <w:pPr>
+        <w:keepNext w:val="0"/>
+        <w:spacing w:before="360" w:after="40"/>
+      </w:pPr>
+      <w:r>
+        <w:rPr>
+          <w:rFonts w:ascii="BM JUA" w:hAnsi="BM JUA" w:eastAsia="BM JUA" w:cs="BM JUA"/>
           <w:b/>
-          <w:sz w:val="36"/>
+          <w:i w:val="0"/>
+          <w:color w:val="2E2A55"/>
+          <w:sz w:val="28"/>
         </w:rPr>
         <w:t>🗺 길별 미션</w:t>
       </w:r>
     </w:p>
     <w:p>
       <w:pPr>
-        <w:jc w:val="center"/>
+        <w:keepNext w:val="0"/>
+        <w:spacing w:before="0" w:after="120"/>
       </w:pPr>
       <w:r>
         <w:rPr>
-          <w:color w:val="666E7A"/>
-          <w:sz w:val="21"/>
+          <w:rFonts w:ascii="Pretendard" w:hAnsi="Pretendard" w:eastAsia="Pretendard" w:cs="Pretendard"/>
+          <w:b w:val="0"/>
+          <w:i/>
+          <w:color w:val="7A7A85"/>
+          <w:sz w:val="18"/>
         </w:rPr>
         <w:t>오늘 달린 길의 미션 하나만 작성하세요</w:t>
       </w:r>
     </w:p>
-    <w:p>
-      <w:r>
-        <w:rPr>
-          <w:b/>
-          <w:color w:val="1F9E6E"/>
-          <w:sz w:val="26"/>
-        </w:rPr>
-        <w:t>🌃 밤의 숲 미션 — 생각에 이름표 붙이기 (감정 조절)</w:t>
-      </w:r>
-    </w:p>
     <w:tbl>
       <w:tblPr>
-        <w:tblStyle w:val="TableGrid"/>
-        <w:tblW w:type="auto" w:w="0"/>
-        <w:jc w:val="center"/>
+        <w:tblW w:type="dxa" w:w="9746"/>
+        <w:tblLayout w:type="fixed"/>
         <w:tblLook w:firstColumn="1" w:firstRow="1" w:lastColumn="0" w:lastRow="0" w:noHBand="0" w:noVBand="1" w:val="04A0"/>
+        <w:tblBorders>
+          <w:top w:val="nil"/>
+          <w:left w:val="nil"/>
+          <w:bottom w:val="nil"/>
+          <w:right w:val="nil"/>
+          <w:insideH w:val="nil"/>
+          <w:insideV w:val="nil"/>
+        </w:tblBorders>
       </w:tblPr>
       <w:tblGrid>
-        <w:gridCol w:w="2880"/>
-        <w:gridCol w:w="2880"/>
-        <w:gridCol w:w="2880"/>
+        <w:gridCol w:w="650"/>
+        <w:gridCol w:w="9096"/>
       </w:tblGrid>
       <w:tr>
         <w:tc>
           <w:tcPr>
-            <w:tcW w:type="dxa" w:w="2880"/>
+            <w:tcW w:type="dxa" w:w="650"/>
+            <w:shd w:val="clear" w:color="auto" w:fill="E3F5EF"/>
+            <w:tcMar>
+              <w:top w:w="50" w:type="dxa"/>
+              <w:bottom w:w="50" w:type="dxa"/>
+              <w:start w:w="120" w:type="dxa"/>
+              <w:end w:w="120" w:type="dxa"/>
+            </w:tcMar>
+            <w:tcBorders>
+              <w:top w:val="single" w:sz="4" w:color="E3F5EF"/>
+              <w:left w:val="single" w:sz="4" w:color="E3F5EF"/>
+              <w:bottom w:val="single" w:sz="4" w:color="E3F5EF"/>
+              <w:right w:val="single" w:sz="4" w:color="E3F5EF"/>
+            </w:tcBorders>
           </w:tcPr>
           <w:p>
+            <w:pPr>
+              <w:jc w:val="center"/>
+            </w:pPr>
+            <w:r>
+              <w:drawing>
+                <wp:inline xmlns:a="http://schemas.openxmlformats.org/drawingml/2006/main" xmlns:pic="http://schemas.openxmlformats.org/drawingml/2006/picture">
+                  <wp:extent cx="329184" cy="422031"/>
+                  <wp:docPr id="7" name="Picture 7"/>
+                  <wp:cNvGraphicFramePr>
+                    <a:graphicFrameLocks noChangeAspect="1"/>
+                  </wp:cNvGraphicFramePr>
+                  <a:graphic>
+                    <a:graphicData uri="http://schemas.openxmlformats.org/drawingml/2006/picture">
+                      <pic:pic>
+                        <pic:nvPicPr>
+                          <pic:cNvPr id="0" name="mushroom.png"/>
+                          <pic:cNvPicPr/>
+                        </pic:nvPicPr>
+                        <pic:blipFill>
+                          <a:blip r:embed="rId15"/>
+                          <a:stretch>
+                            <a:fillRect/>
+                          </a:stretch>
+                        </pic:blipFill>
+                        <pic:spPr>
+                          <a:xfrm>
+                            <a:off x="0" y="0"/>
+                            <a:ext cx="329184" cy="422031"/>
+                          </a:xfrm>
+                          <a:prstGeom prst="rect"/>
+                        </pic:spPr>
+                      </pic:pic>
+                    </a:graphicData>
+                  </a:graphic>
+                </wp:inline>
+              </w:drawing>
+            </w:r>
+          </w:p>
+        </w:tc>
+        <w:tc>
+          <w:tcPr>
+            <w:tcW w:type="dxa" w:w="9096"/>
+            <w:shd w:val="clear" w:color="auto" w:fill="E3F5EF"/>
+            <w:tcMar>
+              <w:top w:w="50" w:type="dxa"/>
+              <w:bottom w:w="50" w:type="dxa"/>
+              <w:start w:w="140" w:type="dxa"/>
+              <w:end w:w="120" w:type="dxa"/>
+            </w:tcMar>
+            <w:vAlign w:val="center"/>
+            <w:tcBorders>
+              <w:top w:val="single" w:sz="4" w:color="E3F5EF"/>
+              <w:left w:val="single" w:sz="4" w:color="E3F5EF"/>
+              <w:bottom w:val="single" w:sz="4" w:color="E3F5EF"/>
+              <w:right w:val="single" w:sz="4" w:color="E3F5EF"/>
+            </w:tcBorders>
+          </w:tcPr>
+          <w:p>
+            <w:pPr>
+              <w:spacing w:after="0"/>
+            </w:pPr>
             <w:r/>
             <w:r>
               <w:rPr>
+                <w:rFonts w:ascii="Pretendard SemiBold" w:hAnsi="Pretendard SemiBold" w:eastAsia="Pretendard SemiBold" w:cs="Pretendard SemiBold"/>
                 <w:b/>
-                <w:sz w:val="18"/>
+                <w:i w:val="0"/>
+                <w:color w:val="0E4A3D"/>
+                <w:sz w:val="21"/>
+              </w:rPr>
+              <w:t>🌃 밤의 숲 미션 — 생각에 이름표 붙이기 (감정 조절)</w:t>
+            </w:r>
+          </w:p>
+        </w:tc>
+      </w:tr>
+    </w:tbl>
+    <w:tbl>
+      <w:tblPr>
+        <w:tblW w:type="dxa" w:w="9746"/>
+        <w:tblLayout w:type="fixed"/>
+        <w:tblLook w:firstColumn="1" w:firstRow="1" w:lastColumn="0" w:lastRow="0" w:noHBand="0" w:noVBand="1" w:val="04A0"/>
+        <w:tblBorders>
+          <w:top w:val="nil"/>
+          <w:left w:val="nil"/>
+          <w:bottom w:val="nil"/>
+          <w:right w:val="nil"/>
+          <w:insideH w:val="nil"/>
+          <w:insideV w:val="nil"/>
+        </w:tblBorders>
+      </w:tblPr>
+      <w:tblGrid>
+        <w:gridCol w:w="1500"/>
+        <w:gridCol w:w="3300"/>
+        <w:gridCol w:w="4946"/>
+      </w:tblGrid>
+      <w:tr>
+        <w:tc>
+          <w:tcPr>
+            <w:tcW w:type="dxa" w:w="1500"/>
+            <w:shd w:val="clear" w:color="auto" w:fill="12805F"/>
+            <w:tcMar>
+              <w:top w:w="70" w:type="dxa"/>
+              <w:bottom w:w="70" w:type="dxa"/>
+              <w:start w:w="120" w:type="dxa"/>
+              <w:end w:w="120" w:type="dxa"/>
+            </w:tcMar>
+            <w:vAlign w:val="center"/>
+            <w:tcBorders>
+              <w:top w:val="single" w:sz="6" w:color="FFFFFF"/>
+              <w:left w:val="single" w:sz="6" w:color="FFFFFF"/>
+              <w:bottom w:val="single" w:sz="6" w:color="FFFFFF"/>
+              <w:right w:val="single" w:sz="6" w:color="FFFFFF"/>
+            </w:tcBorders>
+          </w:tcPr>
+          <w:p>
+            <w:pPr>
+              <w:spacing w:after="0"/>
+              <w:jc w:val="center"/>
+            </w:pPr>
+            <w:r/>
+            <w:r>
+              <w:rPr>
+                <w:rFonts w:ascii="Pretendard SemiBold" w:hAnsi="Pretendard SemiBold" w:eastAsia="Pretendard SemiBold" w:cs="Pretendard SemiBold"/>
+                <w:b/>
+                <w:i w:val="0"/>
+                <w:color w:val="FFFFFF"/>
+                <w:sz w:val="17"/>
               </w:rPr>
               <w:t>이름표</w:t>
             </w:r>
@@ -411,14 +1917,35 @@
         </w:tc>
         <w:tc>
           <w:tcPr>
-            <w:tcW w:type="dxa" w:w="2880"/>
+            <w:tcW w:type="dxa" w:w="3300"/>
+            <w:shd w:val="clear" w:color="auto" w:fill="12805F"/>
+            <w:tcMar>
+              <w:top w:w="70" w:type="dxa"/>
+              <w:bottom w:w="70" w:type="dxa"/>
+              <w:start w:w="120" w:type="dxa"/>
+              <w:end w:w="120" w:type="dxa"/>
+            </w:tcMar>
+            <w:vAlign w:val="center"/>
+            <w:tcBorders>
+              <w:top w:val="single" w:sz="6" w:color="FFFFFF"/>
+              <w:left w:val="single" w:sz="6" w:color="FFFFFF"/>
+              <w:bottom w:val="single" w:sz="6" w:color="FFFFFF"/>
+              <w:right w:val="single" w:sz="6" w:color="FFFFFF"/>
+            </w:tcBorders>
           </w:tcPr>
           <w:p>
+            <w:pPr>
+              <w:spacing w:after="0"/>
+              <w:jc w:val="center"/>
+            </w:pPr>
             <w:r/>
             <w:r>
               <w:rPr>
+                <w:rFonts w:ascii="Pretendard SemiBold" w:hAnsi="Pretendard SemiBold" w:eastAsia="Pretendard SemiBold" w:cs="Pretendard SemiBold"/>
                 <w:b/>
-                <w:sz w:val="18"/>
+                <w:i w:val="0"/>
+                <w:color w:val="FFFFFF"/>
+                <w:sz w:val="17"/>
               </w:rPr>
               <w:t>뜻</w:t>
             </w:r>
@@ -426,14 +1953,35 @@
         </w:tc>
         <w:tc>
           <w:tcPr>
-            <w:tcW w:type="dxa" w:w="2880"/>
+            <w:tcW w:type="dxa" w:w="4946"/>
+            <w:shd w:val="clear" w:color="auto" w:fill="12805F"/>
+            <w:tcMar>
+              <w:top w:w="70" w:type="dxa"/>
+              <w:bottom w:w="70" w:type="dxa"/>
+              <w:start w:w="120" w:type="dxa"/>
+              <w:end w:w="120" w:type="dxa"/>
+            </w:tcMar>
+            <w:vAlign w:val="center"/>
+            <w:tcBorders>
+              <w:top w:val="single" w:sz="6" w:color="FFFFFF"/>
+              <w:left w:val="single" w:sz="6" w:color="FFFFFF"/>
+              <w:bottom w:val="single" w:sz="6" w:color="FFFFFF"/>
+              <w:right w:val="single" w:sz="6" w:color="FFFFFF"/>
+            </w:tcBorders>
           </w:tcPr>
           <w:p>
+            <w:pPr>
+              <w:spacing w:after="0"/>
+              <w:jc w:val="center"/>
+            </w:pPr>
             <w:r/>
             <w:r>
               <w:rPr>
+                <w:rFonts w:ascii="Pretendard SemiBold" w:hAnsi="Pretendard SemiBold" w:eastAsia="Pretendard SemiBold" w:cs="Pretendard SemiBold"/>
                 <w:b/>
-                <w:sz w:val="18"/>
+                <w:i w:val="0"/>
+                <w:color w:val="FFFFFF"/>
+                <w:sz w:val="17"/>
               </w:rPr>
               <w:t>나의 예시 문장 (내가 자주 하는 생각으로)</w:t>
             </w:r>
@@ -443,13 +1991,35 @@
       <w:tr>
         <w:tc>
           <w:tcPr>
-            <w:tcW w:type="dxa" w:w="2880"/>
+            <w:tcW w:type="dxa" w:w="1500"/>
+            <w:shd w:val="clear" w:color="auto" w:fill="E3F5EF"/>
+            <w:tcMar>
+              <w:top w:w="90" w:type="dxa"/>
+              <w:bottom w:w="90" w:type="dxa"/>
+              <w:start w:w="140" w:type="dxa"/>
+              <w:end w:w="120" w:type="dxa"/>
+            </w:tcMar>
+            <w:vAlign w:val="center"/>
+            <w:tcBorders>
+              <w:top w:val="single" w:sz="6" w:color="FFFFFF"/>
+              <w:left w:val="single" w:sz="6" w:color="FFFFFF"/>
+              <w:bottom w:val="single" w:sz="6" w:color="FFFFFF"/>
+              <w:right w:val="single" w:sz="6" w:color="FFFFFF"/>
+            </w:tcBorders>
           </w:tcPr>
           <w:p>
+            <w:pPr>
+              <w:spacing w:after="0"/>
+              <w:jc w:val="left"/>
+            </w:pPr>
             <w:r/>
             <w:r>
               <w:rPr>
-                <w:sz w:val="18"/>
+                <w:rFonts w:ascii="Pretendard SemiBold" w:hAnsi="Pretendard SemiBold" w:eastAsia="Pretendard SemiBold" w:cs="Pretendard SemiBold"/>
+                <w:b/>
+                <w:i w:val="0"/>
+                <w:color w:val="0E4A3D"/>
+                <w:sz w:val="17"/>
               </w:rPr>
               <w:t>파국화</w:t>
             </w:r>
@@ -457,13 +2027,35 @@
         </w:tc>
         <w:tc>
           <w:tcPr>
-            <w:tcW w:type="dxa" w:w="2880"/>
+            <w:tcW w:type="dxa" w:w="3300"/>
+            <w:shd w:val="clear" w:color="auto" w:fill="E3F5EF"/>
+            <w:tcMar>
+              <w:top w:w="90" w:type="dxa"/>
+              <w:bottom w:w="90" w:type="dxa"/>
+              <w:start w:w="140" w:type="dxa"/>
+              <w:end w:w="120" w:type="dxa"/>
+            </w:tcMar>
+            <w:vAlign w:val="center"/>
+            <w:tcBorders>
+              <w:top w:val="single" w:sz="6" w:color="FFFFFF"/>
+              <w:left w:val="single" w:sz="6" w:color="FFFFFF"/>
+              <w:bottom w:val="single" w:sz="6" w:color="FFFFFF"/>
+              <w:right w:val="single" w:sz="6" w:color="FFFFFF"/>
+            </w:tcBorders>
           </w:tcPr>
           <w:p>
+            <w:pPr>
+              <w:spacing w:after="0"/>
+              <w:jc w:val="left"/>
+            </w:pPr>
             <w:r/>
             <w:r>
               <w:rPr>
-                <w:sz w:val="18"/>
+                <w:rFonts w:ascii="Pretendard" w:hAnsi="Pretendard" w:eastAsia="Pretendard" w:cs="Pretendard"/>
+                <w:b w:val="0"/>
+                <w:i w:val="0"/>
+                <w:color w:val="2B2B33"/>
+                <w:sz w:val="17"/>
               </w:rPr>
               <w:t>작은 일 → 최악의 결말로 점프</w:t>
             </w:r>
@@ -471,13 +2063,35 @@
         </w:tc>
         <w:tc>
           <w:tcPr>
-            <w:tcW w:type="dxa" w:w="2880"/>
+            <w:tcW w:type="dxa" w:w="4946"/>
+            <w:shd w:val="clear" w:color="auto" w:fill="FFFFFF"/>
+            <w:tcMar>
+              <w:top w:w="90" w:type="dxa"/>
+              <w:bottom w:w="90" w:type="dxa"/>
+              <w:start w:w="140" w:type="dxa"/>
+              <w:end w:w="120" w:type="dxa"/>
+            </w:tcMar>
+            <w:vAlign w:val="center"/>
+            <w:tcBorders>
+              <w:top w:val="single" w:sz="6" w:color="FFFFFF"/>
+              <w:left w:val="single" w:sz="6" w:color="FFFFFF"/>
+              <w:bottom w:val="single" w:sz="6" w:color="FFFFFF"/>
+              <w:right w:val="single" w:sz="6" w:color="FFFFFF"/>
+            </w:tcBorders>
           </w:tcPr>
           <w:p>
+            <w:pPr>
+              <w:spacing w:after="0"/>
+              <w:jc w:val="left"/>
+            </w:pPr>
             <w:r/>
             <w:r>
               <w:rPr>
-                <w:sz w:val="18"/>
+                <w:rFonts w:ascii="Pretendard" w:hAnsi="Pretendard" w:eastAsia="Pretendard" w:cs="Pretendard"/>
+                <w:b w:val="0"/>
+                <w:i w:val="0"/>
+                <w:color w:val="2B2B33"/>
+                <w:sz w:val="17"/>
               </w:rPr>
             </w:r>
           </w:p>
@@ -486,13 +2100,35 @@
       <w:tr>
         <w:tc>
           <w:tcPr>
-            <w:tcW w:type="dxa" w:w="2880"/>
+            <w:tcW w:type="dxa" w:w="1500"/>
+            <w:shd w:val="clear" w:color="auto" w:fill="E3F5EF"/>
+            <w:tcMar>
+              <w:top w:w="90" w:type="dxa"/>
+              <w:bottom w:w="90" w:type="dxa"/>
+              <w:start w:w="140" w:type="dxa"/>
+              <w:end w:w="120" w:type="dxa"/>
+            </w:tcMar>
+            <w:vAlign w:val="center"/>
+            <w:tcBorders>
+              <w:top w:val="single" w:sz="6" w:color="FFFFFF"/>
+              <w:left w:val="single" w:sz="6" w:color="FFFFFF"/>
+              <w:bottom w:val="single" w:sz="6" w:color="FFFFFF"/>
+              <w:right w:val="single" w:sz="6" w:color="FFFFFF"/>
+            </w:tcBorders>
           </w:tcPr>
           <w:p>
+            <w:pPr>
+              <w:spacing w:after="0"/>
+              <w:jc w:val="left"/>
+            </w:pPr>
             <w:r/>
             <w:r>
               <w:rPr>
-                <w:sz w:val="18"/>
+                <w:rFonts w:ascii="Pretendard SemiBold" w:hAnsi="Pretendard SemiBold" w:eastAsia="Pretendard SemiBold" w:cs="Pretendard SemiBold"/>
+                <w:b/>
+                <w:i w:val="0"/>
+                <w:color w:val="0E4A3D"/>
+                <w:sz w:val="17"/>
               </w:rPr>
               <w:t>독심술</w:t>
             </w:r>
@@ -500,13 +2136,35 @@
         </w:tc>
         <w:tc>
           <w:tcPr>
-            <w:tcW w:type="dxa" w:w="2880"/>
+            <w:tcW w:type="dxa" w:w="3300"/>
+            <w:shd w:val="clear" w:color="auto" w:fill="E3F5EF"/>
+            <w:tcMar>
+              <w:top w:w="90" w:type="dxa"/>
+              <w:bottom w:w="90" w:type="dxa"/>
+              <w:start w:w="140" w:type="dxa"/>
+              <w:end w:w="120" w:type="dxa"/>
+            </w:tcMar>
+            <w:vAlign w:val="center"/>
+            <w:tcBorders>
+              <w:top w:val="single" w:sz="6" w:color="FFFFFF"/>
+              <w:left w:val="single" w:sz="6" w:color="FFFFFF"/>
+              <w:bottom w:val="single" w:sz="6" w:color="FFFFFF"/>
+              <w:right w:val="single" w:sz="6" w:color="FFFFFF"/>
+            </w:tcBorders>
           </w:tcPr>
           <w:p>
+            <w:pPr>
+              <w:spacing w:after="0"/>
+              <w:jc w:val="left"/>
+            </w:pPr>
             <w:r/>
             <w:r>
               <w:rPr>
-                <w:sz w:val="18"/>
+                <w:rFonts w:ascii="Pretendard" w:hAnsi="Pretendard" w:eastAsia="Pretendard" w:cs="Pretendard"/>
+                <w:b w:val="0"/>
+                <w:i w:val="0"/>
+                <w:color w:val="2B2B33"/>
+                <w:sz w:val="17"/>
               </w:rPr>
               <w:t>확인 없이 남의 마음을 단정</w:t>
             </w:r>
@@ -514,13 +2172,35 @@
         </w:tc>
         <w:tc>
           <w:tcPr>
-            <w:tcW w:type="dxa" w:w="2880"/>
+            <w:tcW w:type="dxa" w:w="4946"/>
+            <w:shd w:val="clear" w:color="auto" w:fill="FFFFFF"/>
+            <w:tcMar>
+              <w:top w:w="90" w:type="dxa"/>
+              <w:bottom w:w="90" w:type="dxa"/>
+              <w:start w:w="140" w:type="dxa"/>
+              <w:end w:w="120" w:type="dxa"/>
+            </w:tcMar>
+            <w:vAlign w:val="center"/>
+            <w:tcBorders>
+              <w:top w:val="single" w:sz="6" w:color="FFFFFF"/>
+              <w:left w:val="single" w:sz="6" w:color="FFFFFF"/>
+              <w:bottom w:val="single" w:sz="6" w:color="FFFFFF"/>
+              <w:right w:val="single" w:sz="6" w:color="FFFFFF"/>
+            </w:tcBorders>
           </w:tcPr>
           <w:p>
+            <w:pPr>
+              <w:spacing w:after="0"/>
+              <w:jc w:val="left"/>
+            </w:pPr>
             <w:r/>
             <w:r>
               <w:rPr>
-                <w:sz w:val="18"/>
+                <w:rFonts w:ascii="Pretendard" w:hAnsi="Pretendard" w:eastAsia="Pretendard" w:cs="Pretendard"/>
+                <w:b w:val="0"/>
+                <w:i w:val="0"/>
+                <w:color w:val="2B2B33"/>
+                <w:sz w:val="17"/>
               </w:rPr>
             </w:r>
           </w:p>
@@ -529,13 +2209,35 @@
       <w:tr>
         <w:tc>
           <w:tcPr>
-            <w:tcW w:type="dxa" w:w="2880"/>
+            <w:tcW w:type="dxa" w:w="1500"/>
+            <w:shd w:val="clear" w:color="auto" w:fill="E3F5EF"/>
+            <w:tcMar>
+              <w:top w:w="90" w:type="dxa"/>
+              <w:bottom w:w="90" w:type="dxa"/>
+              <w:start w:w="140" w:type="dxa"/>
+              <w:end w:w="120" w:type="dxa"/>
+            </w:tcMar>
+            <w:vAlign w:val="center"/>
+            <w:tcBorders>
+              <w:top w:val="single" w:sz="6" w:color="FFFFFF"/>
+              <w:left w:val="single" w:sz="6" w:color="FFFFFF"/>
+              <w:bottom w:val="single" w:sz="6" w:color="FFFFFF"/>
+              <w:right w:val="single" w:sz="6" w:color="FFFFFF"/>
+            </w:tcBorders>
           </w:tcPr>
           <w:p>
+            <w:pPr>
+              <w:spacing w:after="0"/>
+              <w:jc w:val="left"/>
+            </w:pPr>
             <w:r/>
             <w:r>
               <w:rPr>
-                <w:sz w:val="18"/>
+                <w:rFonts w:ascii="Pretendard SemiBold" w:hAnsi="Pretendard SemiBold" w:eastAsia="Pretendard SemiBold" w:cs="Pretendard SemiBold"/>
+                <w:b/>
+                <w:i w:val="0"/>
+                <w:color w:val="0E4A3D"/>
+                <w:sz w:val="17"/>
               </w:rPr>
               <w:t>흑백논리</w:t>
             </w:r>
@@ -543,13 +2245,35 @@
         </w:tc>
         <w:tc>
           <w:tcPr>
-            <w:tcW w:type="dxa" w:w="2880"/>
+            <w:tcW w:type="dxa" w:w="3300"/>
+            <w:shd w:val="clear" w:color="auto" w:fill="E3F5EF"/>
+            <w:tcMar>
+              <w:top w:w="90" w:type="dxa"/>
+              <w:bottom w:w="90" w:type="dxa"/>
+              <w:start w:w="140" w:type="dxa"/>
+              <w:end w:w="120" w:type="dxa"/>
+            </w:tcMar>
+            <w:vAlign w:val="center"/>
+            <w:tcBorders>
+              <w:top w:val="single" w:sz="6" w:color="FFFFFF"/>
+              <w:left w:val="single" w:sz="6" w:color="FFFFFF"/>
+              <w:bottom w:val="single" w:sz="6" w:color="FFFFFF"/>
+              <w:right w:val="single" w:sz="6" w:color="FFFFFF"/>
+            </w:tcBorders>
           </w:tcPr>
           <w:p>
+            <w:pPr>
+              <w:spacing w:after="0"/>
+              <w:jc w:val="left"/>
+            </w:pPr>
             <w:r/>
             <w:r>
               <w:rPr>
-                <w:sz w:val="18"/>
+                <w:rFonts w:ascii="Pretendard" w:hAnsi="Pretendard" w:eastAsia="Pretendard" w:cs="Pretendard"/>
+                <w:b w:val="0"/>
+                <w:i w:val="0"/>
+                <w:color w:val="2B2B33"/>
+                <w:sz w:val="17"/>
               </w:rPr>
               <w:t>전부 아니면 전무</w:t>
             </w:r>
@@ -557,13 +2281,35 @@
         </w:tc>
         <w:tc>
           <w:tcPr>
-            <w:tcW w:type="dxa" w:w="2880"/>
+            <w:tcW w:type="dxa" w:w="4946"/>
+            <w:shd w:val="clear" w:color="auto" w:fill="FFFFFF"/>
+            <w:tcMar>
+              <w:top w:w="90" w:type="dxa"/>
+              <w:bottom w:w="90" w:type="dxa"/>
+              <w:start w:w="140" w:type="dxa"/>
+              <w:end w:w="120" w:type="dxa"/>
+            </w:tcMar>
+            <w:vAlign w:val="center"/>
+            <w:tcBorders>
+              <w:top w:val="single" w:sz="6" w:color="FFFFFF"/>
+              <w:left w:val="single" w:sz="6" w:color="FFFFFF"/>
+              <w:bottom w:val="single" w:sz="6" w:color="FFFFFF"/>
+              <w:right w:val="single" w:sz="6" w:color="FFFFFF"/>
+            </w:tcBorders>
           </w:tcPr>
           <w:p>
+            <w:pPr>
+              <w:spacing w:after="0"/>
+              <w:jc w:val="left"/>
+            </w:pPr>
             <w:r/>
             <w:r>
               <w:rPr>
-                <w:sz w:val="18"/>
+                <w:rFonts w:ascii="Pretendard" w:hAnsi="Pretendard" w:eastAsia="Pretendard" w:cs="Pretendard"/>
+                <w:b w:val="0"/>
+                <w:i w:val="0"/>
+                <w:color w:val="2B2B33"/>
+                <w:sz w:val="17"/>
               </w:rPr>
             </w:r>
           </w:p>
@@ -572,13 +2318,35 @@
       <w:tr>
         <w:tc>
           <w:tcPr>
-            <w:tcW w:type="dxa" w:w="2880"/>
+            <w:tcW w:type="dxa" w:w="1500"/>
+            <w:shd w:val="clear" w:color="auto" w:fill="E3F5EF"/>
+            <w:tcMar>
+              <w:top w:w="90" w:type="dxa"/>
+              <w:bottom w:w="90" w:type="dxa"/>
+              <w:start w:w="140" w:type="dxa"/>
+              <w:end w:w="120" w:type="dxa"/>
+            </w:tcMar>
+            <w:vAlign w:val="center"/>
+            <w:tcBorders>
+              <w:top w:val="single" w:sz="6" w:color="FFFFFF"/>
+              <w:left w:val="single" w:sz="6" w:color="FFFFFF"/>
+              <w:bottom w:val="single" w:sz="6" w:color="FFFFFF"/>
+              <w:right w:val="single" w:sz="6" w:color="FFFFFF"/>
+            </w:tcBorders>
           </w:tcPr>
           <w:p>
+            <w:pPr>
+              <w:spacing w:after="0"/>
+              <w:jc w:val="left"/>
+            </w:pPr>
             <w:r/>
             <w:r>
               <w:rPr>
-                <w:sz w:val="18"/>
+                <w:rFonts w:ascii="Pretendard SemiBold" w:hAnsi="Pretendard SemiBold" w:eastAsia="Pretendard SemiBold" w:cs="Pretendard SemiBold"/>
+                <w:b/>
+                <w:i w:val="0"/>
+                <w:color w:val="0E4A3D"/>
+                <w:sz w:val="17"/>
               </w:rPr>
               <w:t>과잉일반화</w:t>
             </w:r>
@@ -586,13 +2354,35 @@
         </w:tc>
         <w:tc>
           <w:tcPr>
-            <w:tcW w:type="dxa" w:w="2880"/>
+            <w:tcW w:type="dxa" w:w="3300"/>
+            <w:shd w:val="clear" w:color="auto" w:fill="E3F5EF"/>
+            <w:tcMar>
+              <w:top w:w="90" w:type="dxa"/>
+              <w:bottom w:w="90" w:type="dxa"/>
+              <w:start w:w="140" w:type="dxa"/>
+              <w:end w:w="120" w:type="dxa"/>
+            </w:tcMar>
+            <w:vAlign w:val="center"/>
+            <w:tcBorders>
+              <w:top w:val="single" w:sz="6" w:color="FFFFFF"/>
+              <w:left w:val="single" w:sz="6" w:color="FFFFFF"/>
+              <w:bottom w:val="single" w:sz="6" w:color="FFFFFF"/>
+              <w:right w:val="single" w:sz="6" w:color="FFFFFF"/>
+            </w:tcBorders>
           </w:tcPr>
           <w:p>
+            <w:pPr>
+              <w:spacing w:after="0"/>
+              <w:jc w:val="left"/>
+            </w:pPr>
             <w:r/>
             <w:r>
               <w:rPr>
-                <w:sz w:val="18"/>
+                <w:rFonts w:ascii="Pretendard" w:hAnsi="Pretendard" w:eastAsia="Pretendard" w:cs="Pretendard"/>
+                <w:b w:val="0"/>
+                <w:i w:val="0"/>
+                <w:color w:val="2B2B33"/>
+                <w:sz w:val="17"/>
               </w:rPr>
               <w:t>한두 번을 '항상'으로</w:t>
             </w:r>
@@ -600,13 +2390,35 @@
         </w:tc>
         <w:tc>
           <w:tcPr>
-            <w:tcW w:type="dxa" w:w="2880"/>
+            <w:tcW w:type="dxa" w:w="4946"/>
+            <w:shd w:val="clear" w:color="auto" w:fill="FFFFFF"/>
+            <w:tcMar>
+              <w:top w:w="90" w:type="dxa"/>
+              <w:bottom w:w="90" w:type="dxa"/>
+              <w:start w:w="140" w:type="dxa"/>
+              <w:end w:w="120" w:type="dxa"/>
+            </w:tcMar>
+            <w:vAlign w:val="center"/>
+            <w:tcBorders>
+              <w:top w:val="single" w:sz="6" w:color="FFFFFF"/>
+              <w:left w:val="single" w:sz="6" w:color="FFFFFF"/>
+              <w:bottom w:val="single" w:sz="6" w:color="FFFFFF"/>
+              <w:right w:val="single" w:sz="6" w:color="FFFFFF"/>
+            </w:tcBorders>
           </w:tcPr>
           <w:p>
+            <w:pPr>
+              <w:spacing w:after="0"/>
+              <w:jc w:val="left"/>
+            </w:pPr>
             <w:r/>
             <w:r>
               <w:rPr>
-                <w:sz w:val="18"/>
+                <w:rFonts w:ascii="Pretendard" w:hAnsi="Pretendard" w:eastAsia="Pretendard" w:cs="Pretendard"/>
+                <w:b w:val="0"/>
+                <w:i w:val="0"/>
+                <w:color w:val="2B2B33"/>
+                <w:sz w:val="17"/>
               </w:rPr>
             </w:r>
           </w:p>
@@ -615,13 +2427,35 @@
       <w:tr>
         <w:tc>
           <w:tcPr>
-            <w:tcW w:type="dxa" w:w="2880"/>
+            <w:tcW w:type="dxa" w:w="1500"/>
+            <w:shd w:val="clear" w:color="auto" w:fill="E3F5EF"/>
+            <w:tcMar>
+              <w:top w:w="90" w:type="dxa"/>
+              <w:bottom w:w="90" w:type="dxa"/>
+              <w:start w:w="140" w:type="dxa"/>
+              <w:end w:w="120" w:type="dxa"/>
+            </w:tcMar>
+            <w:vAlign w:val="center"/>
+            <w:tcBorders>
+              <w:top w:val="single" w:sz="6" w:color="FFFFFF"/>
+              <w:left w:val="single" w:sz="6" w:color="FFFFFF"/>
+              <w:bottom w:val="single" w:sz="6" w:color="FFFFFF"/>
+              <w:right w:val="single" w:sz="6" w:color="FFFFFF"/>
+            </w:tcBorders>
           </w:tcPr>
           <w:p>
+            <w:pPr>
+              <w:spacing w:after="0"/>
+              <w:jc w:val="left"/>
+            </w:pPr>
             <w:r/>
             <w:r>
               <w:rPr>
-                <w:sz w:val="18"/>
+                <w:rFonts w:ascii="Pretendard SemiBold" w:hAnsi="Pretendard SemiBold" w:eastAsia="Pretendard SemiBold" w:cs="Pretendard SemiBold"/>
+                <w:b/>
+                <w:i w:val="0"/>
+                <w:color w:val="0E4A3D"/>
+                <w:sz w:val="17"/>
               </w:rPr>
               <w:t>낙인찍기</w:t>
             </w:r>
@@ -629,13 +2463,35 @@
         </w:tc>
         <w:tc>
           <w:tcPr>
-            <w:tcW w:type="dxa" w:w="2880"/>
+            <w:tcW w:type="dxa" w:w="3300"/>
+            <w:shd w:val="clear" w:color="auto" w:fill="E3F5EF"/>
+            <w:tcMar>
+              <w:top w:w="90" w:type="dxa"/>
+              <w:bottom w:w="90" w:type="dxa"/>
+              <w:start w:w="140" w:type="dxa"/>
+              <w:end w:w="120" w:type="dxa"/>
+            </w:tcMar>
+            <w:vAlign w:val="center"/>
+            <w:tcBorders>
+              <w:top w:val="single" w:sz="6" w:color="FFFFFF"/>
+              <w:left w:val="single" w:sz="6" w:color="FFFFFF"/>
+              <w:bottom w:val="single" w:sz="6" w:color="FFFFFF"/>
+              <w:right w:val="single" w:sz="6" w:color="FFFFFF"/>
+            </w:tcBorders>
           </w:tcPr>
           <w:p>
+            <w:pPr>
+              <w:spacing w:after="0"/>
+              <w:jc w:val="left"/>
+            </w:pPr>
             <w:r/>
             <w:r>
               <w:rPr>
-                <w:sz w:val="18"/>
+                <w:rFonts w:ascii="Pretendard" w:hAnsi="Pretendard" w:eastAsia="Pretendard" w:cs="Pretendard"/>
+                <w:b w:val="0"/>
+                <w:i w:val="0"/>
+                <w:color w:val="2B2B33"/>
+                <w:sz w:val="17"/>
               </w:rPr>
               <w:t>행동 하나로 사람 전체에 이름표</w:t>
             </w:r>
@@ -643,13 +2499,35 @@
         </w:tc>
         <w:tc>
           <w:tcPr>
-            <w:tcW w:type="dxa" w:w="2880"/>
+            <w:tcW w:type="dxa" w:w="4946"/>
+            <w:shd w:val="clear" w:color="auto" w:fill="FFFFFF"/>
+            <w:tcMar>
+              <w:top w:w="90" w:type="dxa"/>
+              <w:bottom w:w="90" w:type="dxa"/>
+              <w:start w:w="140" w:type="dxa"/>
+              <w:end w:w="120" w:type="dxa"/>
+            </w:tcMar>
+            <w:vAlign w:val="center"/>
+            <w:tcBorders>
+              <w:top w:val="single" w:sz="6" w:color="FFFFFF"/>
+              <w:left w:val="single" w:sz="6" w:color="FFFFFF"/>
+              <w:bottom w:val="single" w:sz="6" w:color="FFFFFF"/>
+              <w:right w:val="single" w:sz="6" w:color="FFFFFF"/>
+            </w:tcBorders>
           </w:tcPr>
           <w:p>
+            <w:pPr>
+              <w:spacing w:after="0"/>
+              <w:jc w:val="left"/>
+            </w:pPr>
             <w:r/>
             <w:r>
               <w:rPr>
-                <w:sz w:val="18"/>
+                <w:rFonts w:ascii="Pretendard" w:hAnsi="Pretendard" w:eastAsia="Pretendard" w:cs="Pretendard"/>
+                <w:b w:val="0"/>
+                <w:i w:val="0"/>
+                <w:color w:val="2B2B33"/>
+                <w:sz w:val="17"/>
               </w:rPr>
             </w:r>
           </w:p>
@@ -657,37 +2535,290 @@
       </w:tr>
     </w:tbl>
     <w:p>
+      <w:pPr>
+        <w:spacing w:before="0" w:after="0"/>
+      </w:pPr>
       <w:r>
         <w:rPr>
-          <w:b/>
-          <w:color w:val="1F9E6E"/>
-          <w:sz w:val="26"/>
+          <w:sz w:val="16"/>
         </w:rPr>
-        <w:t>🌊 새벽 바다 미션 — 몸의 신호 3단계 (불안 다루기)</w:t>
+        <w:t xml:space="preserve"> </w:t>
       </w:r>
     </w:p>
     <w:tbl>
       <w:tblPr>
-        <w:tblStyle w:val="TableGrid"/>
-        <w:tblW w:type="auto" w:w="0"/>
-        <w:jc w:val="center"/>
+        <w:tblW w:type="dxa" w:w="9746"/>
+        <w:tblLayout w:type="fixed"/>
         <w:tblLook w:firstColumn="1" w:firstRow="1" w:lastColumn="0" w:lastRow="0" w:noHBand="0" w:noVBand="1" w:val="04A0"/>
+        <w:tblBorders>
+          <w:top w:val="nil"/>
+          <w:left w:val="nil"/>
+          <w:bottom w:val="nil"/>
+          <w:right w:val="nil"/>
+          <w:insideH w:val="nil"/>
+          <w:insideV w:val="nil"/>
+        </w:tblBorders>
       </w:tblPr>
       <w:tblGrid>
-        <w:gridCol w:w="2880"/>
-        <w:gridCol w:w="2880"/>
-        <w:gridCol w:w="2880"/>
+        <w:gridCol w:w="650"/>
+        <w:gridCol w:w="9096"/>
       </w:tblGrid>
       <w:tr>
         <w:tc>
           <w:tcPr>
-            <w:tcW w:type="dxa" w:w="1587"/>
+            <w:tcW w:type="dxa" w:w="650"/>
+            <w:shd w:val="clear" w:color="auto" w:fill="E7F1F8"/>
+            <w:tcMar>
+              <w:top w:w="50" w:type="dxa"/>
+              <w:bottom w:w="50" w:type="dxa"/>
+              <w:start w:w="120" w:type="dxa"/>
+              <w:end w:w="120" w:type="dxa"/>
+            </w:tcMar>
+            <w:tcBorders>
+              <w:top w:val="single" w:sz="4" w:color="E7F1F8"/>
+              <w:left w:val="single" w:sz="4" w:color="E7F1F8"/>
+              <w:bottom w:val="single" w:sz="4" w:color="E7F1F8"/>
+              <w:right w:val="single" w:sz="4" w:color="E7F1F8"/>
+            </w:tcBorders>
           </w:tcPr>
           <w:p>
+            <w:pPr>
+              <w:jc w:val="center"/>
+            </w:pPr>
+            <w:r>
+              <w:drawing>
+                <wp:inline xmlns:a="http://schemas.openxmlformats.org/drawingml/2006/main" xmlns:pic="http://schemas.openxmlformats.org/drawingml/2006/picture">
+                  <wp:extent cx="329184" cy="422031"/>
+                  <wp:docPr id="8" name="Picture 8"/>
+                  <wp:cNvGraphicFramePr>
+                    <a:graphicFrameLocks noChangeAspect="1"/>
+                  </wp:cNvGraphicFramePr>
+                  <a:graphic>
+                    <a:graphicData uri="http://schemas.openxmlformats.org/drawingml/2006/picture">
+                      <pic:pic>
+                        <pic:nvPicPr>
+                          <pic:cNvPr id="0" name="jelly.png"/>
+                          <pic:cNvPicPr/>
+                        </pic:nvPicPr>
+                        <pic:blipFill>
+                          <a:blip r:embed="rId16"/>
+                          <a:stretch>
+                            <a:fillRect/>
+                          </a:stretch>
+                        </pic:blipFill>
+                        <pic:spPr>
+                          <a:xfrm>
+                            <a:off x="0" y="0"/>
+                            <a:ext cx="329184" cy="422031"/>
+                          </a:xfrm>
+                          <a:prstGeom prst="rect"/>
+                        </pic:spPr>
+                      </pic:pic>
+                    </a:graphicData>
+                  </a:graphic>
+                </wp:inline>
+              </w:drawing>
+            </w:r>
+          </w:p>
+        </w:tc>
+        <w:tc>
+          <w:tcPr>
+            <w:tcW w:type="dxa" w:w="9096"/>
+            <w:shd w:val="clear" w:color="auto" w:fill="E7F1F8"/>
+            <w:tcMar>
+              <w:top w:w="50" w:type="dxa"/>
+              <w:bottom w:w="50" w:type="dxa"/>
+              <w:start w:w="140" w:type="dxa"/>
+              <w:end w:w="120" w:type="dxa"/>
+            </w:tcMar>
+            <w:vAlign w:val="center"/>
+            <w:tcBorders>
+              <w:top w:val="single" w:sz="4" w:color="E7F1F8"/>
+              <w:left w:val="single" w:sz="4" w:color="E7F1F8"/>
+              <w:bottom w:val="single" w:sz="4" w:color="E7F1F8"/>
+              <w:right w:val="single" w:sz="4" w:color="E7F1F8"/>
+            </w:tcBorders>
+          </w:tcPr>
+          <w:p>
+            <w:pPr>
+              <w:spacing w:after="0"/>
+            </w:pPr>
             <w:r/>
             <w:r>
               <w:rPr>
-                <w:sz w:val="18"/>
+                <w:rFonts w:ascii="Pretendard SemiBold" w:hAnsi="Pretendard SemiBold" w:eastAsia="Pretendard SemiBold" w:cs="Pretendard SemiBold"/>
+                <w:b/>
+                <w:i w:val="0"/>
+                <w:color w:val="1E4A6B"/>
+                <w:sz w:val="21"/>
+              </w:rPr>
+              <w:t>🌊 새벽 바다 미션 — 몸의 신호 3단계 (불안 다루기)</w:t>
+            </w:r>
+          </w:p>
+        </w:tc>
+      </w:tr>
+    </w:tbl>
+    <w:tbl>
+      <w:tblPr>
+        <w:tblW w:type="dxa" w:w="9746"/>
+        <w:tblLayout w:type="fixed"/>
+        <w:tblLook w:firstColumn="1" w:firstRow="1" w:lastColumn="0" w:lastRow="0" w:noHBand="0" w:noVBand="1" w:val="04A0"/>
+        <w:tblBorders>
+          <w:top w:val="nil"/>
+          <w:left w:val="nil"/>
+          <w:bottom w:val="nil"/>
+          <w:right w:val="nil"/>
+          <w:insideH w:val="nil"/>
+          <w:insideV w:val="nil"/>
+        </w:tblBorders>
+      </w:tblPr>
+      <w:tblGrid>
+        <w:gridCol w:w="1500"/>
+        <w:gridCol w:w="3300"/>
+        <w:gridCol w:w="4946"/>
+      </w:tblGrid>
+      <w:tr>
+        <w:tc>
+          <w:tcPr>
+            <w:tcW w:type="dxa" w:w="1500"/>
+            <w:shd w:val="clear" w:color="auto" w:fill="2E6F9E"/>
+            <w:tcMar>
+              <w:top w:w="70" w:type="dxa"/>
+              <w:bottom w:w="70" w:type="dxa"/>
+              <w:start w:w="120" w:type="dxa"/>
+              <w:end w:w="120" w:type="dxa"/>
+            </w:tcMar>
+            <w:vAlign w:val="center"/>
+            <w:tcBorders>
+              <w:top w:val="single" w:sz="6" w:color="FFFFFF"/>
+              <w:left w:val="single" w:sz="6" w:color="FFFFFF"/>
+              <w:bottom w:val="single" w:sz="6" w:color="FFFFFF"/>
+              <w:right w:val="single" w:sz="6" w:color="FFFFFF"/>
+            </w:tcBorders>
+          </w:tcPr>
+          <w:p>
+            <w:pPr>
+              <w:spacing w:after="0"/>
+              <w:jc w:val="center"/>
+            </w:pPr>
+            <w:r/>
+            <w:r>
+              <w:rPr>
+                <w:rFonts w:ascii="Pretendard SemiBold" w:hAnsi="Pretendard SemiBold" w:eastAsia="Pretendard SemiBold" w:cs="Pretendard SemiBold"/>
+                <w:b/>
+                <w:i w:val="0"/>
+                <w:color w:val="FFFFFF"/>
+                <w:sz w:val="17"/>
+              </w:rPr>
+              <w:t>단계</w:t>
+            </w:r>
+          </w:p>
+        </w:tc>
+        <w:tc>
+          <w:tcPr>
+            <w:tcW w:type="dxa" w:w="3300"/>
+            <w:shd w:val="clear" w:color="auto" w:fill="2E6F9E"/>
+            <w:tcMar>
+              <w:top w:w="70" w:type="dxa"/>
+              <w:bottom w:w="70" w:type="dxa"/>
+              <w:start w:w="120" w:type="dxa"/>
+              <w:end w:w="120" w:type="dxa"/>
+            </w:tcMar>
+            <w:vAlign w:val="center"/>
+            <w:tcBorders>
+              <w:top w:val="single" w:sz="6" w:color="FFFFFF"/>
+              <w:left w:val="single" w:sz="6" w:color="FFFFFF"/>
+              <w:bottom w:val="single" w:sz="6" w:color="FFFFFF"/>
+              <w:right w:val="single" w:sz="6" w:color="FFFFFF"/>
+            </w:tcBorders>
+          </w:tcPr>
+          <w:p>
+            <w:pPr>
+              <w:spacing w:after="0"/>
+              <w:jc w:val="center"/>
+            </w:pPr>
+            <w:r/>
+            <w:r>
+              <w:rPr>
+                <w:rFonts w:ascii="Pretendard SemiBold" w:hAnsi="Pretendard SemiBold" w:eastAsia="Pretendard SemiBold" w:cs="Pretendard SemiBold"/>
+                <w:b/>
+                <w:i w:val="0"/>
+                <w:color w:val="FFFFFF"/>
+                <w:sz w:val="17"/>
+              </w:rPr>
+              <w:t>내용</w:t>
+            </w:r>
+          </w:p>
+        </w:tc>
+        <w:tc>
+          <w:tcPr>
+            <w:tcW w:type="dxa" w:w="4946"/>
+            <w:shd w:val="clear" w:color="auto" w:fill="2E6F9E"/>
+            <w:tcMar>
+              <w:top w:w="70" w:type="dxa"/>
+              <w:bottom w:w="70" w:type="dxa"/>
+              <w:start w:w="120" w:type="dxa"/>
+              <w:end w:w="120" w:type="dxa"/>
+            </w:tcMar>
+            <w:vAlign w:val="center"/>
+            <w:tcBorders>
+              <w:top w:val="single" w:sz="6" w:color="FFFFFF"/>
+              <w:left w:val="single" w:sz="6" w:color="FFFFFF"/>
+              <w:bottom w:val="single" w:sz="6" w:color="FFFFFF"/>
+              <w:right w:val="single" w:sz="6" w:color="FFFFFF"/>
+            </w:tcBorders>
+          </w:tcPr>
+          <w:p>
+            <w:pPr>
+              <w:spacing w:after="0"/>
+              <w:jc w:val="center"/>
+            </w:pPr>
+            <w:r/>
+            <w:r>
+              <w:rPr>
+                <w:rFonts w:ascii="Pretendard SemiBold" w:hAnsi="Pretendard SemiBold" w:eastAsia="Pretendard SemiBold" w:cs="Pretendard SemiBold"/>
+                <w:b/>
+                <w:i w:val="0"/>
+                <w:color w:val="FFFFFF"/>
+                <w:sz w:val="17"/>
+              </w:rPr>
+              <w:t>나의 기록</w:t>
+            </w:r>
+          </w:p>
+        </w:tc>
+      </w:tr>
+      <w:tr>
+        <w:tc>
+          <w:tcPr>
+            <w:tcW w:type="dxa" w:w="1500"/>
+            <w:shd w:val="clear" w:color="auto" w:fill="E7F1F8"/>
+            <w:tcMar>
+              <w:top w:w="90" w:type="dxa"/>
+              <w:bottom w:w="90" w:type="dxa"/>
+              <w:start w:w="140" w:type="dxa"/>
+              <w:end w:w="120" w:type="dxa"/>
+            </w:tcMar>
+            <w:vAlign w:val="center"/>
+            <w:tcBorders>
+              <w:top w:val="single" w:sz="6" w:color="FFFFFF"/>
+              <w:left w:val="single" w:sz="6" w:color="FFFFFF"/>
+              <w:bottom w:val="single" w:sz="6" w:color="FFFFFF"/>
+              <w:right w:val="single" w:sz="6" w:color="FFFFFF"/>
+            </w:tcBorders>
+          </w:tcPr>
+          <w:p>
+            <w:pPr>
+              <w:spacing w:after="0"/>
+              <w:jc w:val="left"/>
+            </w:pPr>
+            <w:r/>
+            <w:r>
+              <w:rPr>
+                <w:rFonts w:ascii="Pretendard SemiBold" w:hAnsi="Pretendard SemiBold" w:eastAsia="Pretendard SemiBold" w:cs="Pretendard SemiBold"/>
+                <w:b/>
+                <w:i w:val="0"/>
+                <w:color w:val="1E4A6B"/>
+                <w:sz w:val="17"/>
               </w:rPr>
               <w:t>1. 몸의 신호</w:t>
             </w:r>
@@ -695,13 +2826,35 @@
         </w:tc>
         <w:tc>
           <w:tcPr>
-            <w:tcW w:type="dxa" w:w="4082"/>
+            <w:tcW w:type="dxa" w:w="3300"/>
+            <w:shd w:val="clear" w:color="auto" w:fill="E7F1F8"/>
+            <w:tcMar>
+              <w:top w:w="90" w:type="dxa"/>
+              <w:bottom w:w="90" w:type="dxa"/>
+              <w:start w:w="140" w:type="dxa"/>
+              <w:end w:w="120" w:type="dxa"/>
+            </w:tcMar>
+            <w:vAlign w:val="center"/>
+            <w:tcBorders>
+              <w:top w:val="single" w:sz="6" w:color="FFFFFF"/>
+              <w:left w:val="single" w:sz="6" w:color="FFFFFF"/>
+              <w:bottom w:val="single" w:sz="6" w:color="FFFFFF"/>
+              <w:right w:val="single" w:sz="6" w:color="FFFFFF"/>
+            </w:tcBorders>
           </w:tcPr>
           <w:p>
+            <w:pPr>
+              <w:spacing w:after="0"/>
+              <w:jc w:val="left"/>
+            </w:pPr>
             <w:r/>
             <w:r>
               <w:rPr>
-                <w:sz w:val="18"/>
+                <w:rFonts w:ascii="Pretendard" w:hAnsi="Pretendard" w:eastAsia="Pretendard" w:cs="Pretendard"/>
+                <w:b w:val="0"/>
+                <w:i w:val="0"/>
+                <w:color w:val="2B2B33"/>
+                <w:sz w:val="17"/>
               </w:rPr>
               <w:t>불안할 때 내 몸에 나타나는 것 (예: 심장 두근, 손에 땀)</w:t>
             </w:r>
@@ -709,13 +2862,35 @@
         </w:tc>
         <w:tc>
           <w:tcPr>
-            <w:tcW w:type="dxa" w:w="3402"/>
+            <w:tcW w:type="dxa" w:w="4946"/>
+            <w:shd w:val="clear" w:color="auto" w:fill="FFFFFF"/>
+            <w:tcMar>
+              <w:top w:w="90" w:type="dxa"/>
+              <w:bottom w:w="90" w:type="dxa"/>
+              <w:start w:w="140" w:type="dxa"/>
+              <w:end w:w="120" w:type="dxa"/>
+            </w:tcMar>
+            <w:vAlign w:val="center"/>
+            <w:tcBorders>
+              <w:top w:val="single" w:sz="6" w:color="FFFFFF"/>
+              <w:left w:val="single" w:sz="6" w:color="FFFFFF"/>
+              <w:bottom w:val="single" w:sz="6" w:color="FFFFFF"/>
+              <w:right w:val="single" w:sz="6" w:color="FFFFFF"/>
+            </w:tcBorders>
           </w:tcPr>
           <w:p>
+            <w:pPr>
+              <w:spacing w:after="0"/>
+              <w:jc w:val="left"/>
+            </w:pPr>
             <w:r/>
             <w:r>
               <w:rPr>
-                <w:sz w:val="18"/>
+                <w:rFonts w:ascii="Pretendard" w:hAnsi="Pretendard" w:eastAsia="Pretendard" w:cs="Pretendard"/>
+                <w:b w:val="0"/>
+                <w:i w:val="0"/>
+                <w:color w:val="2B2B33"/>
+                <w:sz w:val="17"/>
               </w:rPr>
             </w:r>
           </w:p>
@@ -724,13 +2899,35 @@
       <w:tr>
         <w:tc>
           <w:tcPr>
-            <w:tcW w:type="dxa" w:w="1587"/>
+            <w:tcW w:type="dxa" w:w="1500"/>
+            <w:shd w:val="clear" w:color="auto" w:fill="E7F1F8"/>
+            <w:tcMar>
+              <w:top w:w="90" w:type="dxa"/>
+              <w:bottom w:w="90" w:type="dxa"/>
+              <w:start w:w="140" w:type="dxa"/>
+              <w:end w:w="120" w:type="dxa"/>
+            </w:tcMar>
+            <w:vAlign w:val="center"/>
+            <w:tcBorders>
+              <w:top w:val="single" w:sz="6" w:color="FFFFFF"/>
+              <w:left w:val="single" w:sz="6" w:color="FFFFFF"/>
+              <w:bottom w:val="single" w:sz="6" w:color="FFFFFF"/>
+              <w:right w:val="single" w:sz="6" w:color="FFFFFF"/>
+            </w:tcBorders>
           </w:tcPr>
           <w:p>
+            <w:pPr>
+              <w:spacing w:after="0"/>
+              <w:jc w:val="left"/>
+            </w:pPr>
             <w:r/>
             <w:r>
               <w:rPr>
-                <w:sz w:val="18"/>
+                <w:rFonts w:ascii="Pretendard SemiBold" w:hAnsi="Pretendard SemiBold" w:eastAsia="Pretendard SemiBold" w:cs="Pretendard SemiBold"/>
+                <w:b/>
+                <w:i w:val="0"/>
+                <w:color w:val="1E4A6B"/>
+                <w:sz w:val="17"/>
               </w:rPr>
               <w:t>2. 이름 붙이기</w:t>
             </w:r>
@@ -738,13 +2935,35 @@
         </w:tc>
         <w:tc>
           <w:tcPr>
-            <w:tcW w:type="dxa" w:w="4082"/>
+            <w:tcW w:type="dxa" w:w="3300"/>
+            <w:shd w:val="clear" w:color="auto" w:fill="E7F1F8"/>
+            <w:tcMar>
+              <w:top w:w="90" w:type="dxa"/>
+              <w:bottom w:w="90" w:type="dxa"/>
+              <w:start w:w="140" w:type="dxa"/>
+              <w:end w:w="120" w:type="dxa"/>
+            </w:tcMar>
+            <w:vAlign w:val="center"/>
+            <w:tcBorders>
+              <w:top w:val="single" w:sz="6" w:color="FFFFFF"/>
+              <w:left w:val="single" w:sz="6" w:color="FFFFFF"/>
+              <w:bottom w:val="single" w:sz="6" w:color="FFFFFF"/>
+              <w:right w:val="single" w:sz="6" w:color="FFFFFF"/>
+            </w:tcBorders>
           </w:tcPr>
           <w:p>
+            <w:pPr>
+              <w:spacing w:after="0"/>
+              <w:jc w:val="left"/>
+            </w:pPr>
             <w:r/>
             <w:r>
               <w:rPr>
-                <w:sz w:val="18"/>
+                <w:rFonts w:ascii="Pretendard" w:hAnsi="Pretendard" w:eastAsia="Pretendard" w:cs="Pretendard"/>
+                <w:b w:val="0"/>
+                <w:i w:val="0"/>
+                <w:color w:val="2B2B33"/>
+                <w:sz w:val="17"/>
               </w:rPr>
               <w:t>그 두근거림의 진짜 이름 (긴장? 설렘? 초조함?)</w:t>
             </w:r>
@@ -752,13 +2971,35 @@
         </w:tc>
         <w:tc>
           <w:tcPr>
-            <w:tcW w:type="dxa" w:w="3402"/>
+            <w:tcW w:type="dxa" w:w="4946"/>
+            <w:shd w:val="clear" w:color="auto" w:fill="FFFFFF"/>
+            <w:tcMar>
+              <w:top w:w="90" w:type="dxa"/>
+              <w:bottom w:w="90" w:type="dxa"/>
+              <w:start w:w="140" w:type="dxa"/>
+              <w:end w:w="120" w:type="dxa"/>
+            </w:tcMar>
+            <w:vAlign w:val="center"/>
+            <w:tcBorders>
+              <w:top w:val="single" w:sz="6" w:color="FFFFFF"/>
+              <w:left w:val="single" w:sz="6" w:color="FFFFFF"/>
+              <w:bottom w:val="single" w:sz="6" w:color="FFFFFF"/>
+              <w:right w:val="single" w:sz="6" w:color="FFFFFF"/>
+            </w:tcBorders>
           </w:tcPr>
           <w:p>
+            <w:pPr>
+              <w:spacing w:after="0"/>
+              <w:jc w:val="left"/>
+            </w:pPr>
             <w:r/>
             <w:r>
               <w:rPr>
-                <w:sz w:val="18"/>
+                <w:rFonts w:ascii="Pretendard" w:hAnsi="Pretendard" w:eastAsia="Pretendard" w:cs="Pretendard"/>
+                <w:b w:val="0"/>
+                <w:i w:val="0"/>
+                <w:color w:val="2B2B33"/>
+                <w:sz w:val="17"/>
               </w:rPr>
             </w:r>
           </w:p>
@@ -767,13 +3008,35 @@
       <w:tr>
         <w:tc>
           <w:tcPr>
-            <w:tcW w:type="dxa" w:w="1587"/>
+            <w:tcW w:type="dxa" w:w="1500"/>
+            <w:shd w:val="clear" w:color="auto" w:fill="E7F1F8"/>
+            <w:tcMar>
+              <w:top w:w="90" w:type="dxa"/>
+              <w:bottom w:w="90" w:type="dxa"/>
+              <w:start w:w="140" w:type="dxa"/>
+              <w:end w:w="120" w:type="dxa"/>
+            </w:tcMar>
+            <w:vAlign w:val="center"/>
+            <w:tcBorders>
+              <w:top w:val="single" w:sz="6" w:color="FFFFFF"/>
+              <w:left w:val="single" w:sz="6" w:color="FFFFFF"/>
+              <w:bottom w:val="single" w:sz="6" w:color="FFFFFF"/>
+              <w:right w:val="single" w:sz="6" w:color="FFFFFF"/>
+            </w:tcBorders>
           </w:tcPr>
           <w:p>
+            <w:pPr>
+              <w:spacing w:after="0"/>
+              <w:jc w:val="left"/>
+            </w:pPr>
             <w:r/>
             <w:r>
               <w:rPr>
-                <w:sz w:val="18"/>
+                <w:rFonts w:ascii="Pretendard SemiBold" w:hAnsi="Pretendard SemiBold" w:eastAsia="Pretendard SemiBold" w:cs="Pretendard SemiBold"/>
+                <w:b/>
+                <w:i w:val="0"/>
+                <w:color w:val="1E4A6B"/>
+                <w:sz w:val="17"/>
               </w:rPr>
               <w:t>3. 나의 호흡</w:t>
             </w:r>
@@ -781,13 +3044,35 @@
         </w:tc>
         <w:tc>
           <w:tcPr>
-            <w:tcW w:type="dxa" w:w="4082"/>
+            <w:tcW w:type="dxa" w:w="3300"/>
+            <w:shd w:val="clear" w:color="auto" w:fill="E7F1F8"/>
+            <w:tcMar>
+              <w:top w:w="90" w:type="dxa"/>
+              <w:bottom w:w="90" w:type="dxa"/>
+              <w:start w:w="140" w:type="dxa"/>
+              <w:end w:w="120" w:type="dxa"/>
+            </w:tcMar>
+            <w:vAlign w:val="center"/>
+            <w:tcBorders>
+              <w:top w:val="single" w:sz="6" w:color="FFFFFF"/>
+              <w:left w:val="single" w:sz="6" w:color="FFFFFF"/>
+              <w:bottom w:val="single" w:sz="6" w:color="FFFFFF"/>
+              <w:right w:val="single" w:sz="6" w:color="FFFFFF"/>
+            </w:tcBorders>
           </w:tcPr>
           <w:p>
+            <w:pPr>
+              <w:spacing w:after="0"/>
+              <w:jc w:val="left"/>
+            </w:pPr>
             <w:r/>
             <w:r>
               <w:rPr>
-                <w:sz w:val="18"/>
+                <w:rFonts w:ascii="Pretendard" w:hAnsi="Pretendard" w:eastAsia="Pretendard" w:cs="Pretendard"/>
+                <w:b w:val="0"/>
+                <w:i w:val="0"/>
+                <w:color w:val="2B2B33"/>
+                <w:sz w:val="17"/>
               </w:rPr>
               <w:t>그 순간 내가 쓸 조절 방법 한 가지</w:t>
             </w:r>
@@ -795,13 +3080,35 @@
         </w:tc>
         <w:tc>
           <w:tcPr>
-            <w:tcW w:type="dxa" w:w="3402"/>
+            <w:tcW w:type="dxa" w:w="4946"/>
+            <w:shd w:val="clear" w:color="auto" w:fill="FFFFFF"/>
+            <w:tcMar>
+              <w:top w:w="90" w:type="dxa"/>
+              <w:bottom w:w="90" w:type="dxa"/>
+              <w:start w:w="140" w:type="dxa"/>
+              <w:end w:w="120" w:type="dxa"/>
+            </w:tcMar>
+            <w:vAlign w:val="center"/>
+            <w:tcBorders>
+              <w:top w:val="single" w:sz="6" w:color="FFFFFF"/>
+              <w:left w:val="single" w:sz="6" w:color="FFFFFF"/>
+              <w:bottom w:val="single" w:sz="6" w:color="FFFFFF"/>
+              <w:right w:val="single" w:sz="6" w:color="FFFFFF"/>
+            </w:tcBorders>
           </w:tcPr>
           <w:p>
+            <w:pPr>
+              <w:spacing w:after="0"/>
+              <w:jc w:val="left"/>
+            </w:pPr>
             <w:r/>
             <w:r>
               <w:rPr>
-                <w:sz w:val="18"/>
+                <w:rFonts w:ascii="Pretendard" w:hAnsi="Pretendard" w:eastAsia="Pretendard" w:cs="Pretendard"/>
+                <w:b w:val="0"/>
+                <w:i w:val="0"/>
+                <w:color w:val="2B2B33"/>
+                <w:sz w:val="17"/>
               </w:rPr>
             </w:r>
           </w:p>
@@ -809,41 +3116,269 @@
       </w:tr>
     </w:tbl>
     <w:p>
+      <w:pPr>
+        <w:spacing w:before="0" w:after="0"/>
+      </w:pPr>
       <w:r>
         <w:rPr>
-          <w:b/>
-          <w:color w:val="1F9E6E"/>
-          <w:sz w:val="26"/>
+          <w:sz w:val="16"/>
         </w:rPr>
-        <w:t>🏮 노을 등불 골목 미션 — 친구 마음 읽기 (타인 이해)</w:t>
+        <w:t xml:space="preserve"> </w:t>
       </w:r>
     </w:p>
+    <w:tbl>
+      <w:tblPr>
+        <w:tblW w:type="dxa" w:w="9746"/>
+        <w:tblLayout w:type="fixed"/>
+        <w:tblLook w:firstColumn="1" w:firstRow="1" w:lastColumn="0" w:lastRow="0" w:noHBand="0" w:noVBand="1" w:val="04A0"/>
+        <w:tblBorders>
+          <w:top w:val="nil"/>
+          <w:left w:val="nil"/>
+          <w:bottom w:val="nil"/>
+          <w:right w:val="nil"/>
+          <w:insideH w:val="nil"/>
+          <w:insideV w:val="nil"/>
+        </w:tblBorders>
+      </w:tblPr>
+      <w:tblGrid>
+        <w:gridCol w:w="650"/>
+        <w:gridCol w:w="9096"/>
+      </w:tblGrid>
+      <w:tr>
+        <w:tc>
+          <w:tcPr>
+            <w:tcW w:type="dxa" w:w="650"/>
+            <w:shd w:val="clear" w:color="auto" w:fill="FBEEE3"/>
+            <w:tcMar>
+              <w:top w:w="50" w:type="dxa"/>
+              <w:bottom w:w="50" w:type="dxa"/>
+              <w:start w:w="120" w:type="dxa"/>
+              <w:end w:w="120" w:type="dxa"/>
+            </w:tcMar>
+            <w:tcBorders>
+              <w:top w:val="single" w:sz="4" w:color="FBEEE3"/>
+              <w:left w:val="single" w:sz="4" w:color="FBEEE3"/>
+              <w:bottom w:val="single" w:sz="4" w:color="FBEEE3"/>
+              <w:right w:val="single" w:sz="4" w:color="FBEEE3"/>
+            </w:tcBorders>
+          </w:tcPr>
+          <w:p>
+            <w:pPr>
+              <w:jc w:val="center"/>
+            </w:pPr>
+            <w:r>
+              <w:drawing>
+                <wp:inline xmlns:a="http://schemas.openxmlformats.org/drawingml/2006/main" xmlns:pic="http://schemas.openxmlformats.org/drawingml/2006/picture">
+                  <wp:extent cx="329184" cy="422031"/>
+                  <wp:docPr id="9" name="Picture 9"/>
+                  <wp:cNvGraphicFramePr>
+                    <a:graphicFrameLocks noChangeAspect="1"/>
+                  </wp:cNvGraphicFramePr>
+                  <a:graphic>
+                    <a:graphicData uri="http://schemas.openxmlformats.org/drawingml/2006/picture">
+                      <pic:pic>
+                        <pic:nvPicPr>
+                          <pic:cNvPr id="0" name="lantern.png"/>
+                          <pic:cNvPicPr/>
+                        </pic:nvPicPr>
+                        <pic:blipFill>
+                          <a:blip r:embed="rId17"/>
+                          <a:stretch>
+                            <a:fillRect/>
+                          </a:stretch>
+                        </pic:blipFill>
+                        <pic:spPr>
+                          <a:xfrm>
+                            <a:off x="0" y="0"/>
+                            <a:ext cx="329184" cy="422031"/>
+                          </a:xfrm>
+                          <a:prstGeom prst="rect"/>
+                        </pic:spPr>
+                      </pic:pic>
+                    </a:graphicData>
+                  </a:graphic>
+                </wp:inline>
+              </w:drawing>
+            </w:r>
+          </w:p>
+        </w:tc>
+        <w:tc>
+          <w:tcPr>
+            <w:tcW w:type="dxa" w:w="9096"/>
+            <w:shd w:val="clear" w:color="auto" w:fill="FBEEE3"/>
+            <w:tcMar>
+              <w:top w:w="50" w:type="dxa"/>
+              <w:bottom w:w="50" w:type="dxa"/>
+              <w:start w:w="140" w:type="dxa"/>
+              <w:end w:w="120" w:type="dxa"/>
+            </w:tcMar>
+            <w:vAlign w:val="center"/>
+            <w:tcBorders>
+              <w:top w:val="single" w:sz="4" w:color="FBEEE3"/>
+              <w:left w:val="single" w:sz="4" w:color="FBEEE3"/>
+              <w:bottom w:val="single" w:sz="4" w:color="FBEEE3"/>
+              <w:right w:val="single" w:sz="4" w:color="FBEEE3"/>
+            </w:tcBorders>
+          </w:tcPr>
+          <w:p>
+            <w:pPr>
+              <w:spacing w:after="0"/>
+            </w:pPr>
+            <w:r/>
+            <w:r>
+              <w:rPr>
+                <w:rFonts w:ascii="Pretendard SemiBold" w:hAnsi="Pretendard SemiBold" w:eastAsia="Pretendard SemiBold" w:cs="Pretendard SemiBold"/>
+                <w:b/>
+                <w:i w:val="0"/>
+                <w:color w:val="8A3E1B"/>
+                <w:sz w:val="21"/>
+              </w:rPr>
+              <w:t>🏮 노을 등불 골목 미션 — 친구 마음 읽기 (타인 이해)</w:t>
+            </w:r>
+          </w:p>
+        </w:tc>
+      </w:tr>
+    </w:tbl>
     <w:p>
+      <w:pPr>
+        <w:keepNext w:val="0"/>
+        <w:spacing w:before="80" w:after="80"/>
+      </w:pPr>
       <w:r>
+        <w:rPr>
+          <w:rFonts w:ascii="Pretendard" w:hAnsi="Pretendard" w:eastAsia="Pretendard" w:cs="Pretendard"/>
+          <w:b w:val="0"/>
+          <w:i/>
+          <w:color w:val="7A7A85"/>
+          <w:sz w:val="17"/>
+        </w:rPr>
         <w:t>요즘 마음이 궁금한 친구 한 명을 떠올려보세요. (이름은 쓰지 않아도 됩니다)</w:t>
       </w:r>
     </w:p>
     <w:tbl>
       <w:tblPr>
-        <w:tblStyle w:val="TableGrid"/>
-        <w:tblW w:type="auto" w:w="0"/>
-        <w:jc w:val="center"/>
+        <w:tblW w:type="dxa" w:w="9746"/>
+        <w:tblLayout w:type="fixed"/>
         <w:tblLook w:firstColumn="1" w:firstRow="1" w:lastColumn="0" w:lastRow="0" w:noHBand="0" w:noVBand="1" w:val="04A0"/>
+        <w:tblBorders>
+          <w:top w:val="nil"/>
+          <w:left w:val="nil"/>
+          <w:bottom w:val="nil"/>
+          <w:right w:val="nil"/>
+          <w:insideH w:val="nil"/>
+          <w:insideV w:val="nil"/>
+        </w:tblBorders>
       </w:tblPr>
       <w:tblGrid>
-        <w:gridCol w:w="4320"/>
-        <w:gridCol w:w="4320"/>
+        <w:gridCol w:w="4093"/>
+        <w:gridCol w:w="5653"/>
       </w:tblGrid>
       <w:tr>
         <w:tc>
           <w:tcPr>
-            <w:tcW w:type="dxa" w:w="3402"/>
+            <w:tcW w:type="dxa" w:w="4093"/>
+            <w:shd w:val="clear" w:color="auto" w:fill="BD5A2C"/>
+            <w:tcMar>
+              <w:top w:w="70" w:type="dxa"/>
+              <w:bottom w:w="70" w:type="dxa"/>
+              <w:start w:w="120" w:type="dxa"/>
+              <w:end w:w="120" w:type="dxa"/>
+            </w:tcMar>
+            <w:vAlign w:val="center"/>
+            <w:tcBorders>
+              <w:top w:val="single" w:sz="6" w:color="FFFFFF"/>
+              <w:left w:val="single" w:sz="6" w:color="FFFFFF"/>
+              <w:bottom w:val="single" w:sz="6" w:color="FFFFFF"/>
+              <w:right w:val="single" w:sz="6" w:color="FFFFFF"/>
+            </w:tcBorders>
           </w:tcPr>
           <w:p>
+            <w:pPr>
+              <w:spacing w:after="0"/>
+              <w:jc w:val="center"/>
+            </w:pPr>
             <w:r/>
             <w:r>
               <w:rPr>
-                <w:sz w:val="18"/>
+                <w:rFonts w:ascii="Pretendard SemiBold" w:hAnsi="Pretendard SemiBold" w:eastAsia="Pretendard SemiBold" w:cs="Pretendard SemiBold"/>
+                <w:b/>
+                <w:i w:val="0"/>
+                <w:color w:val="FFFFFF"/>
+                <w:sz w:val="17"/>
+              </w:rPr>
+              <w:t>질문</w:t>
+            </w:r>
+          </w:p>
+        </w:tc>
+        <w:tc>
+          <w:tcPr>
+            <w:tcW w:type="dxa" w:w="5653"/>
+            <w:shd w:val="clear" w:color="auto" w:fill="BD5A2C"/>
+            <w:tcMar>
+              <w:top w:w="70" w:type="dxa"/>
+              <w:bottom w:w="70" w:type="dxa"/>
+              <w:start w:w="120" w:type="dxa"/>
+              <w:end w:w="120" w:type="dxa"/>
+            </w:tcMar>
+            <w:vAlign w:val="center"/>
+            <w:tcBorders>
+              <w:top w:val="single" w:sz="6" w:color="FFFFFF"/>
+              <w:left w:val="single" w:sz="6" w:color="FFFFFF"/>
+              <w:bottom w:val="single" w:sz="6" w:color="FFFFFF"/>
+              <w:right w:val="single" w:sz="6" w:color="FFFFFF"/>
+            </w:tcBorders>
+          </w:tcPr>
+          <w:p>
+            <w:pPr>
+              <w:spacing w:after="0"/>
+              <w:jc w:val="center"/>
+            </w:pPr>
+            <w:r/>
+            <w:r>
+              <w:rPr>
+                <w:rFonts w:ascii="Pretendard SemiBold" w:hAnsi="Pretendard SemiBold" w:eastAsia="Pretendard SemiBold" w:cs="Pretendard SemiBold"/>
+                <w:b/>
+                <w:i w:val="0"/>
+                <w:color w:val="FFFFFF"/>
+                <w:sz w:val="17"/>
+              </w:rPr>
+              <w:t>나의 기록</w:t>
+            </w:r>
+          </w:p>
+        </w:tc>
+      </w:tr>
+      <w:tr>
+        <w:tc>
+          <w:tcPr>
+            <w:tcW w:type="dxa" w:w="4093"/>
+            <w:shd w:val="clear" w:color="auto" w:fill="FBEEE3"/>
+            <w:tcMar>
+              <w:top w:w="90" w:type="dxa"/>
+              <w:bottom w:w="90" w:type="dxa"/>
+              <w:start w:w="140" w:type="dxa"/>
+              <w:end w:w="120" w:type="dxa"/>
+            </w:tcMar>
+            <w:vAlign w:val="center"/>
+            <w:tcBorders>
+              <w:top w:val="single" w:sz="6" w:color="FFFFFF"/>
+              <w:left w:val="single" w:sz="6" w:color="FFFFFF"/>
+              <w:bottom w:val="single" w:sz="6" w:color="FFFFFF"/>
+              <w:right w:val="single" w:sz="6" w:color="FFFFFF"/>
+            </w:tcBorders>
+          </w:tcPr>
+          <w:p>
+            <w:pPr>
+              <w:spacing w:after="0"/>
+              <w:jc w:val="left"/>
+            </w:pPr>
+            <w:r/>
+            <w:r>
+              <w:rPr>
+                <w:rFonts w:ascii="Pretendard SemiBold" w:hAnsi="Pretendard SemiBold" w:eastAsia="Pretendard SemiBold" w:cs="Pretendard SemiBold"/>
+                <w:b/>
+                <w:i w:val="0"/>
+                <w:color w:val="8A3E1B"/>
+                <w:sz w:val="17"/>
               </w:rPr>
               <w:t>내가 본 모습(행동·표정)</w:t>
             </w:r>
@@ -851,13 +3386,35 @@
         </w:tc>
         <w:tc>
           <w:tcPr>
-            <w:tcW w:type="dxa" w:w="5669"/>
+            <w:tcW w:type="dxa" w:w="5653"/>
+            <w:shd w:val="clear" w:color="auto" w:fill="FFFFFF"/>
+            <w:tcMar>
+              <w:top w:w="90" w:type="dxa"/>
+              <w:bottom w:w="90" w:type="dxa"/>
+              <w:start w:w="140" w:type="dxa"/>
+              <w:end w:w="120" w:type="dxa"/>
+            </w:tcMar>
+            <w:vAlign w:val="center"/>
+            <w:tcBorders>
+              <w:top w:val="single" w:sz="6" w:color="FFFFFF"/>
+              <w:left w:val="single" w:sz="6" w:color="FFFFFF"/>
+              <w:bottom w:val="single" w:sz="6" w:color="FFFFFF"/>
+              <w:right w:val="single" w:sz="6" w:color="FFFFFF"/>
+            </w:tcBorders>
           </w:tcPr>
           <w:p>
+            <w:pPr>
+              <w:spacing w:after="0"/>
+              <w:jc w:val="left"/>
+            </w:pPr>
             <w:r/>
             <w:r>
               <w:rPr>
-                <w:sz w:val="18"/>
+                <w:rFonts w:ascii="Pretendard" w:hAnsi="Pretendard" w:eastAsia="Pretendard" w:cs="Pretendard"/>
+                <w:b w:val="0"/>
+                <w:i w:val="0"/>
+                <w:color w:val="2B2B33"/>
+                <w:sz w:val="17"/>
               </w:rPr>
             </w:r>
           </w:p>
@@ -866,13 +3423,35 @@
       <w:tr>
         <w:tc>
           <w:tcPr>
-            <w:tcW w:type="dxa" w:w="3402"/>
+            <w:tcW w:type="dxa" w:w="4093"/>
+            <w:shd w:val="clear" w:color="auto" w:fill="FBEEE3"/>
+            <w:tcMar>
+              <w:top w:w="90" w:type="dxa"/>
+              <w:bottom w:w="90" w:type="dxa"/>
+              <w:start w:w="140" w:type="dxa"/>
+              <w:end w:w="120" w:type="dxa"/>
+            </w:tcMar>
+            <w:vAlign w:val="center"/>
+            <w:tcBorders>
+              <w:top w:val="single" w:sz="6" w:color="FFFFFF"/>
+              <w:left w:val="single" w:sz="6" w:color="FFFFFF"/>
+              <w:bottom w:val="single" w:sz="6" w:color="FFFFFF"/>
+              <w:right w:val="single" w:sz="6" w:color="FFFFFF"/>
+            </w:tcBorders>
           </w:tcPr>
           <w:p>
+            <w:pPr>
+              <w:spacing w:after="0"/>
+              <w:jc w:val="left"/>
+            </w:pPr>
             <w:r/>
             <w:r>
               <w:rPr>
-                <w:sz w:val="18"/>
+                <w:rFonts w:ascii="Pretendard SemiBold" w:hAnsi="Pretendard SemiBold" w:eastAsia="Pretendard SemiBold" w:cs="Pretendard SemiBold"/>
+                <w:b/>
+                <w:i w:val="0"/>
+                <w:color w:val="8A3E1B"/>
+                <w:sz w:val="17"/>
               </w:rPr>
               <w:t>그 친구의 마음, 나의 추측</w:t>
             </w:r>
@@ -880,13 +3459,35 @@
         </w:tc>
         <w:tc>
           <w:tcPr>
-            <w:tcW w:type="dxa" w:w="5669"/>
+            <w:tcW w:type="dxa" w:w="5653"/>
+            <w:shd w:val="clear" w:color="auto" w:fill="FFFFFF"/>
+            <w:tcMar>
+              <w:top w:w="90" w:type="dxa"/>
+              <w:bottom w:w="90" w:type="dxa"/>
+              <w:start w:w="140" w:type="dxa"/>
+              <w:end w:w="120" w:type="dxa"/>
+            </w:tcMar>
+            <w:vAlign w:val="center"/>
+            <w:tcBorders>
+              <w:top w:val="single" w:sz="6" w:color="FFFFFF"/>
+              <w:left w:val="single" w:sz="6" w:color="FFFFFF"/>
+              <w:bottom w:val="single" w:sz="6" w:color="FFFFFF"/>
+              <w:right w:val="single" w:sz="6" w:color="FFFFFF"/>
+            </w:tcBorders>
           </w:tcPr>
           <w:p>
+            <w:pPr>
+              <w:spacing w:after="0"/>
+              <w:jc w:val="left"/>
+            </w:pPr>
             <w:r/>
             <w:r>
               <w:rPr>
-                <w:sz w:val="18"/>
+                <w:rFonts w:ascii="Pretendard" w:hAnsi="Pretendard" w:eastAsia="Pretendard" w:cs="Pretendard"/>
+                <w:b w:val="0"/>
+                <w:i w:val="0"/>
+                <w:color w:val="2B2B33"/>
+                <w:sz w:val="17"/>
               </w:rPr>
             </w:r>
           </w:p>
@@ -895,29 +3496,87 @@
       <w:tr>
         <w:tc>
           <w:tcPr>
-            <w:tcW w:type="dxa" w:w="3402"/>
+            <w:tcW w:type="dxa" w:w="4093"/>
+            <w:shd w:val="clear" w:color="auto" w:fill="FBEEE3"/>
+            <w:tcMar>
+              <w:top w:w="90" w:type="dxa"/>
+              <w:bottom w:w="90" w:type="dxa"/>
+              <w:start w:w="140" w:type="dxa"/>
+              <w:end w:w="120" w:type="dxa"/>
+            </w:tcMar>
+            <w:vAlign w:val="center"/>
+            <w:tcBorders>
+              <w:top w:val="single" w:sz="6" w:color="FFFFFF"/>
+              <w:left w:val="single" w:sz="6" w:color="FFFFFF"/>
+              <w:bottom w:val="single" w:sz="6" w:color="FFFFFF"/>
+              <w:right w:val="single" w:sz="6" w:color="FFFFFF"/>
+            </w:tcBorders>
           </w:tcPr>
           <w:p>
+            <w:pPr>
+              <w:spacing w:after="0"/>
+              <w:jc w:val="left"/>
+            </w:pPr>
             <w:r/>
             <w:r>
               <w:rPr>
-                <w:sz w:val="18"/>
+                <w:rFonts w:ascii="Pretendard SemiBold" w:hAnsi="Pretendard SemiBold" w:eastAsia="Pretendard SemiBold" w:cs="Pretendard SemiBold"/>
+                <w:b/>
+                <w:i w:val="0"/>
+                <w:color w:val="8A3E1B"/>
+                <w:sz w:val="17"/>
               </w:rPr>
               <w:t>단정하지 않고 '확인'하는 나의 한마디</w:t>
-              <w:br/>
+            </w:r>
+          </w:p>
+          <w:p>
+            <w:pPr>
+              <w:spacing w:after="0"/>
+              <w:jc w:val="left"/>
+            </w:pPr>
+            <w:r>
+              <w:rPr>
+                <w:rFonts w:ascii="Pretendard SemiBold" w:hAnsi="Pretendard SemiBold" w:eastAsia="Pretendard SemiBold" w:cs="Pretendard SemiBold"/>
+                <w:b/>
+                <w:i w:val="0"/>
+                <w:color w:val="8A3E1B"/>
+                <w:sz w:val="17"/>
+              </w:rPr>
               <w:t>(예: "요즘 어때? 무슨 일 있어?")</w:t>
             </w:r>
           </w:p>
         </w:tc>
         <w:tc>
           <w:tcPr>
-            <w:tcW w:type="dxa" w:w="5669"/>
+            <w:tcW w:type="dxa" w:w="5653"/>
+            <w:shd w:val="clear" w:color="auto" w:fill="FFFFFF"/>
+            <w:tcMar>
+              <w:top w:w="90" w:type="dxa"/>
+              <w:bottom w:w="90" w:type="dxa"/>
+              <w:start w:w="140" w:type="dxa"/>
+              <w:end w:w="120" w:type="dxa"/>
+            </w:tcMar>
+            <w:vAlign w:val="center"/>
+            <w:tcBorders>
+              <w:top w:val="single" w:sz="6" w:color="FFFFFF"/>
+              <w:left w:val="single" w:sz="6" w:color="FFFFFF"/>
+              <w:bottom w:val="single" w:sz="6" w:color="FFFFFF"/>
+              <w:right w:val="single" w:sz="6" w:color="FFFFFF"/>
+            </w:tcBorders>
           </w:tcPr>
           <w:p>
+            <w:pPr>
+              <w:spacing w:after="0"/>
+              <w:jc w:val="left"/>
+            </w:pPr>
             <w:r/>
             <w:r>
               <w:rPr>
-                <w:sz w:val="18"/>
+                <w:rFonts w:ascii="Pretendard" w:hAnsi="Pretendard" w:eastAsia="Pretendard" w:cs="Pretendard"/>
+                <w:b w:val="0"/>
+                <w:i w:val="0"/>
+                <w:color w:val="2B2B33"/>
+                <w:sz w:val="17"/>
               </w:rPr>
             </w:r>
           </w:p>
@@ -925,52 +3584,305 @@
       </w:tr>
     </w:tbl>
     <w:p>
+      <w:pPr>
+        <w:spacing w:before="0" w:after="0"/>
+      </w:pPr>
       <w:r>
         <w:rPr>
-          <w:b/>
-          <w:color w:val="1F9E6E"/>
-          <w:sz w:val="26"/>
+          <w:sz w:val="16"/>
         </w:rPr>
-        <w:t>🌆 도시의 밤 미션 — 내가 켤 수 있는 불빛 하나 (공동체)</w:t>
+        <w:t xml:space="preserve"> </w:t>
       </w:r>
     </w:p>
     <w:tbl>
       <w:tblPr>
-        <w:tblStyle w:val="TableGrid"/>
-        <w:tblW w:type="auto" w:w="0"/>
-        <w:jc w:val="center"/>
+        <w:tblW w:type="dxa" w:w="9746"/>
+        <w:tblLayout w:type="fixed"/>
         <w:tblLook w:firstColumn="1" w:firstRow="1" w:lastColumn="0" w:lastRow="0" w:noHBand="0" w:noVBand="1" w:val="04A0"/>
+        <w:tblBorders>
+          <w:top w:val="nil"/>
+          <w:left w:val="nil"/>
+          <w:bottom w:val="nil"/>
+          <w:right w:val="nil"/>
+          <w:insideH w:val="nil"/>
+          <w:insideV w:val="nil"/>
+        </w:tblBorders>
       </w:tblPr>
       <w:tblGrid>
-        <w:gridCol w:w="4320"/>
-        <w:gridCol w:w="4320"/>
+        <w:gridCol w:w="650"/>
+        <w:gridCol w:w="9096"/>
       </w:tblGrid>
       <w:tr>
         <w:tc>
           <w:tcPr>
-            <w:tcW w:type="dxa" w:w="3402"/>
+            <w:tcW w:type="dxa" w:w="650"/>
+            <w:shd w:val="clear" w:color="auto" w:fill="EEEAF9"/>
+            <w:tcMar>
+              <w:top w:w="50" w:type="dxa"/>
+              <w:bottom w:w="50" w:type="dxa"/>
+              <w:start w:w="120" w:type="dxa"/>
+              <w:end w:w="120" w:type="dxa"/>
+            </w:tcMar>
+            <w:tcBorders>
+              <w:top w:val="single" w:sz="4" w:color="EEEAF9"/>
+              <w:left w:val="single" w:sz="4" w:color="EEEAF9"/>
+              <w:bottom w:val="single" w:sz="4" w:color="EEEAF9"/>
+              <w:right w:val="single" w:sz="4" w:color="EEEAF9"/>
+            </w:tcBorders>
           </w:tcPr>
           <w:p>
+            <w:pPr>
+              <w:jc w:val="center"/>
+            </w:pPr>
+            <w:r>
+              <w:drawing>
+                <wp:inline xmlns:a="http://schemas.openxmlformats.org/drawingml/2006/main" xmlns:pic="http://schemas.openxmlformats.org/drawingml/2006/picture">
+                  <wp:extent cx="329184" cy="422031"/>
+                  <wp:docPr id="10" name="Picture 10"/>
+                  <wp:cNvGraphicFramePr>
+                    <a:graphicFrameLocks noChangeAspect="1"/>
+                  </wp:cNvGraphicFramePr>
+                  <a:graphic>
+                    <a:graphicData uri="http://schemas.openxmlformats.org/drawingml/2006/picture">
+                      <pic:pic>
+                        <pic:nvPicPr>
+                          <pic:cNvPr id="0" name="lamp.png"/>
+                          <pic:cNvPicPr/>
+                        </pic:nvPicPr>
+                        <pic:blipFill>
+                          <a:blip r:embed="rId18"/>
+                          <a:stretch>
+                            <a:fillRect/>
+                          </a:stretch>
+                        </pic:blipFill>
+                        <pic:spPr>
+                          <a:xfrm>
+                            <a:off x="0" y="0"/>
+                            <a:ext cx="329184" cy="422031"/>
+                          </a:xfrm>
+                          <a:prstGeom prst="rect"/>
+                        </pic:spPr>
+                      </pic:pic>
+                    </a:graphicData>
+                  </a:graphic>
+                </wp:inline>
+              </w:drawing>
+            </w:r>
+          </w:p>
+        </w:tc>
+        <w:tc>
+          <w:tcPr>
+            <w:tcW w:type="dxa" w:w="9096"/>
+            <w:shd w:val="clear" w:color="auto" w:fill="EEEAF9"/>
+            <w:tcMar>
+              <w:top w:w="50" w:type="dxa"/>
+              <w:bottom w:w="50" w:type="dxa"/>
+              <w:start w:w="140" w:type="dxa"/>
+              <w:end w:w="120" w:type="dxa"/>
+            </w:tcMar>
+            <w:vAlign w:val="center"/>
+            <w:tcBorders>
+              <w:top w:val="single" w:sz="4" w:color="EEEAF9"/>
+              <w:left w:val="single" w:sz="4" w:color="EEEAF9"/>
+              <w:bottom w:val="single" w:sz="4" w:color="EEEAF9"/>
+              <w:right w:val="single" w:sz="4" w:color="EEEAF9"/>
+            </w:tcBorders>
+          </w:tcPr>
+          <w:p>
+            <w:pPr>
+              <w:spacing w:after="0"/>
+            </w:pPr>
             <w:r/>
             <w:r>
               <w:rPr>
-                <w:sz w:val="18"/>
+                <w:rFonts w:ascii="Pretendard SemiBold" w:hAnsi="Pretendard SemiBold" w:eastAsia="Pretendard SemiBold" w:cs="Pretendard SemiBold"/>
+                <w:b/>
+                <w:i w:val="0"/>
+                <w:color w:val="3D3170"/>
+                <w:sz w:val="21"/>
+              </w:rPr>
+              <w:t>🌆 도시의 밤 미션 — 내가 켤 수 있는 불빛 하나 (공동체)</w:t>
+            </w:r>
+          </w:p>
+        </w:tc>
+      </w:tr>
+    </w:tbl>
+    <w:tbl>
+      <w:tblPr>
+        <w:tblW w:type="dxa" w:w="9746"/>
+        <w:tblLayout w:type="fixed"/>
+        <w:tblLook w:firstColumn="1" w:firstRow="1" w:lastColumn="0" w:lastRow="0" w:noHBand="0" w:noVBand="1" w:val="04A0"/>
+        <w:tblBorders>
+          <w:top w:val="nil"/>
+          <w:left w:val="nil"/>
+          <w:bottom w:val="nil"/>
+          <w:right w:val="nil"/>
+          <w:insideH w:val="nil"/>
+          <w:insideV w:val="nil"/>
+        </w:tblBorders>
+      </w:tblPr>
+      <w:tblGrid>
+        <w:gridCol w:w="4093"/>
+        <w:gridCol w:w="5653"/>
+      </w:tblGrid>
+      <w:tr>
+        <w:tc>
+          <w:tcPr>
+            <w:tcW w:type="dxa" w:w="4093"/>
+            <w:shd w:val="clear" w:color="auto" w:fill="5B4B9E"/>
+            <w:tcMar>
+              <w:top w:w="70" w:type="dxa"/>
+              <w:bottom w:w="70" w:type="dxa"/>
+              <w:start w:w="120" w:type="dxa"/>
+              <w:end w:w="120" w:type="dxa"/>
+            </w:tcMar>
+            <w:vAlign w:val="center"/>
+            <w:tcBorders>
+              <w:top w:val="single" w:sz="6" w:color="FFFFFF"/>
+              <w:left w:val="single" w:sz="6" w:color="FFFFFF"/>
+              <w:bottom w:val="single" w:sz="6" w:color="FFFFFF"/>
+              <w:right w:val="single" w:sz="6" w:color="FFFFFF"/>
+            </w:tcBorders>
+          </w:tcPr>
+          <w:p>
+            <w:pPr>
+              <w:spacing w:after="0"/>
+              <w:jc w:val="center"/>
+            </w:pPr>
+            <w:r/>
+            <w:r>
+              <w:rPr>
+                <w:rFonts w:ascii="Pretendard SemiBold" w:hAnsi="Pretendard SemiBold" w:eastAsia="Pretendard SemiBold" w:cs="Pretendard SemiBold"/>
+                <w:b/>
+                <w:i w:val="0"/>
+                <w:color w:val="FFFFFF"/>
+                <w:sz w:val="17"/>
+              </w:rPr>
+              <w:t>질문</w:t>
+            </w:r>
+          </w:p>
+        </w:tc>
+        <w:tc>
+          <w:tcPr>
+            <w:tcW w:type="dxa" w:w="5653"/>
+            <w:shd w:val="clear" w:color="auto" w:fill="5B4B9E"/>
+            <w:tcMar>
+              <w:top w:w="70" w:type="dxa"/>
+              <w:bottom w:w="70" w:type="dxa"/>
+              <w:start w:w="120" w:type="dxa"/>
+              <w:end w:w="120" w:type="dxa"/>
+            </w:tcMar>
+            <w:vAlign w:val="center"/>
+            <w:tcBorders>
+              <w:top w:val="single" w:sz="6" w:color="FFFFFF"/>
+              <w:left w:val="single" w:sz="6" w:color="FFFFFF"/>
+              <w:bottom w:val="single" w:sz="6" w:color="FFFFFF"/>
+              <w:right w:val="single" w:sz="6" w:color="FFFFFF"/>
+            </w:tcBorders>
+          </w:tcPr>
+          <w:p>
+            <w:pPr>
+              <w:spacing w:after="0"/>
+              <w:jc w:val="center"/>
+            </w:pPr>
+            <w:r/>
+            <w:r>
+              <w:rPr>
+                <w:rFonts w:ascii="Pretendard SemiBold" w:hAnsi="Pretendard SemiBold" w:eastAsia="Pretendard SemiBold" w:cs="Pretendard SemiBold"/>
+                <w:b/>
+                <w:i w:val="0"/>
+                <w:color w:val="FFFFFF"/>
+                <w:sz w:val="17"/>
+              </w:rPr>
+              <w:t>나의 기록</w:t>
+            </w:r>
+          </w:p>
+        </w:tc>
+      </w:tr>
+      <w:tr>
+        <w:tc>
+          <w:tcPr>
+            <w:tcW w:type="dxa" w:w="4093"/>
+            <w:shd w:val="clear" w:color="auto" w:fill="EEEAF9"/>
+            <w:tcMar>
+              <w:top w:w="90" w:type="dxa"/>
+              <w:bottom w:w="90" w:type="dxa"/>
+              <w:start w:w="140" w:type="dxa"/>
+              <w:end w:w="120" w:type="dxa"/>
+            </w:tcMar>
+            <w:vAlign w:val="center"/>
+            <w:tcBorders>
+              <w:top w:val="single" w:sz="6" w:color="FFFFFF"/>
+              <w:left w:val="single" w:sz="6" w:color="FFFFFF"/>
+              <w:bottom w:val="single" w:sz="6" w:color="FFFFFF"/>
+              <w:right w:val="single" w:sz="6" w:color="FFFFFF"/>
+            </w:tcBorders>
+          </w:tcPr>
+          <w:p>
+            <w:pPr>
+              <w:spacing w:after="0"/>
+              <w:jc w:val="left"/>
+            </w:pPr>
+            <w:r/>
+            <w:r>
+              <w:rPr>
+                <w:rFonts w:ascii="Pretendard SemiBold" w:hAnsi="Pretendard SemiBold" w:eastAsia="Pretendard SemiBold" w:cs="Pretendard SemiBold"/>
+                <w:b/>
+                <w:i w:val="0"/>
+                <w:color w:val="3D3170"/>
+                <w:sz w:val="17"/>
               </w:rPr>
               <w:t>우리 반에서 이번 주에 실천할</w:t>
-              <w:br/>
+            </w:r>
+          </w:p>
+          <w:p>
+            <w:pPr>
+              <w:spacing w:after="0"/>
+              <w:jc w:val="left"/>
+            </w:pPr>
+            <w:r>
+              <w:rPr>
+                <w:rFonts w:ascii="Pretendard SemiBold" w:hAnsi="Pretendard SemiBold" w:eastAsia="Pretendard SemiBold" w:cs="Pretendard SemiBold"/>
+                <w:b/>
+                <w:i w:val="0"/>
+                <w:color w:val="3D3170"/>
+                <w:sz w:val="17"/>
+              </w:rPr>
               <w:t>'작은 용기' 한 가지</w:t>
             </w:r>
           </w:p>
         </w:tc>
         <w:tc>
           <w:tcPr>
-            <w:tcW w:type="dxa" w:w="5669"/>
+            <w:tcW w:type="dxa" w:w="5653"/>
+            <w:shd w:val="clear" w:color="auto" w:fill="FFFFFF"/>
+            <w:tcMar>
+              <w:top w:w="90" w:type="dxa"/>
+              <w:bottom w:w="90" w:type="dxa"/>
+              <w:start w:w="140" w:type="dxa"/>
+              <w:end w:w="120" w:type="dxa"/>
+            </w:tcMar>
+            <w:vAlign w:val="center"/>
+            <w:tcBorders>
+              <w:top w:val="single" w:sz="6" w:color="FFFFFF"/>
+              <w:left w:val="single" w:sz="6" w:color="FFFFFF"/>
+              <w:bottom w:val="single" w:sz="6" w:color="FFFFFF"/>
+              <w:right w:val="single" w:sz="6" w:color="FFFFFF"/>
+            </w:tcBorders>
           </w:tcPr>
           <w:p>
+            <w:pPr>
+              <w:spacing w:after="0"/>
+              <w:jc w:val="left"/>
+            </w:pPr>
             <w:r/>
             <w:r>
               <w:rPr>
-                <w:sz w:val="18"/>
+                <w:rFonts w:ascii="Pretendard" w:hAnsi="Pretendard" w:eastAsia="Pretendard" w:cs="Pretendard"/>
+                <w:b w:val="0"/>
+                <w:i w:val="0"/>
+                <w:color w:val="2B2B33"/>
+                <w:sz w:val="17"/>
               </w:rPr>
             </w:r>
           </w:p>
@@ -979,13 +3891,35 @@
       <w:tr>
         <w:tc>
           <w:tcPr>
-            <w:tcW w:type="dxa" w:w="3402"/>
+            <w:tcW w:type="dxa" w:w="4093"/>
+            <w:shd w:val="clear" w:color="auto" w:fill="EEEAF9"/>
+            <w:tcMar>
+              <w:top w:w="90" w:type="dxa"/>
+              <w:bottom w:w="90" w:type="dxa"/>
+              <w:start w:w="140" w:type="dxa"/>
+              <w:end w:w="120" w:type="dxa"/>
+            </w:tcMar>
+            <w:vAlign w:val="center"/>
+            <w:tcBorders>
+              <w:top w:val="single" w:sz="6" w:color="FFFFFF"/>
+              <w:left w:val="single" w:sz="6" w:color="FFFFFF"/>
+              <w:bottom w:val="single" w:sz="6" w:color="FFFFFF"/>
+              <w:right w:val="single" w:sz="6" w:color="FFFFFF"/>
+            </w:tcBorders>
           </w:tcPr>
           <w:p>
+            <w:pPr>
+              <w:spacing w:after="0"/>
+              <w:jc w:val="left"/>
+            </w:pPr>
             <w:r/>
             <w:r>
               <w:rPr>
-                <w:sz w:val="18"/>
+                <w:rFonts w:ascii="Pretendard SemiBold" w:hAnsi="Pretendard SemiBold" w:eastAsia="Pretendard SemiBold" w:cs="Pretendard SemiBold"/>
+                <w:b/>
+                <w:i w:val="0"/>
+                <w:color w:val="3D3170"/>
+                <w:sz w:val="17"/>
               </w:rPr>
               <w:t>그 순간 예상되는 나의 머뭇거림</w:t>
             </w:r>
@@ -993,13 +3927,35 @@
         </w:tc>
         <w:tc>
           <w:tcPr>
-            <w:tcW w:type="dxa" w:w="5669"/>
+            <w:tcW w:type="dxa" w:w="5653"/>
+            <w:shd w:val="clear" w:color="auto" w:fill="FFFFFF"/>
+            <w:tcMar>
+              <w:top w:w="90" w:type="dxa"/>
+              <w:bottom w:w="90" w:type="dxa"/>
+              <w:start w:w="140" w:type="dxa"/>
+              <w:end w:w="120" w:type="dxa"/>
+            </w:tcMar>
+            <w:vAlign w:val="center"/>
+            <w:tcBorders>
+              <w:top w:val="single" w:sz="6" w:color="FFFFFF"/>
+              <w:left w:val="single" w:sz="6" w:color="FFFFFF"/>
+              <w:bottom w:val="single" w:sz="6" w:color="FFFFFF"/>
+              <w:right w:val="single" w:sz="6" w:color="FFFFFF"/>
+            </w:tcBorders>
           </w:tcPr>
           <w:p>
+            <w:pPr>
+              <w:spacing w:after="0"/>
+              <w:jc w:val="left"/>
+            </w:pPr>
             <w:r/>
             <w:r>
               <w:rPr>
-                <w:sz w:val="18"/>
+                <w:rFonts w:ascii="Pretendard" w:hAnsi="Pretendard" w:eastAsia="Pretendard" w:cs="Pretendard"/>
+                <w:b w:val="0"/>
+                <w:i w:val="0"/>
+                <w:color w:val="2B2B33"/>
+                <w:sz w:val="17"/>
               </w:rPr>
             </w:r>
           </w:p>
@@ -1008,29 +3964,87 @@
       <w:tr>
         <w:tc>
           <w:tcPr>
-            <w:tcW w:type="dxa" w:w="3402"/>
+            <w:tcW w:type="dxa" w:w="4093"/>
+            <w:shd w:val="clear" w:color="auto" w:fill="EEEAF9"/>
+            <w:tcMar>
+              <w:top w:w="90" w:type="dxa"/>
+              <w:bottom w:w="90" w:type="dxa"/>
+              <w:start w:w="140" w:type="dxa"/>
+              <w:end w:w="120" w:type="dxa"/>
+            </w:tcMar>
+            <w:vAlign w:val="center"/>
+            <w:tcBorders>
+              <w:top w:val="single" w:sz="6" w:color="FFFFFF"/>
+              <w:left w:val="single" w:sz="6" w:color="FFFFFF"/>
+              <w:bottom w:val="single" w:sz="6" w:color="FFFFFF"/>
+              <w:right w:val="single" w:sz="6" w:color="FFFFFF"/>
+            </w:tcBorders>
           </w:tcPr>
           <w:p>
+            <w:pPr>
+              <w:spacing w:after="0"/>
+              <w:jc w:val="left"/>
+            </w:pPr>
             <w:r/>
             <w:r>
               <w:rPr>
-                <w:sz w:val="18"/>
+                <w:rFonts w:ascii="Pretendard SemiBold" w:hAnsi="Pretendard SemiBold" w:eastAsia="Pretendard SemiBold" w:cs="Pretendard SemiBold"/>
+                <w:b/>
+                <w:i w:val="0"/>
+                <w:color w:val="3D3170"/>
+                <w:sz w:val="17"/>
               </w:rPr>
               <w:t>머뭇거림에게 건넬 문장</w:t>
-              <w:br/>
+            </w:r>
+          </w:p>
+          <w:p>
+            <w:pPr>
+              <w:spacing w:after="0"/>
+              <w:jc w:val="left"/>
+            </w:pPr>
+            <w:r>
+              <w:rPr>
+                <w:rFonts w:ascii="Pretendard SemiBold" w:hAnsi="Pretendard SemiBold" w:eastAsia="Pretendard SemiBold" w:cs="Pretendard SemiBold"/>
+                <w:b/>
+                <w:i w:val="0"/>
+                <w:color w:val="3D3170"/>
+                <w:sz w:val="17"/>
+              </w:rPr>
               <w:t>(예: "그 누군가가 나일 수 있어")</w:t>
             </w:r>
           </w:p>
         </w:tc>
         <w:tc>
           <w:tcPr>
-            <w:tcW w:type="dxa" w:w="5669"/>
+            <w:tcW w:type="dxa" w:w="5653"/>
+            <w:shd w:val="clear" w:color="auto" w:fill="FFFFFF"/>
+            <w:tcMar>
+              <w:top w:w="90" w:type="dxa"/>
+              <w:bottom w:w="90" w:type="dxa"/>
+              <w:start w:w="140" w:type="dxa"/>
+              <w:end w:w="120" w:type="dxa"/>
+            </w:tcMar>
+            <w:vAlign w:val="center"/>
+            <w:tcBorders>
+              <w:top w:val="single" w:sz="6" w:color="FFFFFF"/>
+              <w:left w:val="single" w:sz="6" w:color="FFFFFF"/>
+              <w:bottom w:val="single" w:sz="6" w:color="FFFFFF"/>
+              <w:right w:val="single" w:sz="6" w:color="FFFFFF"/>
+            </w:tcBorders>
           </w:tcPr>
           <w:p>
+            <w:pPr>
+              <w:spacing w:after="0"/>
+              <w:jc w:val="left"/>
+            </w:pPr>
             <w:r/>
             <w:r>
               <w:rPr>
-                <w:sz w:val="18"/>
+                <w:rFonts w:ascii="Pretendard" w:hAnsi="Pretendard" w:eastAsia="Pretendard" w:cs="Pretendard"/>
+                <w:b w:val="0"/>
+                <w:i w:val="0"/>
+                <w:color w:val="2B2B33"/>
+                <w:sz w:val="17"/>
               </w:rPr>
             </w:r>
           </w:p>
@@ -1039,31 +4053,130 @@
     </w:tbl>
     <w:p>
       <w:pPr>
+        <w:spacing w:before="0" w:after="0"/>
+      </w:pPr>
+      <w:r>
+        <w:rPr>
+          <w:sz w:val="16"/>
+        </w:rPr>
+        <w:t xml:space="preserve"> </w:t>
+      </w:r>
+    </w:p>
+    <w:tbl>
+      <w:tblPr>
+        <w:tblW w:type="dxa" w:w="9746"/>
+        <w:tblLayout w:type="fixed"/>
+        <w:tblLook w:firstColumn="1" w:firstRow="1" w:lastColumn="0" w:lastRow="0" w:noHBand="0" w:noVBand="1" w:val="04A0"/>
+        <w:tblBorders>
+          <w:top w:val="nil"/>
+          <w:left w:val="nil"/>
+          <w:bottom w:val="nil"/>
+          <w:right w:val="nil"/>
+          <w:insideH w:val="nil"/>
+          <w:insideV w:val="nil"/>
+        </w:tblBorders>
+      </w:tblPr>
+      <w:tblGrid>
+        <w:gridCol w:w="9746"/>
+      </w:tblGrid>
+      <w:tr>
+        <w:tc>
+          <w:tcPr>
+            <w:tcW w:type="dxa" w:w="9746"/>
+            <w:shd w:val="clear" w:color="auto" w:fill="FBF3E3"/>
+            <w:tcBorders>
+              <w:top w:val="nil"/>
+              <w:left w:val="single" w:sz="4" w:color="F0DFAE"/>
+              <w:bottom w:val="nil"/>
+              <w:right w:val="nil"/>
+            </w:tcBorders>
+            <w:tcMar>
+              <w:top w:w="90" w:type="dxa"/>
+              <w:bottom w:w="90" w:type="dxa"/>
+              <w:start w:w="180" w:type="dxa"/>
+              <w:end w:w="180" w:type="dxa"/>
+            </w:tcMar>
+          </w:tcPr>
+          <w:p>
+            <w:r/>
+            <w:r>
+              <w:rPr>
+                <w:rFonts w:ascii="Pretendard" w:hAnsi="Pretendard" w:eastAsia="Pretendard" w:cs="Pretendard"/>
+                <w:b w:val="0"/>
+                <w:i w:val="0"/>
+                <w:color w:val="6B5A2C"/>
+                <w:sz w:val="18"/>
+              </w:rPr>
+              <w:t xml:space="preserve">✏️  내가 겪은 상황으로 게임 문항을 만들고 싶다면 → </w:t>
+            </w:r>
+            <w:r>
+              <w:rPr>
+                <w:rFonts w:ascii="Pretendard SemiBold" w:hAnsi="Pretendard SemiBold" w:eastAsia="Pretendard SemiBold" w:cs="Pretendard SemiBold"/>
+                <w:b/>
+                <w:i w:val="0"/>
+                <w:color w:val="8A6A1C"/>
+                <w:sz w:val="18"/>
+              </w:rPr>
+              <w:t>결과 화면의 '우리 반 갈림길 문항 제안하기'!</w:t>
+            </w:r>
+          </w:p>
+        </w:tc>
+      </w:tr>
+    </w:tbl>
+    <w:p>
+      <w:pPr>
+        <w:keepNext w:val="0"/>
+        <w:spacing w:before="200" w:after="0"/>
         <w:jc w:val="center"/>
       </w:pPr>
       <w:r>
-        <w:rPr>
-          <w:color w:val="C22E6E"/>
-          <w:sz w:val="19"/>
-        </w:rPr>
-        <w:t>✏️ 내가 겪은 상황으로 게임 문항을 만들고 싶다면 → 결과 화면의 '우리 반 갈림길 문항 제안하기'!</w:t>
+        <w:drawing>
+          <wp:inline xmlns:a="http://schemas.openxmlformats.org/drawingml/2006/main" xmlns:pic="http://schemas.openxmlformats.org/drawingml/2006/picture">
+            <wp:extent cx="201168" cy="201168"/>
+            <wp:docPr id="11" name="Picture 11"/>
+            <wp:cNvGraphicFramePr>
+              <a:graphicFrameLocks noChangeAspect="1"/>
+            </wp:cNvGraphicFramePr>
+            <a:graphic>
+              <a:graphicData uri="http://schemas.openxmlformats.org/drawingml/2006/picture">
+                <pic:pic>
+                  <pic:nvPicPr>
+                    <pic:cNvPr id="0" name="moon.png"/>
+                    <pic:cNvPicPr/>
+                  </pic:nvPicPr>
+                  <pic:blipFill>
+                    <a:blip r:embed="rId14"/>
+                    <a:stretch>
+                      <a:fillRect/>
+                    </a:stretch>
+                  </pic:blipFill>
+                  <pic:spPr>
+                    <a:xfrm>
+                      <a:off x="0" y="0"/>
+                      <a:ext cx="201168" cy="201168"/>
+                    </a:xfrm>
+                    <a:prstGeom prst="rect"/>
+                  </pic:spPr>
+                </pic:pic>
+              </a:graphicData>
+            </a:graphic>
+          </wp:inline>
+        </w:drawing>
       </w:r>
-    </w:p>
-    <w:p>
-      <w:pPr>
-        <w:jc w:val="center"/>
-      </w:pPr>
       <w:r>
         <w:rPr>
-          <w:color w:val="666E7A"/>
+          <w:rFonts w:ascii="Pretendard Medium" w:hAnsi="Pretendard Medium" w:eastAsia="Pretendard Medium" w:cs="Pretendard Medium"/>
+          <w:b w:val="0"/>
+          <w:i w:val="0"/>
+          <w:color w:val="7A7A85"/>
           <w:sz w:val="18"/>
         </w:rPr>
-        <w:t>LevLab Yeol · 마음건강 SEL</w:t>
+        <w:t xml:space="preserve">   LevLab Yeol · 마음건강 SEL</w:t>
       </w:r>
     </w:p>
     <w:sectPr>
-      <w:pgSz w:w="12240" w:h="15840"/>
-      <w:pgMar w:top="1440" w:right="1800" w:bottom="1440" w:left="1800" w:header="720" w:footer="720" w:gutter="0"/>
+      <w:pgSz w:w="11906" w:h="16838"/>
+      <w:pgMar w:top="1080" w:right="1080" w:bottom="1080" w:left="1080" w:header="720" w:footer="720" w:gutter="0"/>
       <w:cols w:space="720"/>
       <w:docGrid w:linePitch="360"/>
     </w:sectPr>
@@ -1435,7 +4548,7 @@
     <w:qFormat/>
     <w:rsid w:val="00FC693F"/>
     <w:rPr>
-      <w:rFonts w:ascii="맑은 고딕" w:hAnsi="맑은 고딕" w:eastAsia="맑은 고딕"/>
+      <w:rFonts w:ascii="Pretendard" w:hAnsi="Pretendard" w:eastAsia="Pretendard"/>
       <w:sz w:val="21"/>
     </w:rPr>
   </w:style>
